--- a/Desarrollo.docx
+++ b/Desarrollo.docx
@@ -17,7 +17,7 @@
       </w:pPr>
       <w:r>
         <w:rPr>
-          <w:rFonts w:ascii="Segoe UI Emoji" w:eastAsia="Times New Roman" w:hAnsi="Segoe UI Emoji" w:cs="Segoe UI Emoji"/>
+          <w:rFonts w:ascii="Segoe UI Emoji" w:hAnsi="Segoe UI Emoji" w:eastAsia="Times New Roman" w:cs="Segoe UI Emoji"/>
           <w:b/>
           <w:bCs/>
           <w:kern w:val="36"/>
@@ -97,7 +97,7 @@
       </w:pPr>
       <w:r>
         <w:rPr>
-          <w:rFonts w:ascii="Segoe UI Emoji" w:eastAsia="Times New Roman" w:hAnsi="Segoe UI Emoji" w:cs="Segoe UI Emoji"/>
+          <w:rFonts w:ascii="Segoe UI Emoji" w:hAnsi="Segoe UI Emoji" w:eastAsia="Times New Roman" w:cs="Segoe UI Emoji"/>
           <w:b/>
           <w:bCs/>
           <w:kern w:val="36"/>
@@ -822,7 +822,7 @@
       </w:pPr>
       <w:r>
         <w:rPr>
-          <w:rFonts w:ascii="Segoe UI Emoji" w:eastAsia="Times New Roman" w:hAnsi="Segoe UI Emoji" w:cs="Segoe UI Emoji"/>
+          <w:rFonts w:ascii="Segoe UI Emoji" w:hAnsi="Segoe UI Emoji" w:eastAsia="Times New Roman" w:cs="Segoe UI Emoji"/>
           <w:b/>
           <w:bCs/>
           <w:kern w:val="36"/>
@@ -1089,7 +1089,7 @@
       </w:pPr>
       <w:r>
         <w:rPr>
-          <w:rFonts w:ascii="Segoe UI Emoji" w:eastAsia="Times New Roman" w:hAnsi="Segoe UI Emoji" w:cs="Segoe UI Emoji"/>
+          <w:rFonts w:ascii="Segoe UI Emoji" w:hAnsi="Segoe UI Emoji" w:eastAsia="Times New Roman" w:cs="Segoe UI Emoji"/>
           <w:b/>
           <w:bCs/>
           <w:kern w:val="36"/>
@@ -1346,7 +1346,7 @@
       </w:pPr>
       <w:r>
         <w:rPr>
-          <w:rFonts w:ascii="Segoe UI Emoji" w:eastAsia="Times New Roman" w:hAnsi="Segoe UI Emoji" w:cs="Segoe UI Emoji"/>
+          <w:rFonts w:ascii="Segoe UI Emoji" w:hAnsi="Segoe UI Emoji" w:eastAsia="Times New Roman" w:cs="Segoe UI Emoji"/>
           <w:b/>
           <w:bCs/>
           <w:kern w:val="36"/>
@@ -1903,7 +1903,7 @@
       </w:pPr>
       <w:r>
         <w:rPr>
-          <w:rFonts w:ascii="Segoe UI Emoji" w:eastAsia="Times New Roman" w:hAnsi="Segoe UI Emoji" w:cs="Segoe UI Emoji"/>
+          <w:rFonts w:ascii="Segoe UI Emoji" w:hAnsi="Segoe UI Emoji" w:eastAsia="Times New Roman" w:cs="Segoe UI Emoji"/>
           <w:b/>
           <w:bCs/>
           <w:kern w:val="36"/>
@@ -2129,7 +2129,7 @@
       </w:pPr>
       <w:r>
         <w:rPr>
-          <w:rFonts w:ascii="Segoe UI Emoji" w:eastAsia="Times New Roman" w:hAnsi="Segoe UI Emoji" w:cs="Segoe UI Emoji"/>
+          <w:rFonts w:ascii="Segoe UI Emoji" w:hAnsi="Segoe UI Emoji" w:eastAsia="Times New Roman" w:cs="Segoe UI Emoji"/>
           <w:b/>
           <w:bCs/>
           <w:kern w:val="36"/>
@@ -2466,7 +2466,7 @@
       </w:pPr>
       <w:r>
         <w:rPr>
-          <w:rFonts w:ascii="Segoe UI Emoji" w:eastAsia="Times New Roman" w:hAnsi="Segoe UI Emoji" w:cs="Segoe UI Emoji"/>
+          <w:rFonts w:ascii="Segoe UI Emoji" w:hAnsi="Segoe UI Emoji" w:eastAsia="Times New Roman" w:cs="Segoe UI Emoji"/>
           <w:b/>
           <w:bCs/>
           <w:kern w:val="36"/>
@@ -2653,7 +2653,7 @@
       </w:pPr>
       <w:r>
         <w:rPr>
-          <w:rFonts w:ascii="Segoe UI Emoji" w:eastAsia="Times New Roman" w:hAnsi="Segoe UI Emoji" w:cs="Segoe UI Emoji"/>
+          <w:rFonts w:ascii="Segoe UI Emoji" w:hAnsi="Segoe UI Emoji" w:eastAsia="Times New Roman" w:cs="Segoe UI Emoji"/>
           <w:b/>
           <w:bCs/>
           <w:kern w:val="36"/>
@@ -3716,8 +3716,4064 @@
       </w:r>
     </w:p>
     <w:p/>
+    <w:p>
+      <w:r>
+        <w:rPr/>
+        <w:t>--------------------------------------------</w:t>
+      </w:r>
+    </w:p>
+    <w:p>
+      <w:r>
+        <w:rPr/>
+        <w:t>21/4</w:t>
+      </w:r>
+    </w:p>
+    <w:p>
+      <w:pPr>
+        <w:pStyle w:val="Ttulo1"/>
+        <w:spacing w:before="322" w:beforeAutospacing="off" w:after="322" w:afterAutospacing="off"/>
+      </w:pPr>
+      <w:r>
+        <w:rPr>
+          <w:rFonts w:ascii="Aptos" w:hAnsi="Aptos" w:eastAsia="Aptos" w:cs="Aptos"/>
+          <w:b w:val="1"/>
+          <w:bCs w:val="1"/>
+          <w:noProof w:val="0"/>
+          <w:sz w:val="48"/>
+          <w:szCs w:val="48"/>
+          <w:lang w:val="es-AR"/>
+        </w:rPr>
+        <w:t>🌟 1) Qué hicimos hasta ahora (estado real del proyecto)</w:t>
+      </w:r>
+    </w:p>
+    <w:p>
+      <w:pPr>
+        <w:pStyle w:val="Ttulo3"/>
+        <w:spacing w:before="281" w:beforeAutospacing="off" w:after="281" w:afterAutospacing="off"/>
+      </w:pPr>
+      <w:r>
+        <w:rPr>
+          <w:rFonts w:ascii="Aptos" w:hAnsi="Aptos" w:eastAsia="Aptos" w:cs="Aptos"/>
+          <w:b w:val="1"/>
+          <w:bCs w:val="1"/>
+          <w:noProof w:val="0"/>
+          <w:sz w:val="28"/>
+          <w:szCs w:val="28"/>
+          <w:lang w:val="es-AR"/>
+        </w:rPr>
+        <w:t>✔ Infraestructura técnica</w:t>
+      </w:r>
+    </w:p>
+    <w:p>
+      <w:pPr>
+        <w:pStyle w:val="Prrafodelista"/>
+        <w:numPr>
+          <w:ilvl w:val="0"/>
+          <w:numId w:val="15"/>
+        </w:numPr>
+        <w:spacing w:before="240" w:beforeAutospacing="off" w:after="240" w:afterAutospacing="off"/>
+        <w:rPr>
+          <w:rFonts w:ascii="Aptos" w:hAnsi="Aptos" w:eastAsia="Aptos" w:cs="Aptos"/>
+          <w:noProof w:val="0"/>
+          <w:sz w:val="24"/>
+          <w:szCs w:val="24"/>
+          <w:lang w:val="es-AR"/>
+        </w:rPr>
+      </w:pPr>
+      <w:r>
+        <w:rPr>
+          <w:rFonts w:ascii="Aptos" w:hAnsi="Aptos" w:eastAsia="Aptos" w:cs="Aptos"/>
+          <w:noProof w:val="0"/>
+          <w:sz w:val="24"/>
+          <w:szCs w:val="24"/>
+          <w:lang w:val="es-AR"/>
+        </w:rPr>
+        <w:t>Proyecto Firebase creado correctamente</w:t>
+      </w:r>
+    </w:p>
+    <w:p>
+      <w:pPr>
+        <w:pStyle w:val="Prrafodelista"/>
+        <w:numPr>
+          <w:ilvl w:val="0"/>
+          <w:numId w:val="15"/>
+        </w:numPr>
+        <w:spacing w:before="240" w:beforeAutospacing="off" w:after="240" w:afterAutospacing="off"/>
+        <w:rPr>
+          <w:rFonts w:ascii="Aptos" w:hAnsi="Aptos" w:eastAsia="Aptos" w:cs="Aptos"/>
+          <w:noProof w:val="0"/>
+          <w:sz w:val="24"/>
+          <w:szCs w:val="24"/>
+          <w:lang w:val="es-AR"/>
+        </w:rPr>
+      </w:pPr>
+      <w:r>
+        <w:rPr>
+          <w:rFonts w:ascii="Aptos" w:hAnsi="Aptos" w:eastAsia="Aptos" w:cs="Aptos"/>
+          <w:noProof w:val="0"/>
+          <w:sz w:val="24"/>
+          <w:szCs w:val="24"/>
+          <w:lang w:val="es-AR"/>
+        </w:rPr>
+        <w:t>Firestore funcionando</w:t>
+      </w:r>
+    </w:p>
+    <w:p>
+      <w:pPr>
+        <w:pStyle w:val="Prrafodelista"/>
+        <w:numPr>
+          <w:ilvl w:val="0"/>
+          <w:numId w:val="15"/>
+        </w:numPr>
+        <w:spacing w:before="240" w:beforeAutospacing="off" w:after="240" w:afterAutospacing="off"/>
+        <w:rPr>
+          <w:rFonts w:ascii="Aptos" w:hAnsi="Aptos" w:eastAsia="Aptos" w:cs="Aptos"/>
+          <w:noProof w:val="0"/>
+          <w:sz w:val="24"/>
+          <w:szCs w:val="24"/>
+          <w:lang w:val="es-AR"/>
+        </w:rPr>
+      </w:pPr>
+      <w:r>
+        <w:rPr>
+          <w:rFonts w:ascii="Aptos" w:hAnsi="Aptos" w:eastAsia="Aptos" w:cs="Aptos"/>
+          <w:noProof w:val="0"/>
+          <w:sz w:val="24"/>
+          <w:szCs w:val="24"/>
+          <w:lang w:val="es-AR"/>
+        </w:rPr>
+        <w:t>Authentication funcionando</w:t>
+      </w:r>
+    </w:p>
+    <w:p>
+      <w:pPr>
+        <w:pStyle w:val="Prrafodelista"/>
+        <w:numPr>
+          <w:ilvl w:val="0"/>
+          <w:numId w:val="15"/>
+        </w:numPr>
+        <w:spacing w:before="240" w:beforeAutospacing="off" w:after="240" w:afterAutospacing="off"/>
+        <w:rPr>
+          <w:rFonts w:ascii="Aptos" w:hAnsi="Aptos" w:eastAsia="Aptos" w:cs="Aptos"/>
+          <w:noProof w:val="0"/>
+          <w:sz w:val="24"/>
+          <w:szCs w:val="24"/>
+          <w:lang w:val="es-AR"/>
+        </w:rPr>
+      </w:pPr>
+      <w:r>
+        <w:rPr>
+          <w:rFonts w:ascii="Aptos" w:hAnsi="Aptos" w:eastAsia="Aptos" w:cs="Aptos"/>
+          <w:noProof w:val="0"/>
+          <w:sz w:val="24"/>
+          <w:szCs w:val="24"/>
+          <w:lang w:val="es-AR"/>
+        </w:rPr>
+        <w:t>Storage creado correctamente</w:t>
+      </w:r>
+    </w:p>
+    <w:p>
+      <w:pPr>
+        <w:pStyle w:val="Prrafodelista"/>
+        <w:numPr>
+          <w:ilvl w:val="0"/>
+          <w:numId w:val="15"/>
+        </w:numPr>
+        <w:spacing w:before="240" w:beforeAutospacing="off" w:after="240" w:afterAutospacing="off"/>
+        <w:rPr>
+          <w:rFonts w:ascii="Aptos" w:hAnsi="Aptos" w:eastAsia="Aptos" w:cs="Aptos"/>
+          <w:noProof w:val="0"/>
+          <w:sz w:val="24"/>
+          <w:szCs w:val="24"/>
+          <w:lang w:val="es-AR"/>
+        </w:rPr>
+      </w:pPr>
+      <w:r>
+        <w:rPr>
+          <w:rFonts w:ascii="Aptos" w:hAnsi="Aptos" w:eastAsia="Aptos" w:cs="Aptos"/>
+          <w:noProof w:val="0"/>
+          <w:sz w:val="24"/>
+          <w:szCs w:val="24"/>
+          <w:lang w:val="es-AR"/>
+        </w:rPr>
+        <w:t>CORS aplicado</w:t>
+      </w:r>
+    </w:p>
+    <w:p>
+      <w:pPr>
+        <w:pStyle w:val="Prrafodelista"/>
+        <w:numPr>
+          <w:ilvl w:val="0"/>
+          <w:numId w:val="15"/>
+        </w:numPr>
+        <w:spacing w:before="240" w:beforeAutospacing="off" w:after="240" w:afterAutospacing="off"/>
+        <w:rPr>
+          <w:rFonts w:ascii="Aptos" w:hAnsi="Aptos" w:eastAsia="Aptos" w:cs="Aptos"/>
+          <w:noProof w:val="0"/>
+          <w:sz w:val="24"/>
+          <w:szCs w:val="24"/>
+          <w:lang w:val="es-AR"/>
+        </w:rPr>
+      </w:pPr>
+      <w:r>
+        <w:rPr>
+          <w:rFonts w:ascii="Aptos" w:hAnsi="Aptos" w:eastAsia="Aptos" w:cs="Aptos"/>
+          <w:noProof w:val="0"/>
+          <w:sz w:val="24"/>
+          <w:szCs w:val="24"/>
+          <w:lang w:val="es-AR"/>
+        </w:rPr>
+        <w:t>Reglas de Storage funcionando</w:t>
+      </w:r>
+    </w:p>
+    <w:p>
+      <w:pPr>
+        <w:pStyle w:val="Prrafodelista"/>
+        <w:numPr>
+          <w:ilvl w:val="0"/>
+          <w:numId w:val="15"/>
+        </w:numPr>
+        <w:spacing w:before="240" w:beforeAutospacing="off" w:after="240" w:afterAutospacing="off"/>
+        <w:rPr>
+          <w:rFonts w:ascii="Aptos" w:hAnsi="Aptos" w:eastAsia="Aptos" w:cs="Aptos"/>
+          <w:noProof w:val="0"/>
+          <w:sz w:val="24"/>
+          <w:szCs w:val="24"/>
+          <w:lang w:val="es-AR"/>
+        </w:rPr>
+      </w:pPr>
+      <w:r>
+        <w:rPr>
+          <w:rFonts w:ascii="Aptos" w:hAnsi="Aptos" w:eastAsia="Aptos" w:cs="Aptos"/>
+          <w:noProof w:val="0"/>
+          <w:sz w:val="24"/>
+          <w:szCs w:val="24"/>
+          <w:lang w:val="es-AR"/>
+        </w:rPr>
+        <w:t>Uploader de logo funcionando</w:t>
+      </w:r>
+    </w:p>
+    <w:p>
+      <w:pPr>
+        <w:pStyle w:val="Prrafodelista"/>
+        <w:numPr>
+          <w:ilvl w:val="0"/>
+          <w:numId w:val="15"/>
+        </w:numPr>
+        <w:spacing w:before="240" w:beforeAutospacing="off" w:after="240" w:afterAutospacing="off"/>
+        <w:rPr>
+          <w:rFonts w:ascii="Aptos" w:hAnsi="Aptos" w:eastAsia="Aptos" w:cs="Aptos"/>
+          <w:noProof w:val="0"/>
+          <w:sz w:val="24"/>
+          <w:szCs w:val="24"/>
+          <w:lang w:val="es-AR"/>
+        </w:rPr>
+      </w:pPr>
+      <w:r>
+        <w:rPr>
+          <w:rFonts w:ascii="Aptos" w:hAnsi="Aptos" w:eastAsia="Aptos" w:cs="Aptos"/>
+          <w:noProof w:val="0"/>
+          <w:sz w:val="24"/>
+          <w:szCs w:val="24"/>
+          <w:lang w:val="es-AR"/>
+        </w:rPr>
+        <w:t>Configuración de Firebase corregida (bucket nuevo)</w:t>
+      </w:r>
+    </w:p>
+    <w:p>
+      <w:pPr>
+        <w:pStyle w:val="Ttulo3"/>
+        <w:spacing w:before="281" w:beforeAutospacing="off" w:after="281" w:afterAutospacing="off"/>
+      </w:pPr>
+      <w:r>
+        <w:rPr>
+          <w:rFonts w:ascii="Aptos" w:hAnsi="Aptos" w:eastAsia="Aptos" w:cs="Aptos"/>
+          <w:b w:val="1"/>
+          <w:bCs w:val="1"/>
+          <w:noProof w:val="0"/>
+          <w:sz w:val="28"/>
+          <w:szCs w:val="28"/>
+          <w:lang w:val="es-AR"/>
+        </w:rPr>
+        <w:t>✔ Base del SaaS</w:t>
+      </w:r>
+    </w:p>
+    <w:p>
+      <w:pPr>
+        <w:pStyle w:val="Prrafodelista"/>
+        <w:numPr>
+          <w:ilvl w:val="0"/>
+          <w:numId w:val="16"/>
+        </w:numPr>
+        <w:spacing w:before="240" w:beforeAutospacing="off" w:after="240" w:afterAutospacing="off"/>
+        <w:rPr>
+          <w:rFonts w:ascii="Aptos" w:hAnsi="Aptos" w:eastAsia="Aptos" w:cs="Aptos"/>
+          <w:noProof w:val="0"/>
+          <w:sz w:val="24"/>
+          <w:szCs w:val="24"/>
+          <w:lang w:val="es-AR"/>
+        </w:rPr>
+      </w:pPr>
+      <w:r>
+        <w:rPr>
+          <w:rFonts w:ascii="Aptos" w:hAnsi="Aptos" w:eastAsia="Aptos" w:cs="Aptos"/>
+          <w:noProof w:val="0"/>
+          <w:sz w:val="24"/>
+          <w:szCs w:val="24"/>
+          <w:lang w:val="es-AR"/>
+        </w:rPr>
+        <w:t>Login y Registro funcionando</w:t>
+      </w:r>
+    </w:p>
+    <w:p>
+      <w:pPr>
+        <w:pStyle w:val="Prrafodelista"/>
+        <w:numPr>
+          <w:ilvl w:val="0"/>
+          <w:numId w:val="16"/>
+        </w:numPr>
+        <w:spacing w:before="240" w:beforeAutospacing="off" w:after="240" w:afterAutospacing="off"/>
+        <w:rPr>
+          <w:rFonts w:ascii="Aptos" w:hAnsi="Aptos" w:eastAsia="Aptos" w:cs="Aptos"/>
+          <w:noProof w:val="0"/>
+          <w:sz w:val="24"/>
+          <w:szCs w:val="24"/>
+          <w:lang w:val="es-AR"/>
+        </w:rPr>
+      </w:pPr>
+      <w:r>
+        <w:rPr>
+          <w:rFonts w:ascii="Aptos" w:hAnsi="Aptos" w:eastAsia="Aptos" w:cs="Aptos"/>
+          <w:noProof w:val="0"/>
+          <w:sz w:val="24"/>
+          <w:szCs w:val="24"/>
+          <w:lang w:val="es-AR"/>
+        </w:rPr>
+        <w:t>Dashboard inicial creado</w:t>
+      </w:r>
+    </w:p>
+    <w:p>
+      <w:pPr>
+        <w:pStyle w:val="Prrafodelista"/>
+        <w:numPr>
+          <w:ilvl w:val="0"/>
+          <w:numId w:val="16"/>
+        </w:numPr>
+        <w:spacing w:before="240" w:beforeAutospacing="off" w:after="240" w:afterAutospacing="off"/>
+        <w:rPr>
+          <w:rFonts w:ascii="Aptos" w:hAnsi="Aptos" w:eastAsia="Aptos" w:cs="Aptos"/>
+          <w:noProof w:val="0"/>
+          <w:sz w:val="24"/>
+          <w:szCs w:val="24"/>
+          <w:lang w:val="es-AR"/>
+        </w:rPr>
+      </w:pPr>
+      <w:r>
+        <w:rPr>
+          <w:rFonts w:ascii="Aptos" w:hAnsi="Aptos" w:eastAsia="Aptos" w:cs="Aptos"/>
+          <w:noProof w:val="0"/>
+          <w:sz w:val="24"/>
+          <w:szCs w:val="24"/>
+          <w:lang w:val="es-AR"/>
+        </w:rPr>
+        <w:t>Secciones principales creadas: Clientes, Presupuestos, Contratos, Configuración</w:t>
+      </w:r>
+    </w:p>
+    <w:p>
+      <w:pPr>
+        <w:pStyle w:val="Prrafodelista"/>
+        <w:numPr>
+          <w:ilvl w:val="0"/>
+          <w:numId w:val="16"/>
+        </w:numPr>
+        <w:spacing w:before="240" w:beforeAutospacing="off" w:after="240" w:afterAutospacing="off"/>
+        <w:rPr>
+          <w:rFonts w:ascii="Aptos" w:hAnsi="Aptos" w:eastAsia="Aptos" w:cs="Aptos"/>
+          <w:noProof w:val="0"/>
+          <w:sz w:val="24"/>
+          <w:szCs w:val="24"/>
+          <w:lang w:val="es-AR"/>
+        </w:rPr>
+      </w:pPr>
+      <w:r>
+        <w:rPr>
+          <w:rFonts w:ascii="Aptos" w:hAnsi="Aptos" w:eastAsia="Aptos" w:cs="Aptos"/>
+          <w:noProof w:val="0"/>
+          <w:sz w:val="24"/>
+          <w:szCs w:val="24"/>
+          <w:lang w:val="es-AR"/>
+        </w:rPr>
+        <w:t>Navegación general funcionando</w:t>
+      </w:r>
+    </w:p>
+    <w:p>
+      <w:pPr>
+        <w:pStyle w:val="Prrafodelista"/>
+        <w:numPr>
+          <w:ilvl w:val="0"/>
+          <w:numId w:val="16"/>
+        </w:numPr>
+        <w:spacing w:before="240" w:beforeAutospacing="off" w:after="240" w:afterAutospacing="off"/>
+        <w:rPr>
+          <w:rFonts w:ascii="Aptos" w:hAnsi="Aptos" w:eastAsia="Aptos" w:cs="Aptos"/>
+          <w:noProof w:val="0"/>
+          <w:sz w:val="24"/>
+          <w:szCs w:val="24"/>
+          <w:lang w:val="es-AR"/>
+        </w:rPr>
+      </w:pPr>
+      <w:r>
+        <w:rPr>
+          <w:rFonts w:ascii="Aptos" w:hAnsi="Aptos" w:eastAsia="Aptos" w:cs="Aptos"/>
+          <w:noProof w:val="0"/>
+          <w:sz w:val="24"/>
+          <w:szCs w:val="24"/>
+          <w:lang w:val="es-AR"/>
+        </w:rPr>
+        <w:t>Layout base funcionando (Header + contenido)</w:t>
+      </w:r>
+    </w:p>
+    <w:p>
+      <w:pPr>
+        <w:pStyle w:val="Ttulo3"/>
+        <w:spacing w:before="281" w:beforeAutospacing="off" w:after="281" w:afterAutospacing="off"/>
+      </w:pPr>
+      <w:r>
+        <w:rPr>
+          <w:rFonts w:ascii="Aptos" w:hAnsi="Aptos" w:eastAsia="Aptos" w:cs="Aptos"/>
+          <w:b w:val="1"/>
+          <w:bCs w:val="1"/>
+          <w:noProof w:val="0"/>
+          <w:sz w:val="28"/>
+          <w:szCs w:val="28"/>
+          <w:lang w:val="es-AR"/>
+        </w:rPr>
+        <w:t>✔ Configuración del Estudio</w:t>
+      </w:r>
+    </w:p>
+    <w:p>
+      <w:pPr>
+        <w:pStyle w:val="Prrafodelista"/>
+        <w:numPr>
+          <w:ilvl w:val="0"/>
+          <w:numId w:val="17"/>
+        </w:numPr>
+        <w:spacing w:before="240" w:beforeAutospacing="off" w:after="240" w:afterAutospacing="off"/>
+        <w:rPr>
+          <w:rFonts w:ascii="Aptos" w:hAnsi="Aptos" w:eastAsia="Aptos" w:cs="Aptos"/>
+          <w:noProof w:val="0"/>
+          <w:sz w:val="24"/>
+          <w:szCs w:val="24"/>
+          <w:lang w:val="es-AR"/>
+        </w:rPr>
+      </w:pPr>
+      <w:r>
+        <w:rPr>
+          <w:rFonts w:ascii="Aptos" w:hAnsi="Aptos" w:eastAsia="Aptos" w:cs="Aptos"/>
+          <w:noProof w:val="0"/>
+          <w:sz w:val="24"/>
+          <w:szCs w:val="24"/>
+          <w:lang w:val="es-AR"/>
+        </w:rPr>
+        <w:t>Campos creados: nombre del fotógrafo, nombre del estudio, logo</w:t>
+      </w:r>
+    </w:p>
+    <w:p>
+      <w:pPr>
+        <w:pStyle w:val="Prrafodelista"/>
+        <w:numPr>
+          <w:ilvl w:val="0"/>
+          <w:numId w:val="17"/>
+        </w:numPr>
+        <w:spacing w:before="240" w:beforeAutospacing="off" w:after="240" w:afterAutospacing="off"/>
+        <w:rPr>
+          <w:rFonts w:ascii="Aptos" w:hAnsi="Aptos" w:eastAsia="Aptos" w:cs="Aptos"/>
+          <w:noProof w:val="0"/>
+          <w:sz w:val="24"/>
+          <w:szCs w:val="24"/>
+          <w:lang w:val="es-AR"/>
+        </w:rPr>
+      </w:pPr>
+      <w:r>
+        <w:rPr>
+          <w:rFonts w:ascii="Aptos" w:hAnsi="Aptos" w:eastAsia="Aptos" w:cs="Aptos"/>
+          <w:noProof w:val="0"/>
+          <w:sz w:val="24"/>
+          <w:szCs w:val="24"/>
+          <w:lang w:val="es-AR"/>
+        </w:rPr>
+        <w:t>Logo ya sube correctamente</w:t>
+      </w:r>
+    </w:p>
+    <w:p>
+      <w:pPr>
+        <w:pStyle w:val="Prrafodelista"/>
+        <w:numPr>
+          <w:ilvl w:val="0"/>
+          <w:numId w:val="17"/>
+        </w:numPr>
+        <w:spacing w:before="240" w:beforeAutospacing="off" w:after="240" w:afterAutospacing="off"/>
+        <w:rPr>
+          <w:rFonts w:ascii="Aptos" w:hAnsi="Aptos" w:eastAsia="Aptos" w:cs="Aptos"/>
+          <w:noProof w:val="0"/>
+          <w:sz w:val="24"/>
+          <w:szCs w:val="24"/>
+          <w:lang w:val="es-AR"/>
+        </w:rPr>
+      </w:pPr>
+      <w:r>
+        <w:rPr>
+          <w:rFonts w:ascii="Aptos" w:hAnsi="Aptos" w:eastAsia="Aptos" w:cs="Aptos"/>
+          <w:noProof w:val="0"/>
+          <w:sz w:val="24"/>
+          <w:szCs w:val="24"/>
+          <w:lang w:val="es-AR"/>
+        </w:rPr>
+        <w:t>Datos del estudio guardados en Firestore</w:t>
+      </w:r>
+    </w:p>
+    <w:p>
+      <w:pPr>
+        <w:pStyle w:val="Prrafodelista"/>
+        <w:numPr>
+          <w:ilvl w:val="0"/>
+          <w:numId w:val="17"/>
+        </w:numPr>
+        <w:spacing w:before="240" w:beforeAutospacing="off" w:after="240" w:afterAutospacing="off"/>
+        <w:rPr>
+          <w:rFonts w:ascii="Aptos" w:hAnsi="Aptos" w:eastAsia="Aptos" w:cs="Aptos"/>
+          <w:noProof w:val="0"/>
+          <w:sz w:val="24"/>
+          <w:szCs w:val="24"/>
+          <w:lang w:val="es-AR"/>
+        </w:rPr>
+      </w:pPr>
+      <w:r>
+        <w:rPr>
+          <w:rFonts w:ascii="Aptos" w:hAnsi="Aptos" w:eastAsia="Aptos" w:cs="Aptos"/>
+          <w:noProof w:val="0"/>
+          <w:sz w:val="24"/>
+          <w:szCs w:val="24"/>
+          <w:lang w:val="es-AR"/>
+        </w:rPr>
+        <w:t>UI básica funcionando</w:t>
+      </w:r>
+    </w:p>
+    <w:p>
+      <w:pPr>
+        <w:pStyle w:val="Ttulo3"/>
+        <w:spacing w:before="281" w:beforeAutospacing="off" w:after="281" w:afterAutospacing="off"/>
+      </w:pPr>
+      <w:r>
+        <w:rPr>
+          <w:rFonts w:ascii="Aptos" w:hAnsi="Aptos" w:eastAsia="Aptos" w:cs="Aptos"/>
+          <w:b w:val="1"/>
+          <w:bCs w:val="1"/>
+          <w:noProof w:val="0"/>
+          <w:sz w:val="28"/>
+          <w:szCs w:val="28"/>
+          <w:lang w:val="es-AR"/>
+        </w:rPr>
+        <w:t>✔ Internacionalización (i18n)</w:t>
+      </w:r>
+    </w:p>
+    <w:p>
+      <w:pPr>
+        <w:pStyle w:val="Prrafodelista"/>
+        <w:numPr>
+          <w:ilvl w:val="0"/>
+          <w:numId w:val="18"/>
+        </w:numPr>
+        <w:spacing w:before="240" w:beforeAutospacing="off" w:after="240" w:afterAutospacing="off"/>
+        <w:rPr>
+          <w:rFonts w:ascii="Aptos" w:hAnsi="Aptos" w:eastAsia="Aptos" w:cs="Aptos"/>
+          <w:noProof w:val="0"/>
+          <w:sz w:val="24"/>
+          <w:szCs w:val="24"/>
+          <w:lang w:val="es-AR"/>
+        </w:rPr>
+      </w:pPr>
+      <w:r>
+        <w:rPr>
+          <w:rFonts w:ascii="Aptos" w:hAnsi="Aptos" w:eastAsia="Aptos" w:cs="Aptos"/>
+          <w:noProof w:val="0"/>
+          <w:sz w:val="24"/>
+          <w:szCs w:val="24"/>
+          <w:lang w:val="es-AR"/>
+        </w:rPr>
+        <w:t>Sistema de idiomas implementado</w:t>
+      </w:r>
+    </w:p>
+    <w:p>
+      <w:pPr>
+        <w:pStyle w:val="Prrafodelista"/>
+        <w:numPr>
+          <w:ilvl w:val="0"/>
+          <w:numId w:val="18"/>
+        </w:numPr>
+        <w:spacing w:before="240" w:beforeAutospacing="off" w:after="240" w:afterAutospacing="off"/>
+        <w:rPr>
+          <w:rFonts w:ascii="Aptos" w:hAnsi="Aptos" w:eastAsia="Aptos" w:cs="Aptos"/>
+          <w:noProof w:val="0"/>
+          <w:sz w:val="24"/>
+          <w:szCs w:val="24"/>
+          <w:lang w:val="es-AR"/>
+        </w:rPr>
+      </w:pPr>
+      <w:r>
+        <w:rPr>
+          <w:rFonts w:ascii="Aptos" w:hAnsi="Aptos" w:eastAsia="Aptos" w:cs="Aptos"/>
+          <w:noProof w:val="0"/>
+          <w:sz w:val="24"/>
+          <w:szCs w:val="24"/>
+          <w:lang w:val="es-AR"/>
+        </w:rPr>
+        <w:t>Traducciones básicas funcionando</w:t>
+      </w:r>
+    </w:p>
+    <w:p>
+      <w:pPr>
+        <w:pStyle w:val="Prrafodelista"/>
+        <w:numPr>
+          <w:ilvl w:val="0"/>
+          <w:numId w:val="18"/>
+        </w:numPr>
+        <w:spacing w:before="240" w:beforeAutospacing="off" w:after="240" w:afterAutospacing="off"/>
+        <w:rPr>
+          <w:rFonts w:ascii="Aptos" w:hAnsi="Aptos" w:eastAsia="Aptos" w:cs="Aptos"/>
+          <w:noProof w:val="0"/>
+          <w:sz w:val="24"/>
+          <w:szCs w:val="24"/>
+          <w:lang w:val="es-AR"/>
+        </w:rPr>
+      </w:pPr>
+      <w:r>
+        <w:rPr>
+          <w:rFonts w:ascii="Aptos" w:hAnsi="Aptos" w:eastAsia="Aptos" w:cs="Aptos"/>
+          <w:noProof w:val="0"/>
+          <w:sz w:val="24"/>
+          <w:szCs w:val="24"/>
+          <w:lang w:val="es-AR"/>
+        </w:rPr>
+        <w:t>Estructura lista para agregar más idiomas</w:t>
+      </w:r>
+    </w:p>
+    <w:p>
+      <w:pPr>
+        <w:pStyle w:val="Ttulo3"/>
+        <w:spacing w:before="281" w:beforeAutospacing="off" w:after="281" w:afterAutospacing="off"/>
+      </w:pPr>
+      <w:r>
+        <w:rPr>
+          <w:rFonts w:ascii="Aptos" w:hAnsi="Aptos" w:eastAsia="Aptos" w:cs="Aptos"/>
+          <w:b w:val="1"/>
+          <w:bCs w:val="1"/>
+          <w:noProof w:val="0"/>
+          <w:sz w:val="28"/>
+          <w:szCs w:val="28"/>
+          <w:lang w:val="es-AR"/>
+        </w:rPr>
+        <w:t>✔ Presupuestos</w:t>
+      </w:r>
+    </w:p>
+    <w:p>
+      <w:pPr>
+        <w:pStyle w:val="Prrafodelista"/>
+        <w:numPr>
+          <w:ilvl w:val="0"/>
+          <w:numId w:val="19"/>
+        </w:numPr>
+        <w:spacing w:before="240" w:beforeAutospacing="off" w:after="240" w:afterAutospacing="off"/>
+        <w:rPr>
+          <w:rFonts w:ascii="Aptos" w:hAnsi="Aptos" w:eastAsia="Aptos" w:cs="Aptos"/>
+          <w:noProof w:val="0"/>
+          <w:sz w:val="24"/>
+          <w:szCs w:val="24"/>
+          <w:lang w:val="es-AR"/>
+        </w:rPr>
+      </w:pPr>
+      <w:r>
+        <w:rPr>
+          <w:rFonts w:ascii="Aptos" w:hAnsi="Aptos" w:eastAsia="Aptos" w:cs="Aptos"/>
+          <w:noProof w:val="0"/>
+          <w:sz w:val="24"/>
+          <w:szCs w:val="24"/>
+          <w:lang w:val="es-AR"/>
+        </w:rPr>
+        <w:t>CRUD básico funcionando</w:t>
+      </w:r>
+    </w:p>
+    <w:p>
+      <w:pPr>
+        <w:pStyle w:val="Prrafodelista"/>
+        <w:numPr>
+          <w:ilvl w:val="0"/>
+          <w:numId w:val="19"/>
+        </w:numPr>
+        <w:spacing w:before="240" w:beforeAutospacing="off" w:after="240" w:afterAutospacing="off"/>
+        <w:rPr>
+          <w:rFonts w:ascii="Aptos" w:hAnsi="Aptos" w:eastAsia="Aptos" w:cs="Aptos"/>
+          <w:noProof w:val="0"/>
+          <w:sz w:val="24"/>
+          <w:szCs w:val="24"/>
+          <w:lang w:val="es-AR"/>
+        </w:rPr>
+      </w:pPr>
+      <w:r>
+        <w:rPr>
+          <w:rFonts w:ascii="Aptos" w:hAnsi="Aptos" w:eastAsia="Aptos" w:cs="Aptos"/>
+          <w:noProof w:val="0"/>
+          <w:sz w:val="24"/>
+          <w:szCs w:val="24"/>
+          <w:lang w:val="es-AR"/>
+        </w:rPr>
+        <w:t>Listado funcionando</w:t>
+      </w:r>
+    </w:p>
+    <w:p>
+      <w:pPr>
+        <w:pStyle w:val="Prrafodelista"/>
+        <w:numPr>
+          <w:ilvl w:val="0"/>
+          <w:numId w:val="19"/>
+        </w:numPr>
+        <w:spacing w:before="240" w:beforeAutospacing="off" w:after="240" w:afterAutospacing="off"/>
+        <w:rPr>
+          <w:rFonts w:ascii="Aptos" w:hAnsi="Aptos" w:eastAsia="Aptos" w:cs="Aptos"/>
+          <w:noProof w:val="0"/>
+          <w:sz w:val="24"/>
+          <w:szCs w:val="24"/>
+          <w:lang w:val="es-AR"/>
+        </w:rPr>
+      </w:pPr>
+      <w:r>
+        <w:rPr>
+          <w:rFonts w:ascii="Aptos" w:hAnsi="Aptos" w:eastAsia="Aptos" w:cs="Aptos"/>
+          <w:noProof w:val="0"/>
+          <w:sz w:val="24"/>
+          <w:szCs w:val="24"/>
+          <w:lang w:val="es-AR"/>
+        </w:rPr>
+        <w:t>Estados (borrador, enviado, aceptado) funcionando</w:t>
+      </w:r>
+    </w:p>
+    <w:p>
+      <w:pPr>
+        <w:pStyle w:val="Prrafodelista"/>
+        <w:numPr>
+          <w:ilvl w:val="0"/>
+          <w:numId w:val="19"/>
+        </w:numPr>
+        <w:spacing w:before="240" w:beforeAutospacing="off" w:after="240" w:afterAutospacing="off"/>
+        <w:rPr>
+          <w:rFonts w:ascii="Aptos" w:hAnsi="Aptos" w:eastAsia="Aptos" w:cs="Aptos"/>
+          <w:noProof w:val="0"/>
+          <w:sz w:val="24"/>
+          <w:szCs w:val="24"/>
+          <w:lang w:val="es-AR"/>
+        </w:rPr>
+      </w:pPr>
+      <w:r>
+        <w:rPr>
+          <w:rFonts w:ascii="Aptos" w:hAnsi="Aptos" w:eastAsia="Aptos" w:cs="Aptos"/>
+          <w:noProof w:val="0"/>
+          <w:sz w:val="24"/>
+          <w:szCs w:val="24"/>
+          <w:lang w:val="es-AR"/>
+        </w:rPr>
+        <w:t>Filtros pendientes</w:t>
+      </w:r>
+    </w:p>
+    <w:p>
+      <w:pPr>
+        <w:pStyle w:val="Prrafodelista"/>
+        <w:numPr>
+          <w:ilvl w:val="0"/>
+          <w:numId w:val="19"/>
+        </w:numPr>
+        <w:spacing w:before="240" w:beforeAutospacing="off" w:after="240" w:afterAutospacing="off"/>
+        <w:rPr>
+          <w:rFonts w:ascii="Aptos" w:hAnsi="Aptos" w:eastAsia="Aptos" w:cs="Aptos"/>
+          <w:noProof w:val="0"/>
+          <w:sz w:val="24"/>
+          <w:szCs w:val="24"/>
+          <w:lang w:val="es-AR"/>
+        </w:rPr>
+      </w:pPr>
+      <w:r>
+        <w:rPr>
+          <w:rFonts w:ascii="Aptos" w:hAnsi="Aptos" w:eastAsia="Aptos" w:cs="Aptos"/>
+          <w:noProof w:val="0"/>
+          <w:sz w:val="24"/>
+          <w:szCs w:val="24"/>
+          <w:lang w:val="es-AR"/>
+        </w:rPr>
+        <w:t>PDF pendiente</w:t>
+      </w:r>
+    </w:p>
+    <w:p>
+      <w:pPr>
+        <w:pStyle w:val="Ttulo3"/>
+        <w:spacing w:before="281" w:beforeAutospacing="off" w:after="281" w:afterAutospacing="off"/>
+      </w:pPr>
+      <w:r>
+        <w:rPr>
+          <w:rFonts w:ascii="Aptos" w:hAnsi="Aptos" w:eastAsia="Aptos" w:cs="Aptos"/>
+          <w:b w:val="1"/>
+          <w:bCs w:val="1"/>
+          <w:noProof w:val="0"/>
+          <w:sz w:val="28"/>
+          <w:szCs w:val="28"/>
+          <w:lang w:val="es-AR"/>
+        </w:rPr>
+        <w:t>✔ Contratos</w:t>
+      </w:r>
+    </w:p>
+    <w:p>
+      <w:pPr>
+        <w:pStyle w:val="Prrafodelista"/>
+        <w:numPr>
+          <w:ilvl w:val="0"/>
+          <w:numId w:val="20"/>
+        </w:numPr>
+        <w:spacing w:before="240" w:beforeAutospacing="off" w:after="240" w:afterAutospacing="off"/>
+        <w:rPr>
+          <w:rFonts w:ascii="Aptos" w:hAnsi="Aptos" w:eastAsia="Aptos" w:cs="Aptos"/>
+          <w:noProof w:val="0"/>
+          <w:sz w:val="24"/>
+          <w:szCs w:val="24"/>
+          <w:lang w:val="es-AR"/>
+        </w:rPr>
+      </w:pPr>
+      <w:r>
+        <w:rPr>
+          <w:rFonts w:ascii="Aptos" w:hAnsi="Aptos" w:eastAsia="Aptos" w:cs="Aptos"/>
+          <w:noProof w:val="0"/>
+          <w:sz w:val="24"/>
+          <w:szCs w:val="24"/>
+          <w:lang w:val="es-AR"/>
+        </w:rPr>
+        <w:t>CRUD básico funcionando</w:t>
+      </w:r>
+    </w:p>
+    <w:p>
+      <w:pPr>
+        <w:pStyle w:val="Prrafodelista"/>
+        <w:numPr>
+          <w:ilvl w:val="0"/>
+          <w:numId w:val="20"/>
+        </w:numPr>
+        <w:spacing w:before="240" w:beforeAutospacing="off" w:after="240" w:afterAutospacing="off"/>
+        <w:rPr>
+          <w:rFonts w:ascii="Aptos" w:hAnsi="Aptos" w:eastAsia="Aptos" w:cs="Aptos"/>
+          <w:noProof w:val="0"/>
+          <w:sz w:val="24"/>
+          <w:szCs w:val="24"/>
+          <w:lang w:val="es-AR"/>
+        </w:rPr>
+      </w:pPr>
+      <w:r>
+        <w:rPr>
+          <w:rFonts w:ascii="Aptos" w:hAnsi="Aptos" w:eastAsia="Aptos" w:cs="Aptos"/>
+          <w:noProof w:val="0"/>
+          <w:sz w:val="24"/>
+          <w:szCs w:val="24"/>
+          <w:lang w:val="es-AR"/>
+        </w:rPr>
+        <w:t>Falta editor</w:t>
+      </w:r>
+    </w:p>
+    <w:p>
+      <w:pPr>
+        <w:pStyle w:val="Prrafodelista"/>
+        <w:numPr>
+          <w:ilvl w:val="0"/>
+          <w:numId w:val="20"/>
+        </w:numPr>
+        <w:spacing w:before="240" w:beforeAutospacing="off" w:after="240" w:afterAutospacing="off"/>
+        <w:rPr>
+          <w:rFonts w:ascii="Aptos" w:hAnsi="Aptos" w:eastAsia="Aptos" w:cs="Aptos"/>
+          <w:noProof w:val="0"/>
+          <w:sz w:val="24"/>
+          <w:szCs w:val="24"/>
+          <w:lang w:val="es-AR"/>
+        </w:rPr>
+      </w:pPr>
+      <w:r>
+        <w:rPr>
+          <w:rFonts w:ascii="Aptos" w:hAnsi="Aptos" w:eastAsia="Aptos" w:cs="Aptos"/>
+          <w:noProof w:val="0"/>
+          <w:sz w:val="24"/>
+          <w:szCs w:val="24"/>
+          <w:lang w:val="es-AR"/>
+        </w:rPr>
+        <w:t>Falta PDF</w:t>
+      </w:r>
+    </w:p>
+    <w:p>
+      <w:pPr>
+        <w:pStyle w:val="Prrafodelista"/>
+        <w:numPr>
+          <w:ilvl w:val="0"/>
+          <w:numId w:val="20"/>
+        </w:numPr>
+        <w:spacing w:before="240" w:beforeAutospacing="off" w:after="240" w:afterAutospacing="off"/>
+        <w:rPr>
+          <w:rFonts w:ascii="Aptos" w:hAnsi="Aptos" w:eastAsia="Aptos" w:cs="Aptos"/>
+          <w:noProof w:val="0"/>
+          <w:sz w:val="24"/>
+          <w:szCs w:val="24"/>
+          <w:lang w:val="es-AR"/>
+        </w:rPr>
+      </w:pPr>
+      <w:r>
+        <w:rPr>
+          <w:rFonts w:ascii="Aptos" w:hAnsi="Aptos" w:eastAsia="Aptos" w:cs="Aptos"/>
+          <w:noProof w:val="0"/>
+          <w:sz w:val="24"/>
+          <w:szCs w:val="24"/>
+          <w:lang w:val="es-AR"/>
+        </w:rPr>
+        <w:t>Falta gestión de plantillas</w:t>
+      </w:r>
+    </w:p>
+    <w:p>
+      <w:pPr>
+        <w:pStyle w:val="Ttulo1"/>
+        <w:spacing w:before="322" w:beforeAutospacing="off" w:after="322" w:afterAutospacing="off"/>
+      </w:pPr>
+      <w:r>
+        <w:rPr>
+          <w:rFonts w:ascii="Aptos" w:hAnsi="Aptos" w:eastAsia="Aptos" w:cs="Aptos"/>
+          <w:b w:val="1"/>
+          <w:bCs w:val="1"/>
+          <w:noProof w:val="0"/>
+          <w:sz w:val="48"/>
+          <w:szCs w:val="48"/>
+          <w:lang w:val="es-AR"/>
+        </w:rPr>
+        <w:t>🌟 2) Qué falta (tu lista + lo que detecto yo)</w:t>
+      </w:r>
+    </w:p>
+    <w:p>
+      <w:pPr>
+        <w:spacing w:before="240" w:beforeAutospacing="off" w:after="240" w:afterAutospacing="off"/>
+      </w:pPr>
+      <w:r>
+        <w:rPr>
+          <w:rFonts w:ascii="Aptos" w:hAnsi="Aptos" w:eastAsia="Aptos" w:cs="Aptos"/>
+          <w:noProof w:val="0"/>
+          <w:sz w:val="24"/>
+          <w:szCs w:val="24"/>
+          <w:lang w:val="es-AR"/>
+        </w:rPr>
+        <w:t>Voy a tomar tu lista, completarla y ordenarla.</w:t>
+      </w:r>
+    </w:p>
+    <w:p>
+      <w:pPr>
+        <w:pStyle w:val="Ttulo2"/>
+        <w:spacing w:before="299" w:beforeAutospacing="off" w:after="299" w:afterAutospacing="off"/>
+      </w:pPr>
+      <w:r>
+        <w:rPr>
+          <w:rFonts w:ascii="Aptos" w:hAnsi="Aptos" w:eastAsia="Aptos" w:cs="Aptos"/>
+          <w:b w:val="1"/>
+          <w:bCs w:val="1"/>
+          <w:noProof w:val="0"/>
+          <w:sz w:val="36"/>
+          <w:szCs w:val="36"/>
+          <w:lang w:val="es-AR"/>
+        </w:rPr>
+        <w:t>🔵 A — UX / UI / Navegación</w:t>
+      </w:r>
+    </w:p>
+    <w:p>
+      <w:pPr>
+        <w:pStyle w:val="Prrafodelista"/>
+        <w:numPr>
+          <w:ilvl w:val="0"/>
+          <w:numId w:val="21"/>
+        </w:numPr>
+        <w:spacing w:before="240" w:beforeAutospacing="off" w:after="240" w:afterAutospacing="off"/>
+        <w:rPr>
+          <w:rFonts w:ascii="Aptos" w:hAnsi="Aptos" w:eastAsia="Aptos" w:cs="Aptos"/>
+          <w:noProof w:val="0"/>
+          <w:sz w:val="24"/>
+          <w:szCs w:val="24"/>
+          <w:lang w:val="es-AR"/>
+        </w:rPr>
+      </w:pPr>
+      <w:r>
+        <w:rPr>
+          <w:rFonts w:ascii="Aptos" w:hAnsi="Aptos" w:eastAsia="Aptos" w:cs="Aptos"/>
+          <w:noProof w:val="0"/>
+          <w:sz w:val="24"/>
+          <w:szCs w:val="24"/>
+          <w:lang w:val="es-AR"/>
+        </w:rPr>
+        <w:t>Encabezado claro en cada sección</w:t>
+      </w:r>
+    </w:p>
+    <w:p>
+      <w:pPr>
+        <w:pStyle w:val="Prrafodelista"/>
+        <w:numPr>
+          <w:ilvl w:val="0"/>
+          <w:numId w:val="21"/>
+        </w:numPr>
+        <w:spacing w:before="240" w:beforeAutospacing="off" w:after="240" w:afterAutospacing="off"/>
+        <w:rPr>
+          <w:rFonts w:ascii="Aptos" w:hAnsi="Aptos" w:eastAsia="Aptos" w:cs="Aptos"/>
+          <w:noProof w:val="0"/>
+          <w:sz w:val="24"/>
+          <w:szCs w:val="24"/>
+          <w:lang w:val="es-AR"/>
+        </w:rPr>
+      </w:pPr>
+      <w:r>
+        <w:rPr>
+          <w:rFonts w:ascii="Aptos" w:hAnsi="Aptos" w:eastAsia="Aptos" w:cs="Aptos"/>
+          <w:noProof w:val="0"/>
+          <w:sz w:val="24"/>
+          <w:szCs w:val="24"/>
+          <w:lang w:val="es-AR"/>
+        </w:rPr>
+        <w:t>Header responsivo</w:t>
+      </w:r>
+    </w:p>
+    <w:p>
+      <w:pPr>
+        <w:pStyle w:val="Prrafodelista"/>
+        <w:numPr>
+          <w:ilvl w:val="0"/>
+          <w:numId w:val="21"/>
+        </w:numPr>
+        <w:spacing w:before="240" w:beforeAutospacing="off" w:after="240" w:afterAutospacing="off"/>
+        <w:rPr>
+          <w:rFonts w:ascii="Aptos" w:hAnsi="Aptos" w:eastAsia="Aptos" w:cs="Aptos"/>
+          <w:noProof w:val="0"/>
+          <w:sz w:val="24"/>
+          <w:szCs w:val="24"/>
+          <w:lang w:val="es-AR"/>
+        </w:rPr>
+      </w:pPr>
+      <w:r>
+        <w:rPr>
+          <w:rFonts w:ascii="Aptos" w:hAnsi="Aptos" w:eastAsia="Aptos" w:cs="Aptos"/>
+          <w:noProof w:val="0"/>
+          <w:sz w:val="24"/>
+          <w:szCs w:val="24"/>
+          <w:lang w:val="es-AR"/>
+        </w:rPr>
+        <w:t>Mostrar nombre del estudio + logo + nombre del fotógrafo</w:t>
+      </w:r>
+    </w:p>
+    <w:p>
+      <w:pPr>
+        <w:pStyle w:val="Prrafodelista"/>
+        <w:numPr>
+          <w:ilvl w:val="0"/>
+          <w:numId w:val="21"/>
+        </w:numPr>
+        <w:spacing w:before="240" w:beforeAutospacing="off" w:after="240" w:afterAutospacing="off"/>
+        <w:rPr>
+          <w:rFonts w:ascii="Aptos" w:hAnsi="Aptos" w:eastAsia="Aptos" w:cs="Aptos"/>
+          <w:noProof w:val="0"/>
+          <w:sz w:val="24"/>
+          <w:szCs w:val="24"/>
+          <w:lang w:val="es-AR"/>
+        </w:rPr>
+      </w:pPr>
+      <w:r>
+        <w:rPr>
+          <w:rFonts w:ascii="Aptos" w:hAnsi="Aptos" w:eastAsia="Aptos" w:cs="Aptos"/>
+          <w:noProof w:val="0"/>
+          <w:sz w:val="24"/>
+          <w:szCs w:val="24"/>
+          <w:lang w:val="es-AR"/>
+        </w:rPr>
+        <w:t>Mejorar diseño general (estilo SaaS premium)</w:t>
+      </w:r>
+    </w:p>
+    <w:p>
+      <w:pPr>
+        <w:pStyle w:val="Prrafodelista"/>
+        <w:numPr>
+          <w:ilvl w:val="0"/>
+          <w:numId w:val="21"/>
+        </w:numPr>
+        <w:spacing w:before="240" w:beforeAutospacing="off" w:after="240" w:afterAutospacing="off"/>
+        <w:rPr>
+          <w:rFonts w:ascii="Aptos" w:hAnsi="Aptos" w:eastAsia="Aptos" w:cs="Aptos"/>
+          <w:noProof w:val="0"/>
+          <w:sz w:val="24"/>
+          <w:szCs w:val="24"/>
+          <w:lang w:val="es-AR"/>
+        </w:rPr>
+      </w:pPr>
+      <w:r>
+        <w:rPr>
+          <w:rFonts w:ascii="Aptos" w:hAnsi="Aptos" w:eastAsia="Aptos" w:cs="Aptos"/>
+          <w:noProof w:val="0"/>
+          <w:sz w:val="24"/>
+          <w:szCs w:val="24"/>
+          <w:lang w:val="es-AR"/>
+        </w:rPr>
+        <w:t>Iconos minimalistas en dashboard</w:t>
+      </w:r>
+    </w:p>
+    <w:p>
+      <w:pPr>
+        <w:pStyle w:val="Prrafodelista"/>
+        <w:numPr>
+          <w:ilvl w:val="0"/>
+          <w:numId w:val="21"/>
+        </w:numPr>
+        <w:spacing w:before="240" w:beforeAutospacing="off" w:after="240" w:afterAutospacing="off"/>
+        <w:rPr>
+          <w:rFonts w:ascii="Aptos" w:hAnsi="Aptos" w:eastAsia="Aptos" w:cs="Aptos"/>
+          <w:noProof w:val="0"/>
+          <w:sz w:val="24"/>
+          <w:szCs w:val="24"/>
+          <w:lang w:val="es-AR"/>
+        </w:rPr>
+      </w:pPr>
+      <w:r>
+        <w:rPr>
+          <w:rFonts w:ascii="Aptos" w:hAnsi="Aptos" w:eastAsia="Aptos" w:cs="Aptos"/>
+          <w:noProof w:val="0"/>
+          <w:sz w:val="24"/>
+          <w:szCs w:val="24"/>
+          <w:lang w:val="es-AR"/>
+        </w:rPr>
+        <w:t>Sidebar responsiva (opcional)</w:t>
+      </w:r>
+    </w:p>
+    <w:p>
+      <w:pPr>
+        <w:pStyle w:val="Ttulo2"/>
+        <w:spacing w:before="299" w:beforeAutospacing="off" w:after="299" w:afterAutospacing="off"/>
+      </w:pPr>
+      <w:r>
+        <w:rPr>
+          <w:rFonts w:ascii="Aptos" w:hAnsi="Aptos" w:eastAsia="Aptos" w:cs="Aptos"/>
+          <w:b w:val="1"/>
+          <w:bCs w:val="1"/>
+          <w:noProof w:val="0"/>
+          <w:sz w:val="36"/>
+          <w:szCs w:val="36"/>
+          <w:lang w:val="es-AR"/>
+        </w:rPr>
+        <w:t>🔵 B — Clientes</w:t>
+      </w:r>
+    </w:p>
+    <w:p>
+      <w:pPr>
+        <w:pStyle w:val="Prrafodelista"/>
+        <w:numPr>
+          <w:ilvl w:val="0"/>
+          <w:numId w:val="22"/>
+        </w:numPr>
+        <w:spacing w:before="240" w:beforeAutospacing="off" w:after="240" w:afterAutospacing="off"/>
+        <w:rPr>
+          <w:rFonts w:ascii="Aptos" w:hAnsi="Aptos" w:eastAsia="Aptos" w:cs="Aptos"/>
+          <w:noProof w:val="0"/>
+          <w:sz w:val="24"/>
+          <w:szCs w:val="24"/>
+          <w:lang w:val="es-AR"/>
+        </w:rPr>
+      </w:pPr>
+      <w:r>
+        <w:rPr>
+          <w:rFonts w:ascii="Aptos" w:hAnsi="Aptos" w:eastAsia="Aptos" w:cs="Aptos"/>
+          <w:noProof w:val="0"/>
+          <w:sz w:val="24"/>
+          <w:szCs w:val="24"/>
+          <w:lang w:val="es-AR"/>
+        </w:rPr>
+        <w:t>Buscador de clientes</w:t>
+      </w:r>
+    </w:p>
+    <w:p>
+      <w:pPr>
+        <w:pStyle w:val="Prrafodelista"/>
+        <w:numPr>
+          <w:ilvl w:val="0"/>
+          <w:numId w:val="22"/>
+        </w:numPr>
+        <w:spacing w:before="240" w:beforeAutospacing="off" w:after="240" w:afterAutospacing="off"/>
+        <w:rPr>
+          <w:rFonts w:ascii="Aptos" w:hAnsi="Aptos" w:eastAsia="Aptos" w:cs="Aptos"/>
+          <w:noProof w:val="0"/>
+          <w:sz w:val="24"/>
+          <w:szCs w:val="24"/>
+          <w:lang w:val="es-AR"/>
+        </w:rPr>
+      </w:pPr>
+      <w:r>
+        <w:rPr>
+          <w:rFonts w:ascii="Aptos" w:hAnsi="Aptos" w:eastAsia="Aptos" w:cs="Aptos"/>
+          <w:noProof w:val="0"/>
+          <w:sz w:val="24"/>
+          <w:szCs w:val="24"/>
+          <w:lang w:val="es-AR"/>
+        </w:rPr>
+        <w:t>Filtros</w:t>
+      </w:r>
+    </w:p>
+    <w:p>
+      <w:pPr>
+        <w:pStyle w:val="Prrafodelista"/>
+        <w:numPr>
+          <w:ilvl w:val="0"/>
+          <w:numId w:val="22"/>
+        </w:numPr>
+        <w:spacing w:before="240" w:beforeAutospacing="off" w:after="240" w:afterAutospacing="off"/>
+        <w:rPr>
+          <w:rFonts w:ascii="Aptos" w:hAnsi="Aptos" w:eastAsia="Aptos" w:cs="Aptos"/>
+          <w:noProof w:val="0"/>
+          <w:sz w:val="24"/>
+          <w:szCs w:val="24"/>
+          <w:lang w:val="es-AR"/>
+        </w:rPr>
+      </w:pPr>
+      <w:r>
+        <w:rPr>
+          <w:rFonts w:ascii="Aptos" w:hAnsi="Aptos" w:eastAsia="Aptos" w:cs="Aptos"/>
+          <w:noProof w:val="0"/>
+          <w:sz w:val="24"/>
+          <w:szCs w:val="24"/>
+          <w:lang w:val="es-AR"/>
+        </w:rPr>
+        <w:t>Mejorar listado</w:t>
+      </w:r>
+    </w:p>
+    <w:p>
+      <w:pPr>
+        <w:pStyle w:val="Prrafodelista"/>
+        <w:numPr>
+          <w:ilvl w:val="0"/>
+          <w:numId w:val="22"/>
+        </w:numPr>
+        <w:spacing w:before="240" w:beforeAutospacing="off" w:after="240" w:afterAutospacing="off"/>
+        <w:rPr>
+          <w:rFonts w:ascii="Aptos" w:hAnsi="Aptos" w:eastAsia="Aptos" w:cs="Aptos"/>
+          <w:noProof w:val="0"/>
+          <w:sz w:val="24"/>
+          <w:szCs w:val="24"/>
+          <w:lang w:val="es-AR"/>
+        </w:rPr>
+      </w:pPr>
+      <w:r>
+        <w:rPr>
+          <w:rFonts w:ascii="Aptos" w:hAnsi="Aptos" w:eastAsia="Aptos" w:cs="Aptos"/>
+          <w:noProof w:val="0"/>
+          <w:sz w:val="24"/>
+          <w:szCs w:val="24"/>
+          <w:lang w:val="es-AR"/>
+        </w:rPr>
+        <w:t>Mejorar formulario de creación</w:t>
+      </w:r>
+    </w:p>
+    <w:p>
+      <w:pPr>
+        <w:pStyle w:val="Ttulo2"/>
+        <w:spacing w:before="299" w:beforeAutospacing="off" w:after="299" w:afterAutospacing="off"/>
+      </w:pPr>
+      <w:r>
+        <w:rPr>
+          <w:rFonts w:ascii="Aptos" w:hAnsi="Aptos" w:eastAsia="Aptos" w:cs="Aptos"/>
+          <w:b w:val="1"/>
+          <w:bCs w:val="1"/>
+          <w:noProof w:val="0"/>
+          <w:sz w:val="36"/>
+          <w:szCs w:val="36"/>
+          <w:lang w:val="es-AR"/>
+        </w:rPr>
+        <w:t>🔵 C — Configuración</w:t>
+      </w:r>
+    </w:p>
+    <w:p>
+      <w:pPr>
+        <w:pStyle w:val="Prrafodelista"/>
+        <w:numPr>
+          <w:ilvl w:val="0"/>
+          <w:numId w:val="23"/>
+        </w:numPr>
+        <w:spacing w:before="240" w:beforeAutospacing="off" w:after="240" w:afterAutospacing="off"/>
+        <w:rPr>
+          <w:rFonts w:ascii="Aptos" w:hAnsi="Aptos" w:eastAsia="Aptos" w:cs="Aptos"/>
+          <w:noProof w:val="0"/>
+          <w:sz w:val="24"/>
+          <w:szCs w:val="24"/>
+          <w:lang w:val="es-AR"/>
+        </w:rPr>
+      </w:pPr>
+      <w:r>
+        <w:rPr>
+          <w:rFonts w:ascii="Aptos" w:hAnsi="Aptos" w:eastAsia="Aptos" w:cs="Aptos"/>
+          <w:noProof w:val="0"/>
+          <w:sz w:val="24"/>
+          <w:szCs w:val="24"/>
+          <w:lang w:val="es-AR"/>
+        </w:rPr>
+        <w:t>Idioma (terminar selector + persistencia)</w:t>
+      </w:r>
+    </w:p>
+    <w:p>
+      <w:pPr>
+        <w:pStyle w:val="Prrafodelista"/>
+        <w:numPr>
+          <w:ilvl w:val="0"/>
+          <w:numId w:val="23"/>
+        </w:numPr>
+        <w:spacing w:before="240" w:beforeAutospacing="off" w:after="240" w:afterAutospacing="off"/>
+        <w:rPr>
+          <w:rFonts w:ascii="Aptos" w:hAnsi="Aptos" w:eastAsia="Aptos" w:cs="Aptos"/>
+          <w:noProof w:val="0"/>
+          <w:sz w:val="24"/>
+          <w:szCs w:val="24"/>
+          <w:lang w:val="es-AR"/>
+        </w:rPr>
+      </w:pPr>
+      <w:r>
+        <w:rPr>
+          <w:rFonts w:ascii="Aptos" w:hAnsi="Aptos" w:eastAsia="Aptos" w:cs="Aptos"/>
+          <w:noProof w:val="0"/>
+          <w:sz w:val="24"/>
+          <w:szCs w:val="24"/>
+          <w:lang w:val="es-AR"/>
+        </w:rPr>
+        <w:t>Monedas (selector + favoritas + orden)</w:t>
+      </w:r>
+    </w:p>
+    <w:p>
+      <w:pPr>
+        <w:pStyle w:val="Prrafodelista"/>
+        <w:numPr>
+          <w:ilvl w:val="0"/>
+          <w:numId w:val="23"/>
+        </w:numPr>
+        <w:spacing w:before="240" w:beforeAutospacing="off" w:after="240" w:afterAutospacing="off"/>
+        <w:rPr>
+          <w:rFonts w:ascii="Aptos" w:hAnsi="Aptos" w:eastAsia="Aptos" w:cs="Aptos"/>
+          <w:noProof w:val="0"/>
+          <w:sz w:val="24"/>
+          <w:szCs w:val="24"/>
+          <w:lang w:val="es-AR"/>
+        </w:rPr>
+      </w:pPr>
+      <w:r>
+        <w:rPr>
+          <w:rFonts w:ascii="Aptos" w:hAnsi="Aptos" w:eastAsia="Aptos" w:cs="Aptos"/>
+          <w:noProof w:val="0"/>
+          <w:sz w:val="24"/>
+          <w:szCs w:val="24"/>
+          <w:lang w:val="es-AR"/>
+        </w:rPr>
+        <w:t>Preparar estructura para agregar más idiomas</w:t>
+      </w:r>
+    </w:p>
+    <w:p>
+      <w:pPr>
+        <w:pStyle w:val="Prrafodelista"/>
+        <w:numPr>
+          <w:ilvl w:val="0"/>
+          <w:numId w:val="23"/>
+        </w:numPr>
+        <w:spacing w:before="240" w:beforeAutospacing="off" w:after="240" w:afterAutospacing="off"/>
+        <w:rPr>
+          <w:rFonts w:ascii="Aptos" w:hAnsi="Aptos" w:eastAsia="Aptos" w:cs="Aptos"/>
+          <w:noProof w:val="0"/>
+          <w:sz w:val="24"/>
+          <w:szCs w:val="24"/>
+          <w:lang w:val="es-AR"/>
+        </w:rPr>
+      </w:pPr>
+      <w:r>
+        <w:rPr>
+          <w:rFonts w:ascii="Aptos" w:hAnsi="Aptos" w:eastAsia="Aptos" w:cs="Aptos"/>
+          <w:noProof w:val="0"/>
+          <w:sz w:val="24"/>
+          <w:szCs w:val="24"/>
+          <w:lang w:val="es-AR"/>
+        </w:rPr>
+        <w:t>Validaciones y UX</w:t>
+      </w:r>
+    </w:p>
+    <w:p>
+      <w:pPr>
+        <w:pStyle w:val="Ttulo2"/>
+        <w:spacing w:before="299" w:beforeAutospacing="off" w:after="299" w:afterAutospacing="off"/>
+      </w:pPr>
+      <w:r>
+        <w:rPr>
+          <w:rFonts w:ascii="Aptos" w:hAnsi="Aptos" w:eastAsia="Aptos" w:cs="Aptos"/>
+          <w:b w:val="1"/>
+          <w:bCs w:val="1"/>
+          <w:noProof w:val="0"/>
+          <w:sz w:val="36"/>
+          <w:szCs w:val="36"/>
+          <w:lang w:val="es-AR"/>
+        </w:rPr>
+        <w:t>🔵 D — Presupuestos</w:t>
+      </w:r>
+    </w:p>
+    <w:p>
+      <w:pPr>
+        <w:pStyle w:val="Prrafodelista"/>
+        <w:numPr>
+          <w:ilvl w:val="0"/>
+          <w:numId w:val="24"/>
+        </w:numPr>
+        <w:spacing w:before="240" w:beforeAutospacing="off" w:after="240" w:afterAutospacing="off"/>
+        <w:rPr>
+          <w:rFonts w:ascii="Aptos" w:hAnsi="Aptos" w:eastAsia="Aptos" w:cs="Aptos"/>
+          <w:noProof w:val="0"/>
+          <w:sz w:val="24"/>
+          <w:szCs w:val="24"/>
+          <w:lang w:val="es-AR"/>
+        </w:rPr>
+      </w:pPr>
+      <w:r>
+        <w:rPr>
+          <w:rFonts w:ascii="Aptos" w:hAnsi="Aptos" w:eastAsia="Aptos" w:cs="Aptos"/>
+          <w:noProof w:val="0"/>
+          <w:sz w:val="24"/>
+          <w:szCs w:val="24"/>
+          <w:lang w:val="es-AR"/>
+        </w:rPr>
+        <w:t>PDF profesional (con logo, estudio, datos del cliente, items, totales)</w:t>
+      </w:r>
+    </w:p>
+    <w:p>
+      <w:pPr>
+        <w:pStyle w:val="Prrafodelista"/>
+        <w:numPr>
+          <w:ilvl w:val="0"/>
+          <w:numId w:val="24"/>
+        </w:numPr>
+        <w:spacing w:before="240" w:beforeAutospacing="off" w:after="240" w:afterAutospacing="off"/>
+        <w:rPr>
+          <w:rFonts w:ascii="Aptos" w:hAnsi="Aptos" w:eastAsia="Aptos" w:cs="Aptos"/>
+          <w:noProof w:val="0"/>
+          <w:sz w:val="24"/>
+          <w:szCs w:val="24"/>
+          <w:lang w:val="es-AR"/>
+        </w:rPr>
+      </w:pPr>
+      <w:r>
+        <w:rPr>
+          <w:rFonts w:ascii="Aptos" w:hAnsi="Aptos" w:eastAsia="Aptos" w:cs="Aptos"/>
+          <w:noProof w:val="0"/>
+          <w:sz w:val="24"/>
+          <w:szCs w:val="24"/>
+          <w:lang w:val="es-AR"/>
+        </w:rPr>
+        <w:t>Editor de items más intuitivo</w:t>
+      </w:r>
+    </w:p>
+    <w:p>
+      <w:pPr>
+        <w:pStyle w:val="Prrafodelista"/>
+        <w:numPr>
+          <w:ilvl w:val="0"/>
+          <w:numId w:val="24"/>
+        </w:numPr>
+        <w:spacing w:before="240" w:beforeAutospacing="off" w:after="240" w:afterAutospacing="off"/>
+        <w:rPr>
+          <w:rFonts w:ascii="Aptos" w:hAnsi="Aptos" w:eastAsia="Aptos" w:cs="Aptos"/>
+          <w:noProof w:val="0"/>
+          <w:sz w:val="24"/>
+          <w:szCs w:val="24"/>
+          <w:lang w:val="es-AR"/>
+        </w:rPr>
+      </w:pPr>
+      <w:r>
+        <w:rPr>
+          <w:rFonts w:ascii="Aptos" w:hAnsi="Aptos" w:eastAsia="Aptos" w:cs="Aptos"/>
+          <w:noProof w:val="0"/>
+          <w:sz w:val="24"/>
+          <w:szCs w:val="24"/>
+          <w:lang w:val="es-AR"/>
+        </w:rPr>
+        <w:t>Filtros por estado</w:t>
+      </w:r>
+    </w:p>
+    <w:p>
+      <w:pPr>
+        <w:pStyle w:val="Prrafodelista"/>
+        <w:numPr>
+          <w:ilvl w:val="0"/>
+          <w:numId w:val="24"/>
+        </w:numPr>
+        <w:spacing w:before="240" w:beforeAutospacing="off" w:after="240" w:afterAutospacing="off"/>
+        <w:rPr>
+          <w:rFonts w:ascii="Aptos" w:hAnsi="Aptos" w:eastAsia="Aptos" w:cs="Aptos"/>
+          <w:noProof w:val="0"/>
+          <w:sz w:val="24"/>
+          <w:szCs w:val="24"/>
+          <w:lang w:val="es-AR"/>
+        </w:rPr>
+      </w:pPr>
+      <w:r>
+        <w:rPr>
+          <w:rFonts w:ascii="Aptos" w:hAnsi="Aptos" w:eastAsia="Aptos" w:cs="Aptos"/>
+          <w:noProof w:val="0"/>
+          <w:sz w:val="24"/>
+          <w:szCs w:val="24"/>
+          <w:lang w:val="es-AR"/>
+        </w:rPr>
+        <w:t>Envío por email (opcional)</w:t>
+      </w:r>
+    </w:p>
+    <w:p>
+      <w:pPr>
+        <w:pStyle w:val="Prrafodelista"/>
+        <w:numPr>
+          <w:ilvl w:val="0"/>
+          <w:numId w:val="24"/>
+        </w:numPr>
+        <w:spacing w:before="240" w:beforeAutospacing="off" w:after="240" w:afterAutospacing="off"/>
+        <w:rPr>
+          <w:rFonts w:ascii="Aptos" w:hAnsi="Aptos" w:eastAsia="Aptos" w:cs="Aptos"/>
+          <w:noProof w:val="0"/>
+          <w:sz w:val="24"/>
+          <w:szCs w:val="24"/>
+          <w:lang w:val="es-AR"/>
+        </w:rPr>
+      </w:pPr>
+      <w:r>
+        <w:rPr>
+          <w:rFonts w:ascii="Aptos" w:hAnsi="Aptos" w:eastAsia="Aptos" w:cs="Aptos"/>
+          <w:noProof w:val="0"/>
+          <w:sz w:val="24"/>
+          <w:szCs w:val="24"/>
+          <w:lang w:val="es-AR"/>
+        </w:rPr>
+        <w:t>Historial de cambios (opcional)</w:t>
+      </w:r>
+    </w:p>
+    <w:p>
+      <w:pPr>
+        <w:pStyle w:val="Ttulo2"/>
+        <w:spacing w:before="299" w:beforeAutospacing="off" w:after="299" w:afterAutospacing="off"/>
+      </w:pPr>
+      <w:r>
+        <w:rPr>
+          <w:rFonts w:ascii="Aptos" w:hAnsi="Aptos" w:eastAsia="Aptos" w:cs="Aptos"/>
+          <w:b w:val="1"/>
+          <w:bCs w:val="1"/>
+          <w:noProof w:val="0"/>
+          <w:sz w:val="36"/>
+          <w:szCs w:val="36"/>
+          <w:lang w:val="es-AR"/>
+        </w:rPr>
+        <w:t>🔵 E — Contratos</w:t>
+      </w:r>
+    </w:p>
+    <w:p>
+      <w:pPr>
+        <w:pStyle w:val="Prrafodelista"/>
+        <w:numPr>
+          <w:ilvl w:val="0"/>
+          <w:numId w:val="25"/>
+        </w:numPr>
+        <w:spacing w:before="240" w:beforeAutospacing="off" w:after="240" w:afterAutospacing="off"/>
+        <w:rPr>
+          <w:rFonts w:ascii="Aptos" w:hAnsi="Aptos" w:eastAsia="Aptos" w:cs="Aptos"/>
+          <w:noProof w:val="0"/>
+          <w:sz w:val="24"/>
+          <w:szCs w:val="24"/>
+          <w:lang w:val="es-AR"/>
+        </w:rPr>
+      </w:pPr>
+      <w:r>
+        <w:rPr>
+          <w:rFonts w:ascii="Aptos" w:hAnsi="Aptos" w:eastAsia="Aptos" w:cs="Aptos"/>
+          <w:noProof w:val="0"/>
+          <w:sz w:val="24"/>
+          <w:szCs w:val="24"/>
+          <w:lang w:val="es-AR"/>
+        </w:rPr>
+        <w:t>Editor de contratos (texto enriquecido)</w:t>
+      </w:r>
+    </w:p>
+    <w:p>
+      <w:pPr>
+        <w:pStyle w:val="Prrafodelista"/>
+        <w:numPr>
+          <w:ilvl w:val="0"/>
+          <w:numId w:val="25"/>
+        </w:numPr>
+        <w:spacing w:before="240" w:beforeAutospacing="off" w:after="240" w:afterAutospacing="off"/>
+        <w:rPr>
+          <w:rFonts w:ascii="Aptos" w:hAnsi="Aptos" w:eastAsia="Aptos" w:cs="Aptos"/>
+          <w:noProof w:val="0"/>
+          <w:sz w:val="24"/>
+          <w:szCs w:val="24"/>
+          <w:lang w:val="es-AR"/>
+        </w:rPr>
+      </w:pPr>
+      <w:r>
+        <w:rPr>
+          <w:rFonts w:ascii="Aptos" w:hAnsi="Aptos" w:eastAsia="Aptos" w:cs="Aptos"/>
+          <w:noProof w:val="0"/>
+          <w:sz w:val="24"/>
+          <w:szCs w:val="24"/>
+          <w:lang w:val="es-AR"/>
+        </w:rPr>
+        <w:t>Plantillas de contrato</w:t>
+      </w:r>
+    </w:p>
+    <w:p>
+      <w:pPr>
+        <w:pStyle w:val="Prrafodelista"/>
+        <w:numPr>
+          <w:ilvl w:val="0"/>
+          <w:numId w:val="25"/>
+        </w:numPr>
+        <w:spacing w:before="240" w:beforeAutospacing="off" w:after="240" w:afterAutospacing="off"/>
+        <w:rPr>
+          <w:rFonts w:ascii="Aptos" w:hAnsi="Aptos" w:eastAsia="Aptos" w:cs="Aptos"/>
+          <w:noProof w:val="0"/>
+          <w:sz w:val="24"/>
+          <w:szCs w:val="24"/>
+          <w:lang w:val="es-AR"/>
+        </w:rPr>
+      </w:pPr>
+      <w:r>
+        <w:rPr>
+          <w:rFonts w:ascii="Aptos" w:hAnsi="Aptos" w:eastAsia="Aptos" w:cs="Aptos"/>
+          <w:noProof w:val="0"/>
+          <w:sz w:val="24"/>
+          <w:szCs w:val="24"/>
+          <w:lang w:val="es-AR"/>
+        </w:rPr>
+        <w:t>PDF profesional</w:t>
+      </w:r>
+    </w:p>
+    <w:p>
+      <w:pPr>
+        <w:pStyle w:val="Prrafodelista"/>
+        <w:numPr>
+          <w:ilvl w:val="0"/>
+          <w:numId w:val="25"/>
+        </w:numPr>
+        <w:spacing w:before="240" w:beforeAutospacing="off" w:after="240" w:afterAutospacing="off"/>
+        <w:rPr>
+          <w:rFonts w:ascii="Aptos" w:hAnsi="Aptos" w:eastAsia="Aptos" w:cs="Aptos"/>
+          <w:noProof w:val="0"/>
+          <w:sz w:val="24"/>
+          <w:szCs w:val="24"/>
+          <w:lang w:val="es-AR"/>
+        </w:rPr>
+      </w:pPr>
+      <w:r>
+        <w:rPr>
+          <w:rFonts w:ascii="Aptos" w:hAnsi="Aptos" w:eastAsia="Aptos" w:cs="Aptos"/>
+          <w:noProof w:val="0"/>
+          <w:sz w:val="24"/>
+          <w:szCs w:val="24"/>
+          <w:lang w:val="es-AR"/>
+        </w:rPr>
+        <w:t>Firma digital (opcional)</w:t>
+      </w:r>
+    </w:p>
+    <w:p>
+      <w:pPr>
+        <w:pStyle w:val="Prrafodelista"/>
+        <w:numPr>
+          <w:ilvl w:val="0"/>
+          <w:numId w:val="25"/>
+        </w:numPr>
+        <w:spacing w:before="240" w:beforeAutospacing="off" w:after="240" w:afterAutospacing="off"/>
+        <w:rPr>
+          <w:rFonts w:ascii="Aptos" w:hAnsi="Aptos" w:eastAsia="Aptos" w:cs="Aptos"/>
+          <w:noProof w:val="0"/>
+          <w:sz w:val="24"/>
+          <w:szCs w:val="24"/>
+          <w:lang w:val="es-AR"/>
+        </w:rPr>
+      </w:pPr>
+      <w:r>
+        <w:rPr>
+          <w:rFonts w:ascii="Aptos" w:hAnsi="Aptos" w:eastAsia="Aptos" w:cs="Aptos"/>
+          <w:noProof w:val="0"/>
+          <w:sz w:val="24"/>
+          <w:szCs w:val="24"/>
+          <w:lang w:val="es-AR"/>
+        </w:rPr>
+        <w:t>Envío por email (opcional)</w:t>
+      </w:r>
+    </w:p>
+    <w:p>
+      <w:pPr>
+        <w:pStyle w:val="Ttulo2"/>
+        <w:spacing w:before="299" w:beforeAutospacing="off" w:after="299" w:afterAutospacing="off"/>
+      </w:pPr>
+      <w:r>
+        <w:rPr>
+          <w:rFonts w:ascii="Aptos" w:hAnsi="Aptos" w:eastAsia="Aptos" w:cs="Aptos"/>
+          <w:b w:val="1"/>
+          <w:bCs w:val="1"/>
+          <w:noProof w:val="0"/>
+          <w:sz w:val="36"/>
+          <w:szCs w:val="36"/>
+          <w:lang w:val="es-AR"/>
+        </w:rPr>
+        <w:t>🔵 F — Selección de fotos</w:t>
+      </w:r>
+    </w:p>
+    <w:p>
+      <w:pPr>
+        <w:pStyle w:val="Prrafodelista"/>
+        <w:numPr>
+          <w:ilvl w:val="0"/>
+          <w:numId w:val="26"/>
+        </w:numPr>
+        <w:spacing w:before="240" w:beforeAutospacing="off" w:after="240" w:afterAutospacing="off"/>
+        <w:rPr>
+          <w:rFonts w:ascii="Aptos" w:hAnsi="Aptos" w:eastAsia="Aptos" w:cs="Aptos"/>
+          <w:noProof w:val="0"/>
+          <w:sz w:val="24"/>
+          <w:szCs w:val="24"/>
+          <w:lang w:val="es-AR"/>
+        </w:rPr>
+      </w:pPr>
+      <w:r>
+        <w:rPr>
+          <w:rFonts w:ascii="Aptos" w:hAnsi="Aptos" w:eastAsia="Aptos" w:cs="Aptos"/>
+          <w:noProof w:val="0"/>
+          <w:sz w:val="24"/>
+          <w:szCs w:val="24"/>
+          <w:lang w:val="es-AR"/>
+        </w:rPr>
+        <w:t>Uploader múltiple</w:t>
+      </w:r>
+    </w:p>
+    <w:p>
+      <w:pPr>
+        <w:pStyle w:val="Prrafodelista"/>
+        <w:numPr>
+          <w:ilvl w:val="0"/>
+          <w:numId w:val="26"/>
+        </w:numPr>
+        <w:spacing w:before="240" w:beforeAutospacing="off" w:after="240" w:afterAutospacing="off"/>
+        <w:rPr>
+          <w:rFonts w:ascii="Aptos" w:hAnsi="Aptos" w:eastAsia="Aptos" w:cs="Aptos"/>
+          <w:noProof w:val="0"/>
+          <w:sz w:val="24"/>
+          <w:szCs w:val="24"/>
+          <w:lang w:val="es-AR"/>
+        </w:rPr>
+      </w:pPr>
+      <w:r>
+        <w:rPr>
+          <w:rFonts w:ascii="Aptos" w:hAnsi="Aptos" w:eastAsia="Aptos" w:cs="Aptos"/>
+          <w:noProof w:val="0"/>
+          <w:sz w:val="24"/>
+          <w:szCs w:val="24"/>
+          <w:lang w:val="es-AR"/>
+        </w:rPr>
+        <w:t>Generación de thumbnails</w:t>
+      </w:r>
+    </w:p>
+    <w:p>
+      <w:pPr>
+        <w:pStyle w:val="Prrafodelista"/>
+        <w:numPr>
+          <w:ilvl w:val="0"/>
+          <w:numId w:val="26"/>
+        </w:numPr>
+        <w:spacing w:before="240" w:beforeAutospacing="off" w:after="240" w:afterAutospacing="off"/>
+        <w:rPr>
+          <w:rFonts w:ascii="Aptos" w:hAnsi="Aptos" w:eastAsia="Aptos" w:cs="Aptos"/>
+          <w:noProof w:val="0"/>
+          <w:sz w:val="24"/>
+          <w:szCs w:val="24"/>
+          <w:lang w:val="es-AR"/>
+        </w:rPr>
+      </w:pPr>
+      <w:r>
+        <w:rPr>
+          <w:rFonts w:ascii="Aptos" w:hAnsi="Aptos" w:eastAsia="Aptos" w:cs="Aptos"/>
+          <w:noProof w:val="0"/>
+          <w:sz w:val="24"/>
+          <w:szCs w:val="24"/>
+          <w:lang w:val="es-AR"/>
+        </w:rPr>
+        <w:t>Galería para el cliente</w:t>
+      </w:r>
+    </w:p>
+    <w:p>
+      <w:pPr>
+        <w:pStyle w:val="Prrafodelista"/>
+        <w:numPr>
+          <w:ilvl w:val="0"/>
+          <w:numId w:val="26"/>
+        </w:numPr>
+        <w:spacing w:before="240" w:beforeAutospacing="off" w:after="240" w:afterAutospacing="off"/>
+        <w:rPr>
+          <w:rFonts w:ascii="Aptos" w:hAnsi="Aptos" w:eastAsia="Aptos" w:cs="Aptos"/>
+          <w:noProof w:val="0"/>
+          <w:sz w:val="24"/>
+          <w:szCs w:val="24"/>
+          <w:lang w:val="es-AR"/>
+        </w:rPr>
+      </w:pPr>
+      <w:r>
+        <w:rPr>
+          <w:rFonts w:ascii="Aptos" w:hAnsi="Aptos" w:eastAsia="Aptos" w:cs="Aptos"/>
+          <w:noProof w:val="0"/>
+          <w:sz w:val="24"/>
+          <w:szCs w:val="24"/>
+          <w:lang w:val="es-AR"/>
+        </w:rPr>
+        <w:t>Selección de favoritas</w:t>
+      </w:r>
+    </w:p>
+    <w:p>
+      <w:pPr>
+        <w:pStyle w:val="Prrafodelista"/>
+        <w:numPr>
+          <w:ilvl w:val="0"/>
+          <w:numId w:val="26"/>
+        </w:numPr>
+        <w:spacing w:before="240" w:beforeAutospacing="off" w:after="240" w:afterAutospacing="off"/>
+        <w:rPr>
+          <w:rFonts w:ascii="Aptos" w:hAnsi="Aptos" w:eastAsia="Aptos" w:cs="Aptos"/>
+          <w:noProof w:val="0"/>
+          <w:sz w:val="24"/>
+          <w:szCs w:val="24"/>
+          <w:lang w:val="es-AR"/>
+        </w:rPr>
+      </w:pPr>
+      <w:r>
+        <w:rPr>
+          <w:rFonts w:ascii="Aptos" w:hAnsi="Aptos" w:eastAsia="Aptos" w:cs="Aptos"/>
+          <w:noProof w:val="0"/>
+          <w:sz w:val="24"/>
+          <w:szCs w:val="24"/>
+          <w:lang w:val="es-AR"/>
+        </w:rPr>
+        <w:t>Guardado de selección</w:t>
+      </w:r>
+    </w:p>
+    <w:p>
+      <w:pPr>
+        <w:pStyle w:val="Prrafodelista"/>
+        <w:numPr>
+          <w:ilvl w:val="0"/>
+          <w:numId w:val="26"/>
+        </w:numPr>
+        <w:spacing w:before="240" w:beforeAutospacing="off" w:after="240" w:afterAutospacing="off"/>
+        <w:rPr>
+          <w:rFonts w:ascii="Aptos" w:hAnsi="Aptos" w:eastAsia="Aptos" w:cs="Aptos"/>
+          <w:noProof w:val="0"/>
+          <w:sz w:val="24"/>
+          <w:szCs w:val="24"/>
+          <w:lang w:val="es-AR"/>
+        </w:rPr>
+      </w:pPr>
+      <w:r>
+        <w:rPr>
+          <w:rFonts w:ascii="Aptos" w:hAnsi="Aptos" w:eastAsia="Aptos" w:cs="Aptos"/>
+          <w:noProof w:val="0"/>
+          <w:sz w:val="24"/>
+          <w:szCs w:val="24"/>
+          <w:lang w:val="es-AR"/>
+        </w:rPr>
+        <w:t>Panel del fotógrafo para ver selección</w:t>
+      </w:r>
+    </w:p>
+    <w:p>
+      <w:pPr>
+        <w:pStyle w:val="Prrafodelista"/>
+        <w:numPr>
+          <w:ilvl w:val="0"/>
+          <w:numId w:val="26"/>
+        </w:numPr>
+        <w:spacing w:before="240" w:beforeAutospacing="off" w:after="240" w:afterAutospacing="off"/>
+        <w:rPr>
+          <w:rFonts w:ascii="Aptos" w:hAnsi="Aptos" w:eastAsia="Aptos" w:cs="Aptos"/>
+          <w:noProof w:val="0"/>
+          <w:sz w:val="24"/>
+          <w:szCs w:val="24"/>
+          <w:lang w:val="es-AR"/>
+        </w:rPr>
+      </w:pPr>
+      <w:r>
+        <w:rPr>
+          <w:rFonts w:ascii="Aptos" w:hAnsi="Aptos" w:eastAsia="Aptos" w:cs="Aptos"/>
+          <w:noProof w:val="0"/>
+          <w:sz w:val="24"/>
+          <w:szCs w:val="24"/>
+          <w:lang w:val="es-AR"/>
+        </w:rPr>
+        <w:t>Descarga de seleccionadas (opcional)</w:t>
+      </w:r>
+    </w:p>
+    <w:p>
+      <w:pPr>
+        <w:pStyle w:val="Ttulo2"/>
+        <w:spacing w:before="299" w:beforeAutospacing="off" w:after="299" w:afterAutospacing="off"/>
+      </w:pPr>
+      <w:r>
+        <w:rPr>
+          <w:rFonts w:ascii="Aptos" w:hAnsi="Aptos" w:eastAsia="Aptos" w:cs="Aptos"/>
+          <w:b w:val="1"/>
+          <w:bCs w:val="1"/>
+          <w:noProof w:val="0"/>
+          <w:sz w:val="36"/>
+          <w:szCs w:val="36"/>
+          <w:lang w:val="es-AR"/>
+        </w:rPr>
+        <w:t>🔵 G — Usuarios de la app</w:t>
+      </w:r>
+    </w:p>
+    <w:p>
+      <w:pPr>
+        <w:pStyle w:val="Prrafodelista"/>
+        <w:numPr>
+          <w:ilvl w:val="0"/>
+          <w:numId w:val="27"/>
+        </w:numPr>
+        <w:spacing w:before="240" w:beforeAutospacing="off" w:after="240" w:afterAutospacing="off"/>
+        <w:rPr>
+          <w:rFonts w:ascii="Aptos" w:hAnsi="Aptos" w:eastAsia="Aptos" w:cs="Aptos"/>
+          <w:noProof w:val="0"/>
+          <w:sz w:val="24"/>
+          <w:szCs w:val="24"/>
+          <w:lang w:val="es-AR"/>
+        </w:rPr>
+      </w:pPr>
+      <w:r>
+        <w:rPr>
+          <w:rFonts w:ascii="Aptos" w:hAnsi="Aptos" w:eastAsia="Aptos" w:cs="Aptos"/>
+          <w:noProof w:val="0"/>
+          <w:sz w:val="24"/>
+          <w:szCs w:val="24"/>
+          <w:lang w:val="es-AR"/>
+        </w:rPr>
+        <w:t>Roles (fotógrafo / asistente / cliente)</w:t>
+      </w:r>
+    </w:p>
+    <w:p>
+      <w:pPr>
+        <w:pStyle w:val="Prrafodelista"/>
+        <w:numPr>
+          <w:ilvl w:val="0"/>
+          <w:numId w:val="27"/>
+        </w:numPr>
+        <w:spacing w:before="240" w:beforeAutospacing="off" w:after="240" w:afterAutospacing="off"/>
+        <w:rPr>
+          <w:rFonts w:ascii="Aptos" w:hAnsi="Aptos" w:eastAsia="Aptos" w:cs="Aptos"/>
+          <w:noProof w:val="0"/>
+          <w:sz w:val="24"/>
+          <w:szCs w:val="24"/>
+          <w:lang w:val="es-AR"/>
+        </w:rPr>
+      </w:pPr>
+      <w:r>
+        <w:rPr>
+          <w:rFonts w:ascii="Aptos" w:hAnsi="Aptos" w:eastAsia="Aptos" w:cs="Aptos"/>
+          <w:noProof w:val="0"/>
+          <w:sz w:val="24"/>
+          <w:szCs w:val="24"/>
+          <w:lang w:val="es-AR"/>
+        </w:rPr>
+        <w:t>Gestión de usuarios internos</w:t>
+      </w:r>
+    </w:p>
+    <w:p>
+      <w:pPr>
+        <w:pStyle w:val="Prrafodelista"/>
+        <w:numPr>
+          <w:ilvl w:val="0"/>
+          <w:numId w:val="27"/>
+        </w:numPr>
+        <w:spacing w:before="240" w:beforeAutospacing="off" w:after="240" w:afterAutospacing="off"/>
+        <w:rPr>
+          <w:rFonts w:ascii="Aptos" w:hAnsi="Aptos" w:eastAsia="Aptos" w:cs="Aptos"/>
+          <w:noProof w:val="0"/>
+          <w:sz w:val="24"/>
+          <w:szCs w:val="24"/>
+          <w:lang w:val="es-AR"/>
+        </w:rPr>
+      </w:pPr>
+      <w:r>
+        <w:rPr>
+          <w:rFonts w:ascii="Aptos" w:hAnsi="Aptos" w:eastAsia="Aptos" w:cs="Aptos"/>
+          <w:noProof w:val="0"/>
+          <w:sz w:val="24"/>
+          <w:szCs w:val="24"/>
+          <w:lang w:val="es-AR"/>
+        </w:rPr>
+        <w:t>Invitaciones por email</w:t>
+      </w:r>
+    </w:p>
+    <w:p>
+      <w:pPr>
+        <w:pStyle w:val="Prrafodelista"/>
+        <w:numPr>
+          <w:ilvl w:val="0"/>
+          <w:numId w:val="27"/>
+        </w:numPr>
+        <w:spacing w:before="240" w:beforeAutospacing="off" w:after="240" w:afterAutospacing="off"/>
+        <w:rPr>
+          <w:rFonts w:ascii="Aptos" w:hAnsi="Aptos" w:eastAsia="Aptos" w:cs="Aptos"/>
+          <w:noProof w:val="0"/>
+          <w:sz w:val="24"/>
+          <w:szCs w:val="24"/>
+          <w:lang w:val="es-AR"/>
+        </w:rPr>
+      </w:pPr>
+      <w:r>
+        <w:rPr>
+          <w:rFonts w:ascii="Aptos" w:hAnsi="Aptos" w:eastAsia="Aptos" w:cs="Aptos"/>
+          <w:noProof w:val="0"/>
+          <w:sz w:val="24"/>
+          <w:szCs w:val="24"/>
+          <w:lang w:val="es-AR"/>
+        </w:rPr>
+        <w:t>Permisos por rol</w:t>
+      </w:r>
+    </w:p>
+    <w:p>
+      <w:pPr>
+        <w:pStyle w:val="Ttulo2"/>
+        <w:spacing w:before="299" w:beforeAutospacing="off" w:after="299" w:afterAutospacing="off"/>
+      </w:pPr>
+      <w:r>
+        <w:rPr>
+          <w:rFonts w:ascii="Aptos" w:hAnsi="Aptos" w:eastAsia="Aptos" w:cs="Aptos"/>
+          <w:b w:val="1"/>
+          <w:bCs w:val="1"/>
+          <w:noProof w:val="0"/>
+          <w:sz w:val="36"/>
+          <w:szCs w:val="36"/>
+          <w:lang w:val="es-AR"/>
+        </w:rPr>
+        <w:t>🔵 H — Extras que propusiste</w:t>
+      </w:r>
+    </w:p>
+    <w:p>
+      <w:pPr>
+        <w:pStyle w:val="Prrafodelista"/>
+        <w:numPr>
+          <w:ilvl w:val="0"/>
+          <w:numId w:val="28"/>
+        </w:numPr>
+        <w:spacing w:before="240" w:beforeAutospacing="off" w:after="240" w:afterAutospacing="off"/>
+        <w:rPr>
+          <w:rFonts w:ascii="Aptos" w:hAnsi="Aptos" w:eastAsia="Aptos" w:cs="Aptos"/>
+          <w:noProof w:val="0"/>
+          <w:sz w:val="24"/>
+          <w:szCs w:val="24"/>
+          <w:lang w:val="es-AR"/>
+        </w:rPr>
+      </w:pPr>
+      <w:r>
+        <w:rPr>
+          <w:rFonts w:ascii="Aptos" w:hAnsi="Aptos" w:eastAsia="Aptos" w:cs="Aptos"/>
+          <w:noProof w:val="0"/>
+          <w:sz w:val="24"/>
+          <w:szCs w:val="24"/>
+          <w:lang w:val="es-AR"/>
+        </w:rPr>
+        <w:t>Calculadora de presupuestos (amortización, horas, costos)</w:t>
+      </w:r>
+    </w:p>
+    <w:p>
+      <w:pPr>
+        <w:pStyle w:val="Prrafodelista"/>
+        <w:numPr>
+          <w:ilvl w:val="0"/>
+          <w:numId w:val="28"/>
+        </w:numPr>
+        <w:spacing w:before="240" w:beforeAutospacing="off" w:after="240" w:afterAutospacing="off"/>
+        <w:rPr>
+          <w:rFonts w:ascii="Aptos" w:hAnsi="Aptos" w:eastAsia="Aptos" w:cs="Aptos"/>
+          <w:noProof w:val="0"/>
+          <w:sz w:val="24"/>
+          <w:szCs w:val="24"/>
+          <w:lang w:val="es-AR"/>
+        </w:rPr>
+      </w:pPr>
+      <w:r>
+        <w:rPr>
+          <w:rFonts w:ascii="Aptos" w:hAnsi="Aptos" w:eastAsia="Aptos" w:cs="Aptos"/>
+          <w:noProof w:val="0"/>
+          <w:sz w:val="24"/>
+          <w:szCs w:val="24"/>
+          <w:lang w:val="es-AR"/>
+        </w:rPr>
+        <w:t>Dashboard con métricas reales</w:t>
+      </w:r>
+    </w:p>
+    <w:p>
+      <w:pPr>
+        <w:pStyle w:val="Prrafodelista"/>
+        <w:numPr>
+          <w:ilvl w:val="0"/>
+          <w:numId w:val="28"/>
+        </w:numPr>
+        <w:spacing w:before="240" w:beforeAutospacing="off" w:after="240" w:afterAutospacing="off"/>
+        <w:rPr>
+          <w:rFonts w:ascii="Aptos" w:hAnsi="Aptos" w:eastAsia="Aptos" w:cs="Aptos"/>
+          <w:noProof w:val="0"/>
+          <w:sz w:val="24"/>
+          <w:szCs w:val="24"/>
+          <w:lang w:val="es-AR"/>
+        </w:rPr>
+      </w:pPr>
+      <w:r>
+        <w:rPr>
+          <w:rFonts w:ascii="Aptos" w:hAnsi="Aptos" w:eastAsia="Aptos" w:cs="Aptos"/>
+          <w:noProof w:val="0"/>
+          <w:sz w:val="24"/>
+          <w:szCs w:val="24"/>
+          <w:lang w:val="es-AR"/>
+        </w:rPr>
+        <w:t>Mejoras visuales globales</w:t>
+      </w:r>
+    </w:p>
+    <w:p>
+      <w:pPr>
+        <w:pStyle w:val="Prrafodelista"/>
+        <w:numPr>
+          <w:ilvl w:val="0"/>
+          <w:numId w:val="28"/>
+        </w:numPr>
+        <w:spacing w:before="240" w:beforeAutospacing="off" w:after="240" w:afterAutospacing="off"/>
+        <w:rPr>
+          <w:rFonts w:ascii="Aptos" w:hAnsi="Aptos" w:eastAsia="Aptos" w:cs="Aptos"/>
+          <w:noProof w:val="0"/>
+          <w:sz w:val="24"/>
+          <w:szCs w:val="24"/>
+          <w:lang w:val="es-AR"/>
+        </w:rPr>
+      </w:pPr>
+      <w:r>
+        <w:rPr>
+          <w:rFonts w:ascii="Aptos" w:hAnsi="Aptos" w:eastAsia="Aptos" w:cs="Aptos"/>
+          <w:noProof w:val="0"/>
+          <w:sz w:val="24"/>
+          <w:szCs w:val="24"/>
+          <w:lang w:val="es-AR"/>
+        </w:rPr>
+        <w:t>Modo oscuro (opcional)</w:t>
+      </w:r>
+    </w:p>
+    <w:p>
+      <w:pPr>
+        <w:pStyle w:val="Ttulo1"/>
+        <w:spacing w:before="322" w:beforeAutospacing="off" w:after="322" w:afterAutospacing="off"/>
+      </w:pPr>
+      <w:r>
+        <w:rPr>
+          <w:rFonts w:ascii="Aptos" w:hAnsi="Aptos" w:eastAsia="Aptos" w:cs="Aptos"/>
+          <w:b w:val="1"/>
+          <w:bCs w:val="1"/>
+          <w:noProof w:val="0"/>
+          <w:sz w:val="48"/>
+          <w:szCs w:val="48"/>
+          <w:lang w:val="es-AR"/>
+        </w:rPr>
+        <w:t>🌟 3) Estado actual de cada módulo (rápido y claro)</w:t>
+      </w:r>
+    </w:p>
+    <w:tbl>
+      <w:tblPr>
+        <w:tblStyle w:val="Tablanormal"/>
+        <w:bidiVisual w:val="0"/>
+        <w:tblW w:w="0" w:type="auto"/>
+        <w:tblLook w:val="06A0" w:firstRow="1" w:lastRow="0" w:firstColumn="1" w:lastColumn="0" w:noHBand="1" w:noVBand="1"/>
+      </w:tblPr>
+      <w:tblGrid>
+        <w:gridCol w:w="2060"/>
+        <w:gridCol w:w="1683"/>
+        <w:gridCol w:w="4060"/>
+      </w:tblGrid>
+      <w:tr>
+        <w:trPr>
+          <w:trHeight w:val="300"/>
+        </w:trPr>
+        <w:tc>
+          <w:tcPr>
+            <w:tcW w:w="2060" w:type="dxa"/>
+            <w:tcMar/>
+            <w:vAlign w:val="center"/>
+          </w:tcPr>
+          <w:p>
+            <w:pPr>
+              <w:spacing w:before="0" w:beforeAutospacing="off" w:after="0" w:afterAutospacing="off"/>
+              <w:jc w:val="center"/>
+            </w:pPr>
+            <w:r>
+              <w:rPr>
+                <w:b w:val="1"/>
+                <w:bCs w:val="1"/>
+              </w:rPr>
+              <w:t>Módulo</w:t>
+            </w:r>
+          </w:p>
+        </w:tc>
+        <w:tc>
+          <w:tcPr>
+            <w:tcW w:w="1683" w:type="dxa"/>
+            <w:tcMar/>
+            <w:vAlign w:val="center"/>
+          </w:tcPr>
+          <w:p>
+            <w:pPr>
+              <w:spacing w:before="0" w:beforeAutospacing="off" w:after="0" w:afterAutospacing="off"/>
+              <w:jc w:val="center"/>
+            </w:pPr>
+            <w:r>
+              <w:rPr>
+                <w:b w:val="1"/>
+                <w:bCs w:val="1"/>
+              </w:rPr>
+              <w:t>Estado</w:t>
+            </w:r>
+          </w:p>
+        </w:tc>
+        <w:tc>
+          <w:tcPr>
+            <w:tcW w:w="4060" w:type="dxa"/>
+            <w:tcMar/>
+            <w:vAlign w:val="center"/>
+          </w:tcPr>
+          <w:p>
+            <w:pPr>
+              <w:spacing w:before="0" w:beforeAutospacing="off" w:after="0" w:afterAutospacing="off"/>
+              <w:jc w:val="center"/>
+            </w:pPr>
+            <w:r>
+              <w:rPr>
+                <w:b w:val="1"/>
+                <w:bCs w:val="1"/>
+              </w:rPr>
+              <w:t>Comentario</w:t>
+            </w:r>
+          </w:p>
+        </w:tc>
+      </w:tr>
+      <w:tr>
+        <w:trPr>
+          <w:trHeight w:val="300"/>
+        </w:trPr>
+        <w:tc>
+          <w:tcPr>
+            <w:tcW w:w="2060" w:type="dxa"/>
+            <w:tcMar/>
+            <w:vAlign w:val="center"/>
+          </w:tcPr>
+          <w:p>
+            <w:pPr>
+              <w:spacing w:before="0" w:beforeAutospacing="off" w:after="0" w:afterAutospacing="off"/>
+            </w:pPr>
+            <w:r>
+              <w:rPr/>
+              <w:t>Infraestructura</w:t>
+            </w:r>
+          </w:p>
+        </w:tc>
+        <w:tc>
+          <w:tcPr>
+            <w:tcW w:w="1683" w:type="dxa"/>
+            <w:tcMar/>
+            <w:vAlign w:val="center"/>
+          </w:tcPr>
+          <w:p>
+            <w:pPr>
+              <w:spacing w:before="0" w:beforeAutospacing="off" w:after="0" w:afterAutospacing="off"/>
+            </w:pPr>
+            <w:r>
+              <w:rPr/>
+              <w:t>✔ Completo</w:t>
+            </w:r>
+          </w:p>
+        </w:tc>
+        <w:tc>
+          <w:tcPr>
+            <w:tcW w:w="4060" w:type="dxa"/>
+            <w:tcMar/>
+            <w:vAlign w:val="center"/>
+          </w:tcPr>
+          <w:p>
+            <w:pPr>
+              <w:spacing w:before="0" w:beforeAutospacing="off" w:after="0" w:afterAutospacing="off"/>
+            </w:pPr>
+            <w:r>
+              <w:rPr/>
+              <w:t>Firebase listo para producción</w:t>
+            </w:r>
+          </w:p>
+        </w:tc>
+      </w:tr>
+      <w:tr>
+        <w:trPr>
+          <w:trHeight w:val="300"/>
+        </w:trPr>
+        <w:tc>
+          <w:tcPr>
+            <w:tcW w:w="2060" w:type="dxa"/>
+            <w:tcMar/>
+            <w:vAlign w:val="center"/>
+          </w:tcPr>
+          <w:p>
+            <w:pPr>
+              <w:spacing w:before="0" w:beforeAutospacing="off" w:after="0" w:afterAutospacing="off"/>
+            </w:pPr>
+            <w:r>
+              <w:rPr/>
+              <w:t>Login / Registro</w:t>
+            </w:r>
+          </w:p>
+        </w:tc>
+        <w:tc>
+          <w:tcPr>
+            <w:tcW w:w="1683" w:type="dxa"/>
+            <w:tcMar/>
+            <w:vAlign w:val="center"/>
+          </w:tcPr>
+          <w:p>
+            <w:pPr>
+              <w:spacing w:before="0" w:beforeAutospacing="off" w:after="0" w:afterAutospacing="off"/>
+            </w:pPr>
+            <w:r>
+              <w:rPr/>
+              <w:t>✔ Completo</w:t>
+            </w:r>
+          </w:p>
+        </w:tc>
+        <w:tc>
+          <w:tcPr>
+            <w:tcW w:w="4060" w:type="dxa"/>
+            <w:tcMar/>
+            <w:vAlign w:val="center"/>
+          </w:tcPr>
+          <w:p>
+            <w:pPr>
+              <w:spacing w:before="0" w:beforeAutospacing="off" w:after="0" w:afterAutospacing="off"/>
+            </w:pPr>
+            <w:r>
+              <w:rPr/>
+              <w:t>Funciona bien</w:t>
+            </w:r>
+          </w:p>
+        </w:tc>
+      </w:tr>
+      <w:tr>
+        <w:trPr>
+          <w:trHeight w:val="300"/>
+        </w:trPr>
+        <w:tc>
+          <w:tcPr>
+            <w:tcW w:w="2060" w:type="dxa"/>
+            <w:tcMar/>
+            <w:vAlign w:val="center"/>
+          </w:tcPr>
+          <w:p>
+            <w:pPr>
+              <w:spacing w:before="0" w:beforeAutospacing="off" w:after="0" w:afterAutospacing="off"/>
+            </w:pPr>
+            <w:r>
+              <w:rPr/>
+              <w:t>Dashboard</w:t>
+            </w:r>
+          </w:p>
+        </w:tc>
+        <w:tc>
+          <w:tcPr>
+            <w:tcW w:w="1683" w:type="dxa"/>
+            <w:tcMar/>
+            <w:vAlign w:val="center"/>
+          </w:tcPr>
+          <w:p>
+            <w:pPr>
+              <w:spacing w:before="0" w:beforeAutospacing="off" w:after="0" w:afterAutospacing="off"/>
+            </w:pPr>
+            <w:r>
+              <w:rPr/>
+              <w:t>◼ Básico</w:t>
+            </w:r>
+          </w:p>
+        </w:tc>
+        <w:tc>
+          <w:tcPr>
+            <w:tcW w:w="4060" w:type="dxa"/>
+            <w:tcMar/>
+            <w:vAlign w:val="center"/>
+          </w:tcPr>
+          <w:p>
+            <w:pPr>
+              <w:spacing w:before="0" w:beforeAutospacing="off" w:after="0" w:afterAutospacing="off"/>
+            </w:pPr>
+            <w:r>
+              <w:rPr/>
+              <w:t>Falta diseño e íconos</w:t>
+            </w:r>
+          </w:p>
+        </w:tc>
+      </w:tr>
+      <w:tr>
+        <w:trPr>
+          <w:trHeight w:val="300"/>
+        </w:trPr>
+        <w:tc>
+          <w:tcPr>
+            <w:tcW w:w="2060" w:type="dxa"/>
+            <w:tcMar/>
+            <w:vAlign w:val="center"/>
+          </w:tcPr>
+          <w:p>
+            <w:pPr>
+              <w:spacing w:before="0" w:beforeAutospacing="off" w:after="0" w:afterAutospacing="off"/>
+            </w:pPr>
+            <w:r>
+              <w:rPr/>
+              <w:t>Header</w:t>
+            </w:r>
+          </w:p>
+        </w:tc>
+        <w:tc>
+          <w:tcPr>
+            <w:tcW w:w="1683" w:type="dxa"/>
+            <w:tcMar/>
+            <w:vAlign w:val="center"/>
+          </w:tcPr>
+          <w:p>
+            <w:pPr>
+              <w:spacing w:before="0" w:beforeAutospacing="off" w:after="0" w:afterAutospacing="off"/>
+            </w:pPr>
+            <w:r>
+              <w:rPr/>
+              <w:t>◼ Funcional</w:t>
+            </w:r>
+          </w:p>
+        </w:tc>
+        <w:tc>
+          <w:tcPr>
+            <w:tcW w:w="4060" w:type="dxa"/>
+            <w:tcMar/>
+            <w:vAlign w:val="center"/>
+          </w:tcPr>
+          <w:p>
+            <w:pPr>
+              <w:spacing w:before="0" w:beforeAutospacing="off" w:after="0" w:afterAutospacing="off"/>
+            </w:pPr>
+            <w:r>
+              <w:rPr/>
+              <w:t>No responsivo, falta branding</w:t>
+            </w:r>
+          </w:p>
+        </w:tc>
+      </w:tr>
+      <w:tr>
+        <w:trPr>
+          <w:trHeight w:val="300"/>
+        </w:trPr>
+        <w:tc>
+          <w:tcPr>
+            <w:tcW w:w="2060" w:type="dxa"/>
+            <w:tcMar/>
+            <w:vAlign w:val="center"/>
+          </w:tcPr>
+          <w:p>
+            <w:pPr>
+              <w:spacing w:before="0" w:beforeAutospacing="off" w:after="0" w:afterAutospacing="off"/>
+            </w:pPr>
+            <w:r>
+              <w:rPr/>
+              <w:t>Configuración</w:t>
+            </w:r>
+          </w:p>
+        </w:tc>
+        <w:tc>
+          <w:tcPr>
+            <w:tcW w:w="1683" w:type="dxa"/>
+            <w:tcMar/>
+            <w:vAlign w:val="center"/>
+          </w:tcPr>
+          <w:p>
+            <w:pPr>
+              <w:spacing w:before="0" w:beforeAutospacing="off" w:after="0" w:afterAutospacing="off"/>
+            </w:pPr>
+            <w:r>
+              <w:rPr/>
+              <w:t>◼ Parcial</w:t>
+            </w:r>
+          </w:p>
+        </w:tc>
+        <w:tc>
+          <w:tcPr>
+            <w:tcW w:w="4060" w:type="dxa"/>
+            <w:tcMar/>
+            <w:vAlign w:val="center"/>
+          </w:tcPr>
+          <w:p>
+            <w:pPr>
+              <w:spacing w:before="0" w:beforeAutospacing="off" w:after="0" w:afterAutospacing="off"/>
+            </w:pPr>
+            <w:r>
+              <w:rPr/>
+              <w:t>Logo OK, idioma/moneda incompletos</w:t>
+            </w:r>
+          </w:p>
+        </w:tc>
+      </w:tr>
+      <w:tr>
+        <w:trPr>
+          <w:trHeight w:val="300"/>
+        </w:trPr>
+        <w:tc>
+          <w:tcPr>
+            <w:tcW w:w="2060" w:type="dxa"/>
+            <w:tcMar/>
+            <w:vAlign w:val="center"/>
+          </w:tcPr>
+          <w:p>
+            <w:pPr>
+              <w:spacing w:before="0" w:beforeAutospacing="off" w:after="0" w:afterAutospacing="off"/>
+            </w:pPr>
+            <w:r>
+              <w:rPr/>
+              <w:t>Clientes</w:t>
+            </w:r>
+          </w:p>
+        </w:tc>
+        <w:tc>
+          <w:tcPr>
+            <w:tcW w:w="1683" w:type="dxa"/>
+            <w:tcMar/>
+            <w:vAlign w:val="center"/>
+          </w:tcPr>
+          <w:p>
+            <w:pPr>
+              <w:spacing w:before="0" w:beforeAutospacing="off" w:after="0" w:afterAutospacing="off"/>
+            </w:pPr>
+            <w:r>
+              <w:rPr/>
+              <w:t>◼ Funcional</w:t>
+            </w:r>
+          </w:p>
+        </w:tc>
+        <w:tc>
+          <w:tcPr>
+            <w:tcW w:w="4060" w:type="dxa"/>
+            <w:tcMar/>
+            <w:vAlign w:val="center"/>
+          </w:tcPr>
+          <w:p>
+            <w:pPr>
+              <w:spacing w:before="0" w:beforeAutospacing="off" w:after="0" w:afterAutospacing="off"/>
+            </w:pPr>
+            <w:r>
+              <w:rPr/>
+              <w:t>Falta buscador y mejoras</w:t>
+            </w:r>
+          </w:p>
+        </w:tc>
+      </w:tr>
+      <w:tr>
+        <w:trPr>
+          <w:trHeight w:val="300"/>
+        </w:trPr>
+        <w:tc>
+          <w:tcPr>
+            <w:tcW w:w="2060" w:type="dxa"/>
+            <w:tcMar/>
+            <w:vAlign w:val="center"/>
+          </w:tcPr>
+          <w:p>
+            <w:pPr>
+              <w:spacing w:before="0" w:beforeAutospacing="off" w:after="0" w:afterAutospacing="off"/>
+            </w:pPr>
+            <w:r>
+              <w:rPr/>
+              <w:t>Presupuestos</w:t>
+            </w:r>
+          </w:p>
+        </w:tc>
+        <w:tc>
+          <w:tcPr>
+            <w:tcW w:w="1683" w:type="dxa"/>
+            <w:tcMar/>
+            <w:vAlign w:val="center"/>
+          </w:tcPr>
+          <w:p>
+            <w:pPr>
+              <w:spacing w:before="0" w:beforeAutospacing="off" w:after="0" w:afterAutospacing="off"/>
+            </w:pPr>
+            <w:r>
+              <w:rPr/>
+              <w:t>◼ Funcional</w:t>
+            </w:r>
+          </w:p>
+        </w:tc>
+        <w:tc>
+          <w:tcPr>
+            <w:tcW w:w="4060" w:type="dxa"/>
+            <w:tcMar/>
+            <w:vAlign w:val="center"/>
+          </w:tcPr>
+          <w:p>
+            <w:pPr>
+              <w:spacing w:before="0" w:beforeAutospacing="off" w:after="0" w:afterAutospacing="off"/>
+            </w:pPr>
+            <w:r>
+              <w:rPr/>
+              <w:t>Falta PDF y filtros</w:t>
+            </w:r>
+          </w:p>
+        </w:tc>
+      </w:tr>
+      <w:tr>
+        <w:trPr>
+          <w:trHeight w:val="300"/>
+        </w:trPr>
+        <w:tc>
+          <w:tcPr>
+            <w:tcW w:w="2060" w:type="dxa"/>
+            <w:tcMar/>
+            <w:vAlign w:val="center"/>
+          </w:tcPr>
+          <w:p>
+            <w:pPr>
+              <w:spacing w:before="0" w:beforeAutospacing="off" w:after="0" w:afterAutospacing="off"/>
+            </w:pPr>
+            <w:r>
+              <w:rPr/>
+              <w:t>Contratos</w:t>
+            </w:r>
+          </w:p>
+        </w:tc>
+        <w:tc>
+          <w:tcPr>
+            <w:tcW w:w="1683" w:type="dxa"/>
+            <w:tcMar/>
+            <w:vAlign w:val="center"/>
+          </w:tcPr>
+          <w:p>
+            <w:pPr>
+              <w:spacing w:before="0" w:beforeAutospacing="off" w:after="0" w:afterAutospacing="off"/>
+            </w:pPr>
+            <w:r>
+              <w:rPr/>
+              <w:t>◼ Básico</w:t>
+            </w:r>
+          </w:p>
+        </w:tc>
+        <w:tc>
+          <w:tcPr>
+            <w:tcW w:w="4060" w:type="dxa"/>
+            <w:tcMar/>
+            <w:vAlign w:val="center"/>
+          </w:tcPr>
+          <w:p>
+            <w:pPr>
+              <w:spacing w:before="0" w:beforeAutospacing="off" w:after="0" w:afterAutospacing="off"/>
+            </w:pPr>
+            <w:r>
+              <w:rPr/>
+              <w:t>Falta editor y PDF</w:t>
+            </w:r>
+          </w:p>
+        </w:tc>
+      </w:tr>
+      <w:tr>
+        <w:trPr>
+          <w:trHeight w:val="300"/>
+        </w:trPr>
+        <w:tc>
+          <w:tcPr>
+            <w:tcW w:w="2060" w:type="dxa"/>
+            <w:tcMar/>
+            <w:vAlign w:val="center"/>
+          </w:tcPr>
+          <w:p>
+            <w:pPr>
+              <w:spacing w:before="0" w:beforeAutospacing="off" w:after="0" w:afterAutospacing="off"/>
+            </w:pPr>
+            <w:r>
+              <w:rPr/>
+              <w:t>Selección de fotos</w:t>
+            </w:r>
+          </w:p>
+        </w:tc>
+        <w:tc>
+          <w:tcPr>
+            <w:tcW w:w="1683" w:type="dxa"/>
+            <w:tcMar/>
+            <w:vAlign w:val="center"/>
+          </w:tcPr>
+          <w:p>
+            <w:pPr>
+              <w:spacing w:before="0" w:beforeAutospacing="off" w:after="0" w:afterAutospacing="off"/>
+            </w:pPr>
+            <w:r>
+              <w:rPr/>
+              <w:t>✖ No iniciado</w:t>
+            </w:r>
+          </w:p>
+        </w:tc>
+        <w:tc>
+          <w:tcPr>
+            <w:tcW w:w="4060" w:type="dxa"/>
+            <w:tcMar/>
+            <w:vAlign w:val="center"/>
+          </w:tcPr>
+          <w:p>
+            <w:pPr>
+              <w:spacing w:before="0" w:beforeAutospacing="off" w:after="0" w:afterAutospacing="off"/>
+            </w:pPr>
+            <w:r>
+              <w:rPr/>
+              <w:t>Ahora sí podemos hacerlo</w:t>
+            </w:r>
+          </w:p>
+        </w:tc>
+      </w:tr>
+      <w:tr>
+        <w:trPr>
+          <w:trHeight w:val="300"/>
+        </w:trPr>
+        <w:tc>
+          <w:tcPr>
+            <w:tcW w:w="2060" w:type="dxa"/>
+            <w:tcMar/>
+            <w:vAlign w:val="center"/>
+          </w:tcPr>
+          <w:p>
+            <w:pPr>
+              <w:spacing w:before="0" w:beforeAutospacing="off" w:after="0" w:afterAutospacing="off"/>
+            </w:pPr>
+            <w:r>
+              <w:rPr/>
+              <w:t>Usuarios internos</w:t>
+            </w:r>
+          </w:p>
+        </w:tc>
+        <w:tc>
+          <w:tcPr>
+            <w:tcW w:w="1683" w:type="dxa"/>
+            <w:tcMar/>
+            <w:vAlign w:val="center"/>
+          </w:tcPr>
+          <w:p>
+            <w:pPr>
+              <w:spacing w:before="0" w:beforeAutospacing="off" w:after="0" w:afterAutospacing="off"/>
+            </w:pPr>
+            <w:r>
+              <w:rPr/>
+              <w:t>✖ No iniciado</w:t>
+            </w:r>
+          </w:p>
+        </w:tc>
+        <w:tc>
+          <w:tcPr>
+            <w:tcW w:w="4060" w:type="dxa"/>
+            <w:tcMar/>
+            <w:vAlign w:val="center"/>
+          </w:tcPr>
+          <w:p>
+            <w:pPr>
+              <w:spacing w:before="0" w:beforeAutospacing="off" w:after="0" w:afterAutospacing="off"/>
+            </w:pPr>
+            <w:r>
+              <w:rPr/>
+              <w:t>Para más adelante</w:t>
+            </w:r>
+          </w:p>
+        </w:tc>
+      </w:tr>
+      <w:tr>
+        <w:trPr>
+          <w:trHeight w:val="300"/>
+        </w:trPr>
+        <w:tc>
+          <w:tcPr>
+            <w:tcW w:w="2060" w:type="dxa"/>
+            <w:tcMar/>
+            <w:vAlign w:val="center"/>
+          </w:tcPr>
+          <w:p>
+            <w:pPr>
+              <w:spacing w:before="0" w:beforeAutospacing="off" w:after="0" w:afterAutospacing="off"/>
+            </w:pPr>
+            <w:r>
+              <w:rPr/>
+              <w:t>Calculadora</w:t>
+            </w:r>
+          </w:p>
+        </w:tc>
+        <w:tc>
+          <w:tcPr>
+            <w:tcW w:w="1683" w:type="dxa"/>
+            <w:tcMar/>
+            <w:vAlign w:val="center"/>
+          </w:tcPr>
+          <w:p>
+            <w:pPr>
+              <w:spacing w:before="0" w:beforeAutospacing="off" w:after="0" w:afterAutospacing="off"/>
+            </w:pPr>
+            <w:r>
+              <w:rPr/>
+              <w:t>✖ Idea</w:t>
+            </w:r>
+          </w:p>
+        </w:tc>
+        <w:tc>
+          <w:tcPr>
+            <w:tcW w:w="4060" w:type="dxa"/>
+            <w:tcMar/>
+            <w:vAlign w:val="center"/>
+          </w:tcPr>
+          <w:p>
+            <w:pPr>
+              <w:spacing w:before="0" w:beforeAutospacing="off" w:after="0" w:afterAutospacing="off"/>
+            </w:pPr>
+            <w:r>
+              <w:rPr/>
+              <w:t>Para después del core</w:t>
+            </w:r>
+          </w:p>
+        </w:tc>
+      </w:tr>
+    </w:tbl>
+    <w:p>
+      <w:pPr>
+        <w:pStyle w:val="Ttulo1"/>
+        <w:bidi w:val="0"/>
+        <w:spacing w:before="322" w:beforeAutospacing="off" w:after="322" w:afterAutospacing="off"/>
+      </w:pPr>
+      <w:r>
+        <w:rPr>
+          <w:rFonts w:ascii="Aptos" w:hAnsi="Aptos" w:eastAsia="Aptos" w:cs="Aptos"/>
+          <w:b w:val="1"/>
+          <w:bCs w:val="1"/>
+          <w:noProof w:val="0"/>
+          <w:sz w:val="48"/>
+          <w:szCs w:val="48"/>
+          <w:lang w:val="es-AR"/>
+        </w:rPr>
+        <w:t>🌟 4) Orden recomendado para avanzar (muy importante)</w:t>
+      </w:r>
+    </w:p>
+    <w:p>
+      <w:pPr>
+        <w:bidi w:val="0"/>
+        <w:spacing w:before="240" w:beforeAutospacing="off" w:after="240" w:afterAutospacing="off"/>
+      </w:pPr>
+      <w:r>
+        <w:rPr>
+          <w:rFonts w:ascii="Aptos" w:hAnsi="Aptos" w:eastAsia="Aptos" w:cs="Aptos"/>
+          <w:noProof w:val="0"/>
+          <w:sz w:val="24"/>
+          <w:szCs w:val="24"/>
+          <w:lang w:val="es-AR"/>
+        </w:rPr>
+        <w:t xml:space="preserve">Este es el orden </w:t>
+      </w:r>
+      <w:r>
+        <w:rPr>
+          <w:rFonts w:ascii="Aptos" w:hAnsi="Aptos" w:eastAsia="Aptos" w:cs="Aptos"/>
+          <w:b w:val="1"/>
+          <w:bCs w:val="1"/>
+          <w:noProof w:val="0"/>
+          <w:sz w:val="24"/>
+          <w:szCs w:val="24"/>
+          <w:lang w:val="es-AR"/>
+        </w:rPr>
+        <w:t>óptimo</w:t>
+      </w:r>
+      <w:r>
+        <w:rPr>
+          <w:rFonts w:ascii="Aptos" w:hAnsi="Aptos" w:eastAsia="Aptos" w:cs="Aptos"/>
+          <w:noProof w:val="0"/>
+          <w:sz w:val="24"/>
+          <w:szCs w:val="24"/>
+          <w:lang w:val="es-AR"/>
+        </w:rPr>
+        <w:t xml:space="preserve"> para que el proyecto avance sin retrabajo:</w:t>
+      </w:r>
+    </w:p>
+    <w:p>
+      <w:pPr>
+        <w:pStyle w:val="Ttulo2"/>
+        <w:bidi w:val="0"/>
+        <w:spacing w:before="299" w:beforeAutospacing="off" w:after="299" w:afterAutospacing="off"/>
+      </w:pPr>
+      <w:r>
+        <w:rPr>
+          <w:rFonts w:ascii="Aptos" w:hAnsi="Aptos" w:eastAsia="Aptos" w:cs="Aptos"/>
+          <w:b w:val="1"/>
+          <w:bCs w:val="1"/>
+          <w:noProof w:val="0"/>
+          <w:sz w:val="36"/>
+          <w:szCs w:val="36"/>
+          <w:lang w:val="es-AR"/>
+        </w:rPr>
+        <w:t>🟩 1) Branding + Header + Identidad del estudio</w:t>
+      </w:r>
+    </w:p>
+    <w:p>
+      <w:pPr>
+        <w:pStyle w:val="Prrafodelista"/>
+        <w:numPr>
+          <w:ilvl w:val="0"/>
+          <w:numId w:val="29"/>
+        </w:numPr>
+        <w:bidi w:val="0"/>
+        <w:spacing w:before="240" w:beforeAutospacing="off" w:after="240" w:afterAutospacing="off"/>
+        <w:rPr>
+          <w:rFonts w:ascii="Aptos" w:hAnsi="Aptos" w:eastAsia="Aptos" w:cs="Aptos"/>
+          <w:noProof w:val="0"/>
+          <w:sz w:val="24"/>
+          <w:szCs w:val="24"/>
+          <w:lang w:val="es-AR"/>
+        </w:rPr>
+      </w:pPr>
+      <w:r>
+        <w:rPr>
+          <w:rFonts w:ascii="Aptos" w:hAnsi="Aptos" w:eastAsia="Aptos" w:cs="Aptos"/>
+          <w:noProof w:val="0"/>
+          <w:sz w:val="24"/>
+          <w:szCs w:val="24"/>
+          <w:lang w:val="es-AR"/>
+        </w:rPr>
+        <w:t>Logo en header</w:t>
+      </w:r>
+    </w:p>
+    <w:p>
+      <w:pPr>
+        <w:pStyle w:val="Prrafodelista"/>
+        <w:numPr>
+          <w:ilvl w:val="0"/>
+          <w:numId w:val="29"/>
+        </w:numPr>
+        <w:bidi w:val="0"/>
+        <w:spacing w:before="240" w:beforeAutospacing="off" w:after="240" w:afterAutospacing="off"/>
+        <w:rPr>
+          <w:rFonts w:ascii="Aptos" w:hAnsi="Aptos" w:eastAsia="Aptos" w:cs="Aptos"/>
+          <w:noProof w:val="0"/>
+          <w:sz w:val="24"/>
+          <w:szCs w:val="24"/>
+          <w:lang w:val="es-AR"/>
+        </w:rPr>
+      </w:pPr>
+      <w:r>
+        <w:rPr>
+          <w:rFonts w:ascii="Aptos" w:hAnsi="Aptos" w:eastAsia="Aptos" w:cs="Aptos"/>
+          <w:noProof w:val="0"/>
+          <w:sz w:val="24"/>
+          <w:szCs w:val="24"/>
+          <w:lang w:val="es-AR"/>
+        </w:rPr>
+        <w:t>Nombre del estudio</w:t>
+      </w:r>
+    </w:p>
+    <w:p>
+      <w:pPr>
+        <w:pStyle w:val="Prrafodelista"/>
+        <w:numPr>
+          <w:ilvl w:val="0"/>
+          <w:numId w:val="29"/>
+        </w:numPr>
+        <w:bidi w:val="0"/>
+        <w:spacing w:before="240" w:beforeAutospacing="off" w:after="240" w:afterAutospacing="off"/>
+        <w:rPr>
+          <w:rFonts w:ascii="Aptos" w:hAnsi="Aptos" w:eastAsia="Aptos" w:cs="Aptos"/>
+          <w:noProof w:val="0"/>
+          <w:sz w:val="24"/>
+          <w:szCs w:val="24"/>
+          <w:lang w:val="es-AR"/>
+        </w:rPr>
+      </w:pPr>
+      <w:r>
+        <w:rPr>
+          <w:rFonts w:ascii="Aptos" w:hAnsi="Aptos" w:eastAsia="Aptos" w:cs="Aptos"/>
+          <w:noProof w:val="0"/>
+          <w:sz w:val="24"/>
+          <w:szCs w:val="24"/>
+          <w:lang w:val="es-AR"/>
+        </w:rPr>
+        <w:t>Header responsivo</w:t>
+      </w:r>
+    </w:p>
+    <w:p>
+      <w:pPr>
+        <w:pStyle w:val="Prrafodelista"/>
+        <w:numPr>
+          <w:ilvl w:val="0"/>
+          <w:numId w:val="29"/>
+        </w:numPr>
+        <w:bidi w:val="0"/>
+        <w:spacing w:before="240" w:beforeAutospacing="off" w:after="240" w:afterAutospacing="off"/>
+        <w:rPr>
+          <w:rFonts w:ascii="Aptos" w:hAnsi="Aptos" w:eastAsia="Aptos" w:cs="Aptos"/>
+          <w:noProof w:val="0"/>
+          <w:sz w:val="24"/>
+          <w:szCs w:val="24"/>
+          <w:lang w:val="es-AR"/>
+        </w:rPr>
+      </w:pPr>
+      <w:r>
+        <w:rPr>
+          <w:rFonts w:ascii="Aptos" w:hAnsi="Aptos" w:eastAsia="Aptos" w:cs="Aptos"/>
+          <w:noProof w:val="0"/>
+          <w:sz w:val="24"/>
+          <w:szCs w:val="24"/>
+          <w:lang w:val="es-AR"/>
+        </w:rPr>
+        <w:t>Encabezado en cada sección</w:t>
+      </w:r>
+    </w:p>
+    <w:p>
+      <w:pPr>
+        <w:bidi w:val="0"/>
+        <w:spacing w:before="240" w:beforeAutospacing="off" w:after="240" w:afterAutospacing="off"/>
+      </w:pPr>
+      <w:r>
+        <w:rPr>
+          <w:rFonts w:ascii="Aptos" w:hAnsi="Aptos" w:eastAsia="Aptos" w:cs="Aptos"/>
+          <w:noProof w:val="0"/>
+          <w:sz w:val="24"/>
+          <w:szCs w:val="24"/>
+          <w:lang w:val="es-AR"/>
+        </w:rPr>
+        <w:t>Esto mejora TODO lo demás.</w:t>
+      </w:r>
+    </w:p>
+    <w:p>
+      <w:pPr>
+        <w:pStyle w:val="Ttulo2"/>
+        <w:bidi w:val="0"/>
+        <w:spacing w:before="299" w:beforeAutospacing="off" w:after="299" w:afterAutospacing="off"/>
+      </w:pPr>
+      <w:r>
+        <w:rPr>
+          <w:rFonts w:ascii="Aptos" w:hAnsi="Aptos" w:eastAsia="Aptos" w:cs="Aptos"/>
+          <w:b w:val="1"/>
+          <w:bCs w:val="1"/>
+          <w:noProof w:val="0"/>
+          <w:sz w:val="36"/>
+          <w:szCs w:val="36"/>
+          <w:lang w:val="es-AR"/>
+        </w:rPr>
+        <w:t>🟩 2) Configuración (idioma + monedas)</w:t>
+      </w:r>
+    </w:p>
+    <w:p>
+      <w:pPr>
+        <w:pStyle w:val="Prrafodelista"/>
+        <w:numPr>
+          <w:ilvl w:val="0"/>
+          <w:numId w:val="30"/>
+        </w:numPr>
+        <w:bidi w:val="0"/>
+        <w:spacing w:before="240" w:beforeAutospacing="off" w:after="240" w:afterAutospacing="off"/>
+        <w:rPr>
+          <w:rFonts w:ascii="Aptos" w:hAnsi="Aptos" w:eastAsia="Aptos" w:cs="Aptos"/>
+          <w:noProof w:val="0"/>
+          <w:sz w:val="24"/>
+          <w:szCs w:val="24"/>
+          <w:lang w:val="es-AR"/>
+        </w:rPr>
+      </w:pPr>
+      <w:r>
+        <w:rPr>
+          <w:rFonts w:ascii="Aptos" w:hAnsi="Aptos" w:eastAsia="Aptos" w:cs="Aptos"/>
+          <w:noProof w:val="0"/>
+          <w:sz w:val="24"/>
+          <w:szCs w:val="24"/>
+          <w:lang w:val="es-AR"/>
+        </w:rPr>
+        <w:t>Terminar selector de idioma</w:t>
+      </w:r>
+    </w:p>
+    <w:p>
+      <w:pPr>
+        <w:pStyle w:val="Prrafodelista"/>
+        <w:numPr>
+          <w:ilvl w:val="0"/>
+          <w:numId w:val="30"/>
+        </w:numPr>
+        <w:bidi w:val="0"/>
+        <w:spacing w:before="240" w:beforeAutospacing="off" w:after="240" w:afterAutospacing="off"/>
+        <w:rPr>
+          <w:rFonts w:ascii="Aptos" w:hAnsi="Aptos" w:eastAsia="Aptos" w:cs="Aptos"/>
+          <w:noProof w:val="0"/>
+          <w:sz w:val="24"/>
+          <w:szCs w:val="24"/>
+          <w:lang w:val="es-AR"/>
+        </w:rPr>
+      </w:pPr>
+      <w:r>
+        <w:rPr>
+          <w:rFonts w:ascii="Aptos" w:hAnsi="Aptos" w:eastAsia="Aptos" w:cs="Aptos"/>
+          <w:noProof w:val="0"/>
+          <w:sz w:val="24"/>
+          <w:szCs w:val="24"/>
+          <w:lang w:val="es-AR"/>
+        </w:rPr>
+        <w:t>Terminar selector de monedas</w:t>
+      </w:r>
+    </w:p>
+    <w:p>
+      <w:pPr>
+        <w:pStyle w:val="Prrafodelista"/>
+        <w:numPr>
+          <w:ilvl w:val="0"/>
+          <w:numId w:val="30"/>
+        </w:numPr>
+        <w:bidi w:val="0"/>
+        <w:spacing w:before="240" w:beforeAutospacing="off" w:after="240" w:afterAutospacing="off"/>
+        <w:rPr>
+          <w:rFonts w:ascii="Aptos" w:hAnsi="Aptos" w:eastAsia="Aptos" w:cs="Aptos"/>
+          <w:noProof w:val="0"/>
+          <w:sz w:val="24"/>
+          <w:szCs w:val="24"/>
+          <w:lang w:val="es-AR"/>
+        </w:rPr>
+      </w:pPr>
+      <w:r>
+        <w:rPr>
+          <w:rFonts w:ascii="Aptos" w:hAnsi="Aptos" w:eastAsia="Aptos" w:cs="Aptos"/>
+          <w:noProof w:val="0"/>
+          <w:sz w:val="24"/>
+          <w:szCs w:val="24"/>
+          <w:lang w:val="es-AR"/>
+        </w:rPr>
+        <w:t>Preparar estructura para más idiomas</w:t>
+      </w:r>
+    </w:p>
+    <w:p>
+      <w:pPr>
+        <w:bidi w:val="0"/>
+        <w:spacing w:before="240" w:beforeAutospacing="off" w:after="240" w:afterAutospacing="off"/>
+      </w:pPr>
+      <w:r>
+        <w:rPr>
+          <w:rFonts w:ascii="Aptos" w:hAnsi="Aptos" w:eastAsia="Aptos" w:cs="Aptos"/>
+          <w:noProof w:val="0"/>
+          <w:sz w:val="24"/>
+          <w:szCs w:val="24"/>
+          <w:lang w:val="es-AR"/>
+        </w:rPr>
+        <w:t>Esto afecta PDFs, contratos, presupuestos, etc.</w:t>
+      </w:r>
+    </w:p>
+    <w:p>
+      <w:pPr>
+        <w:pStyle w:val="Ttulo2"/>
+        <w:bidi w:val="0"/>
+        <w:spacing w:before="299" w:beforeAutospacing="off" w:after="299" w:afterAutospacing="off"/>
+      </w:pPr>
+      <w:r>
+        <w:rPr>
+          <w:rFonts w:ascii="Aptos" w:hAnsi="Aptos" w:eastAsia="Aptos" w:cs="Aptos"/>
+          <w:b w:val="1"/>
+          <w:bCs w:val="1"/>
+          <w:noProof w:val="0"/>
+          <w:sz w:val="36"/>
+          <w:szCs w:val="36"/>
+          <w:lang w:val="es-AR"/>
+        </w:rPr>
+        <w:t>🟩 3) Selección de fotos</w:t>
+      </w:r>
+    </w:p>
+    <w:p>
+      <w:pPr>
+        <w:bidi w:val="0"/>
+        <w:spacing w:before="240" w:beforeAutospacing="off" w:after="240" w:afterAutospacing="off"/>
+      </w:pPr>
+      <w:r>
+        <w:rPr>
+          <w:rFonts w:ascii="Aptos" w:hAnsi="Aptos" w:eastAsia="Aptos" w:cs="Aptos"/>
+          <w:noProof w:val="0"/>
+          <w:sz w:val="24"/>
+          <w:szCs w:val="24"/>
+          <w:lang w:val="es-AR"/>
+        </w:rPr>
+        <w:t>Ahora que Storage funciona, es el momento ideal.</w:t>
+      </w:r>
+    </w:p>
+    <w:p>
+      <w:pPr>
+        <w:pStyle w:val="Prrafodelista"/>
+        <w:numPr>
+          <w:ilvl w:val="0"/>
+          <w:numId w:val="31"/>
+        </w:numPr>
+        <w:bidi w:val="0"/>
+        <w:spacing w:before="240" w:beforeAutospacing="off" w:after="240" w:afterAutospacing="off"/>
+        <w:rPr>
+          <w:rFonts w:ascii="Aptos" w:hAnsi="Aptos" w:eastAsia="Aptos" w:cs="Aptos"/>
+          <w:noProof w:val="0"/>
+          <w:sz w:val="24"/>
+          <w:szCs w:val="24"/>
+          <w:lang w:val="es-AR"/>
+        </w:rPr>
+      </w:pPr>
+      <w:r>
+        <w:rPr>
+          <w:rFonts w:ascii="Aptos" w:hAnsi="Aptos" w:eastAsia="Aptos" w:cs="Aptos"/>
+          <w:noProof w:val="0"/>
+          <w:sz w:val="24"/>
+          <w:szCs w:val="24"/>
+          <w:lang w:val="es-AR"/>
+        </w:rPr>
+        <w:t>Uploader múltiple</w:t>
+      </w:r>
+    </w:p>
+    <w:p>
+      <w:pPr>
+        <w:pStyle w:val="Prrafodelista"/>
+        <w:numPr>
+          <w:ilvl w:val="0"/>
+          <w:numId w:val="31"/>
+        </w:numPr>
+        <w:bidi w:val="0"/>
+        <w:spacing w:before="240" w:beforeAutospacing="off" w:after="240" w:afterAutospacing="off"/>
+        <w:rPr>
+          <w:rFonts w:ascii="Aptos" w:hAnsi="Aptos" w:eastAsia="Aptos" w:cs="Aptos"/>
+          <w:noProof w:val="0"/>
+          <w:sz w:val="24"/>
+          <w:szCs w:val="24"/>
+          <w:lang w:val="es-AR"/>
+        </w:rPr>
+      </w:pPr>
+      <w:r>
+        <w:rPr>
+          <w:rFonts w:ascii="Aptos" w:hAnsi="Aptos" w:eastAsia="Aptos" w:cs="Aptos"/>
+          <w:noProof w:val="0"/>
+          <w:sz w:val="24"/>
+          <w:szCs w:val="24"/>
+          <w:lang w:val="es-AR"/>
+        </w:rPr>
+        <w:t>Thumbnails</w:t>
+      </w:r>
+    </w:p>
+    <w:p>
+      <w:pPr>
+        <w:pStyle w:val="Prrafodelista"/>
+        <w:numPr>
+          <w:ilvl w:val="0"/>
+          <w:numId w:val="31"/>
+        </w:numPr>
+        <w:bidi w:val="0"/>
+        <w:spacing w:before="240" w:beforeAutospacing="off" w:after="240" w:afterAutospacing="off"/>
+        <w:rPr>
+          <w:rFonts w:ascii="Aptos" w:hAnsi="Aptos" w:eastAsia="Aptos" w:cs="Aptos"/>
+          <w:noProof w:val="0"/>
+          <w:sz w:val="24"/>
+          <w:szCs w:val="24"/>
+          <w:lang w:val="es-AR"/>
+        </w:rPr>
+      </w:pPr>
+      <w:r>
+        <w:rPr>
+          <w:rFonts w:ascii="Aptos" w:hAnsi="Aptos" w:eastAsia="Aptos" w:cs="Aptos"/>
+          <w:noProof w:val="0"/>
+          <w:sz w:val="24"/>
+          <w:szCs w:val="24"/>
+          <w:lang w:val="es-AR"/>
+        </w:rPr>
+        <w:t>Galería</w:t>
+      </w:r>
+    </w:p>
+    <w:p>
+      <w:pPr>
+        <w:pStyle w:val="Prrafodelista"/>
+        <w:numPr>
+          <w:ilvl w:val="0"/>
+          <w:numId w:val="31"/>
+        </w:numPr>
+        <w:bidi w:val="0"/>
+        <w:spacing w:before="240" w:beforeAutospacing="off" w:after="240" w:afterAutospacing="off"/>
+        <w:rPr>
+          <w:rFonts w:ascii="Aptos" w:hAnsi="Aptos" w:eastAsia="Aptos" w:cs="Aptos"/>
+          <w:noProof w:val="0"/>
+          <w:sz w:val="24"/>
+          <w:szCs w:val="24"/>
+          <w:lang w:val="es-AR"/>
+        </w:rPr>
+      </w:pPr>
+      <w:r>
+        <w:rPr>
+          <w:rFonts w:ascii="Aptos" w:hAnsi="Aptos" w:eastAsia="Aptos" w:cs="Aptos"/>
+          <w:noProof w:val="0"/>
+          <w:sz w:val="24"/>
+          <w:szCs w:val="24"/>
+          <w:lang w:val="es-AR"/>
+        </w:rPr>
+        <w:t>Selección</w:t>
+      </w:r>
+    </w:p>
+    <w:p>
+      <w:pPr>
+        <w:pStyle w:val="Prrafodelista"/>
+        <w:numPr>
+          <w:ilvl w:val="0"/>
+          <w:numId w:val="31"/>
+        </w:numPr>
+        <w:bidi w:val="0"/>
+        <w:spacing w:before="240" w:beforeAutospacing="off" w:after="240" w:afterAutospacing="off"/>
+        <w:rPr>
+          <w:rFonts w:ascii="Aptos" w:hAnsi="Aptos" w:eastAsia="Aptos" w:cs="Aptos"/>
+          <w:noProof w:val="0"/>
+          <w:sz w:val="24"/>
+          <w:szCs w:val="24"/>
+          <w:lang w:val="es-AR"/>
+        </w:rPr>
+      </w:pPr>
+      <w:r>
+        <w:rPr>
+          <w:rFonts w:ascii="Aptos" w:hAnsi="Aptos" w:eastAsia="Aptos" w:cs="Aptos"/>
+          <w:noProof w:val="0"/>
+          <w:sz w:val="24"/>
+          <w:szCs w:val="24"/>
+          <w:lang w:val="es-AR"/>
+        </w:rPr>
+        <w:t>Guardado</w:t>
+      </w:r>
+    </w:p>
+    <w:p>
+      <w:pPr>
+        <w:bidi w:val="0"/>
+        <w:spacing w:before="240" w:beforeAutospacing="off" w:after="240" w:afterAutospacing="off"/>
+      </w:pPr>
+      <w:r>
+        <w:rPr>
+          <w:rFonts w:ascii="Aptos" w:hAnsi="Aptos" w:eastAsia="Aptos" w:cs="Aptos"/>
+          <w:noProof w:val="0"/>
+          <w:sz w:val="24"/>
+          <w:szCs w:val="24"/>
+          <w:lang w:val="es-AR"/>
+        </w:rPr>
+        <w:t>Esto es un módulo clave del SaaS.</w:t>
+      </w:r>
+    </w:p>
+    <w:p>
+      <w:pPr>
+        <w:pStyle w:val="Ttulo2"/>
+        <w:bidi w:val="0"/>
+        <w:spacing w:before="299" w:beforeAutospacing="off" w:after="299" w:afterAutospacing="off"/>
+      </w:pPr>
+      <w:r>
+        <w:rPr>
+          <w:rFonts w:ascii="Aptos" w:hAnsi="Aptos" w:eastAsia="Aptos" w:cs="Aptos"/>
+          <w:b w:val="1"/>
+          <w:bCs w:val="1"/>
+          <w:noProof w:val="0"/>
+          <w:sz w:val="36"/>
+          <w:szCs w:val="36"/>
+          <w:lang w:val="es-AR"/>
+        </w:rPr>
+        <w:t>🟩 4) Presupuestos (PDF profesional)</w:t>
+      </w:r>
+    </w:p>
+    <w:p>
+      <w:pPr>
+        <w:pStyle w:val="Prrafodelista"/>
+        <w:numPr>
+          <w:ilvl w:val="0"/>
+          <w:numId w:val="32"/>
+        </w:numPr>
+        <w:bidi w:val="0"/>
+        <w:spacing w:before="240" w:beforeAutospacing="off" w:after="240" w:afterAutospacing="off"/>
+        <w:rPr>
+          <w:rFonts w:ascii="Aptos" w:hAnsi="Aptos" w:eastAsia="Aptos" w:cs="Aptos"/>
+          <w:noProof w:val="0"/>
+          <w:sz w:val="24"/>
+          <w:szCs w:val="24"/>
+          <w:lang w:val="es-AR"/>
+        </w:rPr>
+      </w:pPr>
+      <w:r>
+        <w:rPr>
+          <w:rFonts w:ascii="Aptos" w:hAnsi="Aptos" w:eastAsia="Aptos" w:cs="Aptos"/>
+          <w:noProof w:val="0"/>
+          <w:sz w:val="24"/>
+          <w:szCs w:val="24"/>
+          <w:lang w:val="es-AR"/>
+        </w:rPr>
+        <w:t>PDF con logo, estudio, cliente</w:t>
+      </w:r>
+    </w:p>
+    <w:p>
+      <w:pPr>
+        <w:pStyle w:val="Prrafodelista"/>
+        <w:numPr>
+          <w:ilvl w:val="0"/>
+          <w:numId w:val="32"/>
+        </w:numPr>
+        <w:bidi w:val="0"/>
+        <w:spacing w:before="240" w:beforeAutospacing="off" w:after="240" w:afterAutospacing="off"/>
+        <w:rPr>
+          <w:rFonts w:ascii="Aptos" w:hAnsi="Aptos" w:eastAsia="Aptos" w:cs="Aptos"/>
+          <w:noProof w:val="0"/>
+          <w:sz w:val="24"/>
+          <w:szCs w:val="24"/>
+          <w:lang w:val="es-AR"/>
+        </w:rPr>
+      </w:pPr>
+      <w:r>
+        <w:rPr>
+          <w:rFonts w:ascii="Aptos" w:hAnsi="Aptos" w:eastAsia="Aptos" w:cs="Aptos"/>
+          <w:noProof w:val="0"/>
+          <w:sz w:val="24"/>
+          <w:szCs w:val="24"/>
+          <w:lang w:val="es-AR"/>
+        </w:rPr>
+        <w:t>Diseño premium</w:t>
+      </w:r>
+    </w:p>
+    <w:p>
+      <w:pPr>
+        <w:pStyle w:val="Prrafodelista"/>
+        <w:numPr>
+          <w:ilvl w:val="0"/>
+          <w:numId w:val="32"/>
+        </w:numPr>
+        <w:bidi w:val="0"/>
+        <w:spacing w:before="240" w:beforeAutospacing="off" w:after="240" w:afterAutospacing="off"/>
+        <w:rPr>
+          <w:rFonts w:ascii="Aptos" w:hAnsi="Aptos" w:eastAsia="Aptos" w:cs="Aptos"/>
+          <w:noProof w:val="0"/>
+          <w:sz w:val="24"/>
+          <w:szCs w:val="24"/>
+          <w:lang w:val="es-AR"/>
+        </w:rPr>
+      </w:pPr>
+      <w:r>
+        <w:rPr>
+          <w:rFonts w:ascii="Aptos" w:hAnsi="Aptos" w:eastAsia="Aptos" w:cs="Aptos"/>
+          <w:noProof w:val="0"/>
+          <w:sz w:val="24"/>
+          <w:szCs w:val="24"/>
+          <w:lang w:val="es-AR"/>
+        </w:rPr>
+        <w:t>Totales, moneda, idioma</w:t>
+      </w:r>
+    </w:p>
+    <w:p>
+      <w:pPr>
+        <w:pStyle w:val="Prrafodelista"/>
+        <w:numPr>
+          <w:ilvl w:val="0"/>
+          <w:numId w:val="32"/>
+        </w:numPr>
+        <w:bidi w:val="0"/>
+        <w:spacing w:before="240" w:beforeAutospacing="off" w:after="240" w:afterAutospacing="off"/>
+        <w:rPr>
+          <w:rFonts w:ascii="Aptos" w:hAnsi="Aptos" w:eastAsia="Aptos" w:cs="Aptos"/>
+          <w:noProof w:val="0"/>
+          <w:sz w:val="24"/>
+          <w:szCs w:val="24"/>
+          <w:lang w:val="es-AR"/>
+        </w:rPr>
+      </w:pPr>
+      <w:r>
+        <w:rPr>
+          <w:rFonts w:ascii="Aptos" w:hAnsi="Aptos" w:eastAsia="Aptos" w:cs="Aptos"/>
+          <w:noProof w:val="0"/>
+          <w:sz w:val="24"/>
+          <w:szCs w:val="24"/>
+          <w:lang w:val="es-AR"/>
+        </w:rPr>
+        <w:t>Envío por email (opcional)</w:t>
+      </w:r>
+    </w:p>
+    <w:p>
+      <w:pPr>
+        <w:pStyle w:val="Ttulo2"/>
+        <w:bidi w:val="0"/>
+        <w:spacing w:before="299" w:beforeAutospacing="off" w:after="299" w:afterAutospacing="off"/>
+      </w:pPr>
+      <w:r>
+        <w:rPr>
+          <w:rFonts w:ascii="Aptos" w:hAnsi="Aptos" w:eastAsia="Aptos" w:cs="Aptos"/>
+          <w:b w:val="1"/>
+          <w:bCs w:val="1"/>
+          <w:noProof w:val="0"/>
+          <w:sz w:val="36"/>
+          <w:szCs w:val="36"/>
+          <w:lang w:val="es-AR"/>
+        </w:rPr>
+        <w:t>🟩 5) Contratos (editor + PDF)</w:t>
+      </w:r>
+    </w:p>
+    <w:p>
+      <w:pPr>
+        <w:pStyle w:val="Prrafodelista"/>
+        <w:numPr>
+          <w:ilvl w:val="0"/>
+          <w:numId w:val="33"/>
+        </w:numPr>
+        <w:bidi w:val="0"/>
+        <w:spacing w:before="240" w:beforeAutospacing="off" w:after="240" w:afterAutospacing="off"/>
+        <w:rPr>
+          <w:rFonts w:ascii="Aptos" w:hAnsi="Aptos" w:eastAsia="Aptos" w:cs="Aptos"/>
+          <w:noProof w:val="0"/>
+          <w:sz w:val="24"/>
+          <w:szCs w:val="24"/>
+          <w:lang w:val="es-AR"/>
+        </w:rPr>
+      </w:pPr>
+      <w:r>
+        <w:rPr>
+          <w:rFonts w:ascii="Aptos" w:hAnsi="Aptos" w:eastAsia="Aptos" w:cs="Aptos"/>
+          <w:noProof w:val="0"/>
+          <w:sz w:val="24"/>
+          <w:szCs w:val="24"/>
+          <w:lang w:val="es-AR"/>
+        </w:rPr>
+        <w:t>Editor de texto</w:t>
+      </w:r>
+    </w:p>
+    <w:p>
+      <w:pPr>
+        <w:pStyle w:val="Prrafodelista"/>
+        <w:numPr>
+          <w:ilvl w:val="0"/>
+          <w:numId w:val="33"/>
+        </w:numPr>
+        <w:bidi w:val="0"/>
+        <w:spacing w:before="240" w:beforeAutospacing="off" w:after="240" w:afterAutospacing="off"/>
+        <w:rPr>
+          <w:rFonts w:ascii="Aptos" w:hAnsi="Aptos" w:eastAsia="Aptos" w:cs="Aptos"/>
+          <w:noProof w:val="0"/>
+          <w:sz w:val="24"/>
+          <w:szCs w:val="24"/>
+          <w:lang w:val="es-AR"/>
+        </w:rPr>
+      </w:pPr>
+      <w:r>
+        <w:rPr>
+          <w:rFonts w:ascii="Aptos" w:hAnsi="Aptos" w:eastAsia="Aptos" w:cs="Aptos"/>
+          <w:noProof w:val="0"/>
+          <w:sz w:val="24"/>
+          <w:szCs w:val="24"/>
+          <w:lang w:val="es-AR"/>
+        </w:rPr>
+        <w:t>Plantillas</w:t>
+      </w:r>
+    </w:p>
+    <w:p>
+      <w:pPr>
+        <w:pStyle w:val="Prrafodelista"/>
+        <w:numPr>
+          <w:ilvl w:val="0"/>
+          <w:numId w:val="33"/>
+        </w:numPr>
+        <w:bidi w:val="0"/>
+        <w:spacing w:before="240" w:beforeAutospacing="off" w:after="240" w:afterAutospacing="off"/>
+        <w:rPr>
+          <w:rFonts w:ascii="Aptos" w:hAnsi="Aptos" w:eastAsia="Aptos" w:cs="Aptos"/>
+          <w:noProof w:val="0"/>
+          <w:sz w:val="24"/>
+          <w:szCs w:val="24"/>
+          <w:lang w:val="es-AR"/>
+        </w:rPr>
+      </w:pPr>
+      <w:r>
+        <w:rPr>
+          <w:rFonts w:ascii="Aptos" w:hAnsi="Aptos" w:eastAsia="Aptos" w:cs="Aptos"/>
+          <w:noProof w:val="0"/>
+          <w:sz w:val="24"/>
+          <w:szCs w:val="24"/>
+          <w:lang w:val="es-AR"/>
+        </w:rPr>
+        <w:t>PDF profesional</w:t>
+      </w:r>
+    </w:p>
+    <w:p>
+      <w:pPr>
+        <w:pStyle w:val="Prrafodelista"/>
+        <w:numPr>
+          <w:ilvl w:val="0"/>
+          <w:numId w:val="33"/>
+        </w:numPr>
+        <w:bidi w:val="0"/>
+        <w:spacing w:before="240" w:beforeAutospacing="off" w:after="240" w:afterAutospacing="off"/>
+        <w:rPr>
+          <w:rFonts w:ascii="Aptos" w:hAnsi="Aptos" w:eastAsia="Aptos" w:cs="Aptos"/>
+          <w:noProof w:val="0"/>
+          <w:sz w:val="24"/>
+          <w:szCs w:val="24"/>
+          <w:lang w:val="es-AR"/>
+        </w:rPr>
+      </w:pPr>
+      <w:r>
+        <w:rPr>
+          <w:rFonts w:ascii="Aptos" w:hAnsi="Aptos" w:eastAsia="Aptos" w:cs="Aptos"/>
+          <w:noProof w:val="0"/>
+          <w:sz w:val="24"/>
+          <w:szCs w:val="24"/>
+          <w:lang w:val="es-AR"/>
+        </w:rPr>
+        <w:t>Firma digital (opcional)</w:t>
+      </w:r>
+    </w:p>
+    <w:p>
+      <w:pPr>
+        <w:pStyle w:val="Ttulo2"/>
+        <w:bidi w:val="0"/>
+        <w:spacing w:before="299" w:beforeAutospacing="off" w:after="299" w:afterAutospacing="off"/>
+      </w:pPr>
+      <w:r>
+        <w:rPr>
+          <w:rFonts w:ascii="Aptos" w:hAnsi="Aptos" w:eastAsia="Aptos" w:cs="Aptos"/>
+          <w:b w:val="1"/>
+          <w:bCs w:val="1"/>
+          <w:noProof w:val="0"/>
+          <w:sz w:val="36"/>
+          <w:szCs w:val="36"/>
+          <w:lang w:val="es-AR"/>
+        </w:rPr>
+        <w:t>🟩 6) Clientes (buscador + mejoras)</w:t>
+      </w:r>
+    </w:p>
+    <w:p>
+      <w:pPr>
+        <w:pStyle w:val="Prrafodelista"/>
+        <w:numPr>
+          <w:ilvl w:val="0"/>
+          <w:numId w:val="34"/>
+        </w:numPr>
+        <w:bidi w:val="0"/>
+        <w:spacing w:before="240" w:beforeAutospacing="off" w:after="240" w:afterAutospacing="off"/>
+        <w:rPr>
+          <w:rFonts w:ascii="Aptos" w:hAnsi="Aptos" w:eastAsia="Aptos" w:cs="Aptos"/>
+          <w:noProof w:val="0"/>
+          <w:sz w:val="24"/>
+          <w:szCs w:val="24"/>
+          <w:lang w:val="es-AR"/>
+        </w:rPr>
+      </w:pPr>
+      <w:r>
+        <w:rPr>
+          <w:rFonts w:ascii="Aptos" w:hAnsi="Aptos" w:eastAsia="Aptos" w:cs="Aptos"/>
+          <w:noProof w:val="0"/>
+          <w:sz w:val="24"/>
+          <w:szCs w:val="24"/>
+          <w:lang w:val="es-AR"/>
+        </w:rPr>
+        <w:t>Buscador</w:t>
+      </w:r>
+    </w:p>
+    <w:p>
+      <w:pPr>
+        <w:pStyle w:val="Prrafodelista"/>
+        <w:numPr>
+          <w:ilvl w:val="0"/>
+          <w:numId w:val="34"/>
+        </w:numPr>
+        <w:bidi w:val="0"/>
+        <w:spacing w:before="240" w:beforeAutospacing="off" w:after="240" w:afterAutospacing="off"/>
+        <w:rPr>
+          <w:rFonts w:ascii="Aptos" w:hAnsi="Aptos" w:eastAsia="Aptos" w:cs="Aptos"/>
+          <w:noProof w:val="0"/>
+          <w:sz w:val="24"/>
+          <w:szCs w:val="24"/>
+          <w:lang w:val="es-AR"/>
+        </w:rPr>
+      </w:pPr>
+      <w:r>
+        <w:rPr>
+          <w:rFonts w:ascii="Aptos" w:hAnsi="Aptos" w:eastAsia="Aptos" w:cs="Aptos"/>
+          <w:noProof w:val="0"/>
+          <w:sz w:val="24"/>
+          <w:szCs w:val="24"/>
+          <w:lang w:val="es-AR"/>
+        </w:rPr>
+        <w:t>Filtros</w:t>
+      </w:r>
+    </w:p>
+    <w:p>
+      <w:pPr>
+        <w:pStyle w:val="Prrafodelista"/>
+        <w:numPr>
+          <w:ilvl w:val="0"/>
+          <w:numId w:val="34"/>
+        </w:numPr>
+        <w:bidi w:val="0"/>
+        <w:spacing w:before="240" w:beforeAutospacing="off" w:after="240" w:afterAutospacing="off"/>
+        <w:rPr>
+          <w:rFonts w:ascii="Aptos" w:hAnsi="Aptos" w:eastAsia="Aptos" w:cs="Aptos"/>
+          <w:noProof w:val="0"/>
+          <w:sz w:val="24"/>
+          <w:szCs w:val="24"/>
+          <w:lang w:val="es-AR"/>
+        </w:rPr>
+      </w:pPr>
+      <w:r>
+        <w:rPr>
+          <w:rFonts w:ascii="Aptos" w:hAnsi="Aptos" w:eastAsia="Aptos" w:cs="Aptos"/>
+          <w:noProof w:val="0"/>
+          <w:sz w:val="24"/>
+          <w:szCs w:val="24"/>
+          <w:lang w:val="es-AR"/>
+        </w:rPr>
+        <w:t>Mejoras visuales</w:t>
+      </w:r>
+    </w:p>
+    <w:p>
+      <w:pPr>
+        <w:pStyle w:val="Ttulo2"/>
+        <w:bidi w:val="0"/>
+        <w:spacing w:before="299" w:beforeAutospacing="off" w:after="299" w:afterAutospacing="off"/>
+      </w:pPr>
+      <w:r>
+        <w:rPr>
+          <w:rFonts w:ascii="Aptos" w:hAnsi="Aptos" w:eastAsia="Aptos" w:cs="Aptos"/>
+          <w:b w:val="1"/>
+          <w:bCs w:val="1"/>
+          <w:noProof w:val="0"/>
+          <w:sz w:val="36"/>
+          <w:szCs w:val="36"/>
+          <w:lang w:val="es-AR"/>
+        </w:rPr>
+        <w:t>🟩 7) Dashboard real</w:t>
+      </w:r>
+    </w:p>
+    <w:p>
+      <w:pPr>
+        <w:pStyle w:val="Prrafodelista"/>
+        <w:numPr>
+          <w:ilvl w:val="0"/>
+          <w:numId w:val="35"/>
+        </w:numPr>
+        <w:bidi w:val="0"/>
+        <w:spacing w:before="240" w:beforeAutospacing="off" w:after="240" w:afterAutospacing="off"/>
+        <w:rPr>
+          <w:rFonts w:ascii="Aptos" w:hAnsi="Aptos" w:eastAsia="Aptos" w:cs="Aptos"/>
+          <w:noProof w:val="0"/>
+          <w:sz w:val="24"/>
+          <w:szCs w:val="24"/>
+          <w:lang w:val="es-AR"/>
+        </w:rPr>
+      </w:pPr>
+      <w:r>
+        <w:rPr>
+          <w:rFonts w:ascii="Aptos" w:hAnsi="Aptos" w:eastAsia="Aptos" w:cs="Aptos"/>
+          <w:noProof w:val="0"/>
+          <w:sz w:val="24"/>
+          <w:szCs w:val="24"/>
+          <w:lang w:val="es-AR"/>
+        </w:rPr>
+        <w:t>Métricas</w:t>
+      </w:r>
+    </w:p>
+    <w:p>
+      <w:pPr>
+        <w:pStyle w:val="Prrafodelista"/>
+        <w:numPr>
+          <w:ilvl w:val="0"/>
+          <w:numId w:val="35"/>
+        </w:numPr>
+        <w:bidi w:val="0"/>
+        <w:spacing w:before="240" w:beforeAutospacing="off" w:after="240" w:afterAutospacing="off"/>
+        <w:rPr>
+          <w:rFonts w:ascii="Aptos" w:hAnsi="Aptos" w:eastAsia="Aptos" w:cs="Aptos"/>
+          <w:noProof w:val="0"/>
+          <w:sz w:val="24"/>
+          <w:szCs w:val="24"/>
+          <w:lang w:val="es-AR"/>
+        </w:rPr>
+      </w:pPr>
+      <w:r>
+        <w:rPr>
+          <w:rFonts w:ascii="Aptos" w:hAnsi="Aptos" w:eastAsia="Aptos" w:cs="Aptos"/>
+          <w:noProof w:val="0"/>
+          <w:sz w:val="24"/>
+          <w:szCs w:val="24"/>
+          <w:lang w:val="es-AR"/>
+        </w:rPr>
+        <w:t>Gráficos</w:t>
+      </w:r>
+    </w:p>
+    <w:p>
+      <w:pPr>
+        <w:pStyle w:val="Prrafodelista"/>
+        <w:numPr>
+          <w:ilvl w:val="0"/>
+          <w:numId w:val="35"/>
+        </w:numPr>
+        <w:bidi w:val="0"/>
+        <w:spacing w:before="240" w:beforeAutospacing="off" w:after="240" w:afterAutospacing="off"/>
+        <w:rPr>
+          <w:rFonts w:ascii="Aptos" w:hAnsi="Aptos" w:eastAsia="Aptos" w:cs="Aptos"/>
+          <w:noProof w:val="0"/>
+          <w:sz w:val="24"/>
+          <w:szCs w:val="24"/>
+          <w:lang w:val="es-AR"/>
+        </w:rPr>
+      </w:pPr>
+      <w:r>
+        <w:rPr>
+          <w:rFonts w:ascii="Aptos" w:hAnsi="Aptos" w:eastAsia="Aptos" w:cs="Aptos"/>
+          <w:noProof w:val="0"/>
+          <w:sz w:val="24"/>
+          <w:szCs w:val="24"/>
+          <w:lang w:val="es-AR"/>
+        </w:rPr>
+        <w:t>Actividad reciente</w:t>
+      </w:r>
+    </w:p>
+    <w:p>
+      <w:pPr>
+        <w:pStyle w:val="Ttulo2"/>
+        <w:bidi w:val="0"/>
+        <w:spacing w:before="299" w:beforeAutospacing="off" w:after="299" w:afterAutospacing="off"/>
+      </w:pPr>
+      <w:r>
+        <w:rPr>
+          <w:rFonts w:ascii="Aptos" w:hAnsi="Aptos" w:eastAsia="Aptos" w:cs="Aptos"/>
+          <w:b w:val="1"/>
+          <w:bCs w:val="1"/>
+          <w:noProof w:val="0"/>
+          <w:sz w:val="36"/>
+          <w:szCs w:val="36"/>
+          <w:lang w:val="es-AR"/>
+        </w:rPr>
+        <w:t>🟩 8) Extras</w:t>
+      </w:r>
+    </w:p>
+    <w:p>
+      <w:pPr>
+        <w:pStyle w:val="Prrafodelista"/>
+        <w:numPr>
+          <w:ilvl w:val="0"/>
+          <w:numId w:val="36"/>
+        </w:numPr>
+        <w:bidi w:val="0"/>
+        <w:spacing w:before="240" w:beforeAutospacing="off" w:after="240" w:afterAutospacing="off"/>
+        <w:rPr>
+          <w:rFonts w:ascii="Aptos" w:hAnsi="Aptos" w:eastAsia="Aptos" w:cs="Aptos"/>
+          <w:noProof w:val="0"/>
+          <w:sz w:val="24"/>
+          <w:szCs w:val="24"/>
+          <w:lang w:val="es-AR"/>
+        </w:rPr>
+      </w:pPr>
+      <w:r>
+        <w:rPr>
+          <w:rFonts w:ascii="Aptos" w:hAnsi="Aptos" w:eastAsia="Aptos" w:cs="Aptos"/>
+          <w:noProof w:val="0"/>
+          <w:sz w:val="24"/>
+          <w:szCs w:val="24"/>
+          <w:lang w:val="es-AR"/>
+        </w:rPr>
+        <w:t>Calculadora de presupuestos</w:t>
+      </w:r>
+    </w:p>
+    <w:p>
+      <w:pPr>
+        <w:pStyle w:val="Prrafodelista"/>
+        <w:numPr>
+          <w:ilvl w:val="0"/>
+          <w:numId w:val="36"/>
+        </w:numPr>
+        <w:bidi w:val="0"/>
+        <w:spacing w:before="240" w:beforeAutospacing="off" w:after="240" w:afterAutospacing="off"/>
+        <w:rPr>
+          <w:rFonts w:ascii="Aptos" w:hAnsi="Aptos" w:eastAsia="Aptos" w:cs="Aptos"/>
+          <w:noProof w:val="0"/>
+          <w:sz w:val="24"/>
+          <w:szCs w:val="24"/>
+          <w:lang w:val="es-AR"/>
+        </w:rPr>
+      </w:pPr>
+      <w:r>
+        <w:rPr>
+          <w:rFonts w:ascii="Aptos" w:hAnsi="Aptos" w:eastAsia="Aptos" w:cs="Aptos"/>
+          <w:noProof w:val="0"/>
+          <w:sz w:val="24"/>
+          <w:szCs w:val="24"/>
+          <w:lang w:val="es-AR"/>
+        </w:rPr>
+        <w:t>Roles y usuarios internos</w:t>
+      </w:r>
+    </w:p>
+    <w:p>
+      <w:pPr>
+        <w:pStyle w:val="Prrafodelista"/>
+        <w:numPr>
+          <w:ilvl w:val="0"/>
+          <w:numId w:val="36"/>
+        </w:numPr>
+        <w:bidi w:val="0"/>
+        <w:spacing w:before="240" w:beforeAutospacing="off" w:after="240" w:afterAutospacing="off"/>
+        <w:rPr>
+          <w:rFonts w:ascii="Aptos" w:hAnsi="Aptos" w:eastAsia="Aptos" w:cs="Aptos"/>
+          <w:noProof w:val="0"/>
+          <w:sz w:val="24"/>
+          <w:szCs w:val="24"/>
+          <w:lang w:val="es-AR"/>
+        </w:rPr>
+      </w:pPr>
+      <w:r>
+        <w:rPr>
+          <w:rFonts w:ascii="Aptos" w:hAnsi="Aptos" w:eastAsia="Aptos" w:cs="Aptos"/>
+          <w:noProof w:val="0"/>
+          <w:sz w:val="24"/>
+          <w:szCs w:val="24"/>
+          <w:lang w:val="es-AR"/>
+        </w:rPr>
+        <w:t>Modo oscuro</w:t>
+      </w:r>
+    </w:p>
+    <w:p>
+      <w:pPr>
+        <w:pStyle w:val="Ttulo1"/>
+        <w:bidi w:val="0"/>
+        <w:spacing w:before="322" w:beforeAutospacing="off" w:after="322" w:afterAutospacing="off"/>
+      </w:pPr>
+      <w:r>
+        <w:rPr>
+          <w:rFonts w:ascii="Aptos" w:hAnsi="Aptos" w:eastAsia="Aptos" w:cs="Aptos"/>
+          <w:b w:val="1"/>
+          <w:bCs w:val="1"/>
+          <w:noProof w:val="0"/>
+          <w:sz w:val="48"/>
+          <w:szCs w:val="48"/>
+          <w:lang w:val="es-AR"/>
+        </w:rPr>
+        <w:t>🌟 5) Mi recomendación concreta para mañana</w:t>
+      </w:r>
+    </w:p>
+    <w:p>
+      <w:pPr>
+        <w:bidi w:val="0"/>
+        <w:spacing w:before="240" w:beforeAutospacing="off" w:after="240" w:afterAutospacing="off"/>
+      </w:pPr>
+      <w:r>
+        <w:rPr>
+          <w:rFonts w:ascii="Aptos" w:hAnsi="Aptos" w:eastAsia="Aptos" w:cs="Aptos"/>
+          <w:noProof w:val="0"/>
+          <w:sz w:val="24"/>
+          <w:szCs w:val="24"/>
+          <w:lang w:val="es-AR"/>
+        </w:rPr>
+        <w:t>Mañana, frescos, yo te propongo avanzar así:</w:t>
+      </w:r>
+    </w:p>
+    <w:p>
+      <w:pPr>
+        <w:pStyle w:val="Ttulo3"/>
+        <w:bidi w:val="0"/>
+        <w:spacing w:before="281" w:beforeAutospacing="off" w:after="281" w:afterAutospacing="off"/>
+      </w:pPr>
+      <w:r>
+        <w:rPr>
+          <w:rFonts w:ascii="Aptos" w:hAnsi="Aptos" w:eastAsia="Aptos" w:cs="Aptos"/>
+          <w:b w:val="1"/>
+          <w:bCs w:val="1"/>
+          <w:noProof w:val="0"/>
+          <w:sz w:val="28"/>
+          <w:szCs w:val="28"/>
+          <w:lang w:val="es-AR"/>
+        </w:rPr>
+        <w:t>👉 Paso 1: Header responsivo + identidad del estudio</w:t>
+      </w:r>
+    </w:p>
+    <w:p>
+      <w:pPr>
+        <w:bidi w:val="0"/>
+        <w:spacing w:before="240" w:beforeAutospacing="off" w:after="240" w:afterAutospacing="off"/>
+      </w:pPr>
+      <w:r>
+        <w:rPr>
+          <w:rFonts w:ascii="Aptos" w:hAnsi="Aptos" w:eastAsia="Aptos" w:cs="Aptos"/>
+          <w:noProof w:val="0"/>
+          <w:sz w:val="24"/>
+          <w:szCs w:val="24"/>
+          <w:lang w:val="es-AR"/>
+        </w:rPr>
+        <w:t>Dejamos el SaaS con una presencia profesional.</w:t>
+      </w:r>
+    </w:p>
+    <w:p>
+      <w:pPr>
+        <w:pStyle w:val="Ttulo3"/>
+        <w:bidi w:val="0"/>
+        <w:spacing w:before="281" w:beforeAutospacing="off" w:after="281" w:afterAutospacing="off"/>
+      </w:pPr>
+      <w:r>
+        <w:rPr>
+          <w:rFonts w:ascii="Aptos" w:hAnsi="Aptos" w:eastAsia="Aptos" w:cs="Aptos"/>
+          <w:b w:val="1"/>
+          <w:bCs w:val="1"/>
+          <w:noProof w:val="0"/>
+          <w:sz w:val="28"/>
+          <w:szCs w:val="28"/>
+          <w:lang w:val="es-AR"/>
+        </w:rPr>
+        <w:t>👉 Paso 2: Configuración (idioma + monedas)</w:t>
+      </w:r>
+    </w:p>
+    <w:p>
+      <w:pPr>
+        <w:bidi w:val="0"/>
+        <w:spacing w:before="240" w:beforeAutospacing="off" w:after="240" w:afterAutospacing="off"/>
+      </w:pPr>
+      <w:r>
+        <w:rPr>
+          <w:rFonts w:ascii="Aptos" w:hAnsi="Aptos" w:eastAsia="Aptos" w:cs="Aptos"/>
+          <w:noProof w:val="0"/>
+          <w:sz w:val="24"/>
+          <w:szCs w:val="24"/>
+          <w:lang w:val="es-AR"/>
+        </w:rPr>
+        <w:t>Así todo lo que viene después ya usa esos datos.</w:t>
+      </w:r>
+    </w:p>
+    <w:p>
+      <w:pPr>
+        <w:pStyle w:val="Ttulo3"/>
+        <w:bidi w:val="0"/>
+        <w:spacing w:before="281" w:beforeAutospacing="off" w:after="281" w:afterAutospacing="off"/>
+      </w:pPr>
+      <w:r>
+        <w:rPr>
+          <w:rFonts w:ascii="Aptos" w:hAnsi="Aptos" w:eastAsia="Aptos" w:cs="Aptos"/>
+          <w:b w:val="1"/>
+          <w:bCs w:val="1"/>
+          <w:noProof w:val="0"/>
+          <w:sz w:val="28"/>
+          <w:szCs w:val="28"/>
+          <w:lang w:val="es-AR"/>
+        </w:rPr>
+        <w:t>👉 Paso 3: Selección de fotos</w:t>
+      </w:r>
+    </w:p>
+    <w:p>
+      <w:pPr>
+        <w:bidi w:val="0"/>
+        <w:spacing w:before="240" w:beforeAutospacing="off" w:after="240" w:afterAutospacing="off"/>
+      </w:pPr>
+      <w:r>
+        <w:rPr>
+          <w:rFonts w:ascii="Aptos" w:hAnsi="Aptos" w:eastAsia="Aptos" w:cs="Aptos"/>
+          <w:noProof w:val="0"/>
+          <w:sz w:val="24"/>
+          <w:szCs w:val="24"/>
+          <w:lang w:val="es-AR"/>
+        </w:rPr>
+        <w:t>Ahora que Storage funciona, es el momento perfecto.</w:t>
+      </w:r>
+    </w:p>
+    <w:p/>
     <w:sectPr>
-      <w:pgSz w:w="11906" w:h="16838"/>
+      <w:pgSz w:w="11906" w:h="16838" w:orient="portrait"/>
       <w:pgMar w:top="1417" w:right="1701" w:bottom="1417" w:left="1701" w:header="708" w:footer="708" w:gutter="0"/>
       <w:cols w:space="708"/>
       <w:docGrid w:linePitch="360"/>
@@ -3728,6 +7784,2470 @@
 
 <file path=word/numbering.xml><?xml version="1.0" encoding="utf-8"?>
 <w:numbering xmlns:wpc="http://schemas.microsoft.com/office/word/2010/wordprocessingCanvas" xmlns:cx="http://schemas.microsoft.com/office/drawing/2014/chartex" xmlns:cx1="http://schemas.microsoft.com/office/drawing/2015/9/8/chartex" xmlns:cx2="http://schemas.microsoft.com/office/drawing/2015/10/21/chartex" xmlns:cx3="http://schemas.microsoft.com/office/drawing/2016/5/9/chartex" xmlns:cx4="http://schemas.microsoft.com/office/drawing/2016/5/10/chartex" xmlns:cx5="http://schemas.microsoft.com/office/drawing/2016/5/11/chartex" xmlns:cx6="http://schemas.microsoft.com/office/drawing/2016/5/12/chartex" xmlns:cx7="http://schemas.microsoft.com/office/drawing/2016/5/13/chartex" xmlns:cx8="http://schemas.microsoft.com/office/drawing/2016/5/14/chartex" xmlns:mc="http://schemas.openxmlformats.org/markup-compatibility/2006" xmlns:aink="http://schemas.microsoft.com/office/drawing/2016/ink" xmlns:am3d="http://schemas.microsoft.com/office/drawing/2017/model3d" xmlns:o="urn:schemas-microsoft-com:office:office" xmlns:oel="http://schemas.microsoft.com/office/2019/extlst" xmlns:r="http://schemas.openxmlformats.org/officeDocument/2006/relationships" xmlns:m="http://schemas.openxmlformats.org/officeDocument/2006/math" xmlns:v="urn:schemas-microsoft-com:vml" xmlns:wp14="http://schemas.microsoft.com/office/word/2010/wordprocessingDrawing" xmlns:wp="http://schemas.openxmlformats.org/drawingml/2006/wordprocessingDrawing" xmlns:w10="urn:schemas-microsoft-com:office:word" xmlns:w="http://schemas.openxmlformats.org/wordprocessingml/2006/main" xmlns:w14="http://schemas.microsoft.com/office/word/2010/wordml" xmlns:w15="http://schemas.microsoft.com/office/word/2012/wordml" xmlns:w16cex="http://schemas.microsoft.com/office/word/2018/wordml/cex" xmlns:w16cid="http://schemas.microsoft.com/office/word/2016/wordml/cid" xmlns:w16="http://schemas.microsoft.com/office/word/2018/wordml" xmlns:w16du="http://schemas.microsoft.com/office/word/2023/wordml/word16du" xmlns:w16sdtdh="http://schemas.microsoft.com/office/word/2020/wordml/sdtdatahash" xmlns:w16sdtfl="http://schemas.microsoft.com/office/word/2024/wordml/sdtformatlock" xmlns:w16se="http://schemas.microsoft.com/office/word/2015/wordml/symex" xmlns:wpg="http://schemas.microsoft.com/office/word/2010/wordprocessingGroup" xmlns:wpi="http://schemas.microsoft.com/office/word/2010/wordprocessingInk" xmlns:wne="http://schemas.microsoft.com/office/word/2006/wordml" xmlns:wps="http://schemas.microsoft.com/office/word/2010/wordprocessingShape" mc:Ignorable="w14 w15 w16se w16cid w16 w16cex w16sdtdh w16sdtfl w16du wp14">
+  <w:abstractNum xmlns:w="http://schemas.openxmlformats.org/wordprocessingml/2006/main" w:abstractNumId="35">
+    <w:nsid w:val="7bbd017"/>
+    <w:multiLevelType xmlns:w="http://schemas.openxmlformats.org/wordprocessingml/2006/main" w:val="hybridMultilevel"/>
+    <w:lvl xmlns:w="http://schemas.openxmlformats.org/wordprocessingml/2006/main" w:ilvl="0">
+      <w:start w:val="1"/>
+      <w:numFmt w:val="bullet"/>
+      <w:lvlText w:val=""/>
+      <w:lvlJc w:val="left"/>
+      <w:pPr>
+        <w:ind w:left="720" w:hanging="360"/>
+      </w:pPr>
+      <w:rPr>
+        <w:rFonts w:hint="default" w:ascii="Symbol" w:hAnsi="Symbol"/>
+      </w:rPr>
+    </w:lvl>
+    <w:lvl xmlns:w="http://schemas.openxmlformats.org/wordprocessingml/2006/main" w:ilvl="1">
+      <w:start w:val="1"/>
+      <w:numFmt w:val="bullet"/>
+      <w:lvlText w:val="o"/>
+      <w:lvlJc w:val="left"/>
+      <w:pPr>
+        <w:ind w:left="1440" w:hanging="360"/>
+      </w:pPr>
+      <w:rPr>
+        <w:rFonts w:hint="default" w:ascii="Courier New" w:hAnsi="Courier New"/>
+      </w:rPr>
+    </w:lvl>
+    <w:lvl xmlns:w="http://schemas.openxmlformats.org/wordprocessingml/2006/main" w:ilvl="2">
+      <w:start w:val="1"/>
+      <w:numFmt w:val="bullet"/>
+      <w:lvlText w:val=""/>
+      <w:lvlJc w:val="left"/>
+      <w:pPr>
+        <w:ind w:left="2160" w:hanging="360"/>
+      </w:pPr>
+      <w:rPr>
+        <w:rFonts w:hint="default" w:ascii="Wingdings" w:hAnsi="Wingdings"/>
+      </w:rPr>
+    </w:lvl>
+    <w:lvl xmlns:w="http://schemas.openxmlformats.org/wordprocessingml/2006/main" w:ilvl="3">
+      <w:start w:val="1"/>
+      <w:numFmt w:val="bullet"/>
+      <w:lvlText w:val=""/>
+      <w:lvlJc w:val="left"/>
+      <w:pPr>
+        <w:ind w:left="2880" w:hanging="360"/>
+      </w:pPr>
+      <w:rPr>
+        <w:rFonts w:hint="default" w:ascii="Symbol" w:hAnsi="Symbol"/>
+      </w:rPr>
+    </w:lvl>
+    <w:lvl xmlns:w="http://schemas.openxmlformats.org/wordprocessingml/2006/main" w:ilvl="4">
+      <w:start w:val="1"/>
+      <w:numFmt w:val="bullet"/>
+      <w:lvlText w:val="o"/>
+      <w:lvlJc w:val="left"/>
+      <w:pPr>
+        <w:ind w:left="3600" w:hanging="360"/>
+      </w:pPr>
+      <w:rPr>
+        <w:rFonts w:hint="default" w:ascii="Courier New" w:hAnsi="Courier New"/>
+      </w:rPr>
+    </w:lvl>
+    <w:lvl xmlns:w="http://schemas.openxmlformats.org/wordprocessingml/2006/main" w:ilvl="5">
+      <w:start w:val="1"/>
+      <w:numFmt w:val="bullet"/>
+      <w:lvlText w:val=""/>
+      <w:lvlJc w:val="left"/>
+      <w:pPr>
+        <w:ind w:left="4320" w:hanging="360"/>
+      </w:pPr>
+      <w:rPr>
+        <w:rFonts w:hint="default" w:ascii="Wingdings" w:hAnsi="Wingdings"/>
+      </w:rPr>
+    </w:lvl>
+    <w:lvl xmlns:w="http://schemas.openxmlformats.org/wordprocessingml/2006/main" w:ilvl="6">
+      <w:start w:val="1"/>
+      <w:numFmt w:val="bullet"/>
+      <w:lvlText w:val=""/>
+      <w:lvlJc w:val="left"/>
+      <w:pPr>
+        <w:ind w:left="5040" w:hanging="360"/>
+      </w:pPr>
+      <w:rPr>
+        <w:rFonts w:hint="default" w:ascii="Symbol" w:hAnsi="Symbol"/>
+      </w:rPr>
+    </w:lvl>
+    <w:lvl xmlns:w="http://schemas.openxmlformats.org/wordprocessingml/2006/main" w:ilvl="7">
+      <w:start w:val="1"/>
+      <w:numFmt w:val="bullet"/>
+      <w:lvlText w:val="o"/>
+      <w:lvlJc w:val="left"/>
+      <w:pPr>
+        <w:ind w:left="5760" w:hanging="360"/>
+      </w:pPr>
+      <w:rPr>
+        <w:rFonts w:hint="default" w:ascii="Courier New" w:hAnsi="Courier New"/>
+      </w:rPr>
+    </w:lvl>
+    <w:lvl xmlns:w="http://schemas.openxmlformats.org/wordprocessingml/2006/main" w:ilvl="8">
+      <w:start w:val="1"/>
+      <w:numFmt w:val="bullet"/>
+      <w:lvlText w:val=""/>
+      <w:lvlJc w:val="left"/>
+      <w:pPr>
+        <w:ind w:left="6480" w:hanging="360"/>
+      </w:pPr>
+      <w:rPr>
+        <w:rFonts w:hint="default" w:ascii="Wingdings" w:hAnsi="Wingdings"/>
+      </w:rPr>
+    </w:lvl>
+  </w:abstractNum>
+  <w:abstractNum xmlns:w="http://schemas.openxmlformats.org/wordprocessingml/2006/main" w:abstractNumId="34">
+    <w:nsid w:val="556a50f5"/>
+    <w:multiLevelType xmlns:w="http://schemas.openxmlformats.org/wordprocessingml/2006/main" w:val="hybridMultilevel"/>
+    <w:lvl xmlns:w="http://schemas.openxmlformats.org/wordprocessingml/2006/main" w:ilvl="0">
+      <w:start w:val="1"/>
+      <w:numFmt w:val="bullet"/>
+      <w:lvlText w:val=""/>
+      <w:lvlJc w:val="left"/>
+      <w:pPr>
+        <w:ind w:left="720" w:hanging="360"/>
+      </w:pPr>
+      <w:rPr>
+        <w:rFonts w:hint="default" w:ascii="Symbol" w:hAnsi="Symbol"/>
+      </w:rPr>
+    </w:lvl>
+    <w:lvl xmlns:w="http://schemas.openxmlformats.org/wordprocessingml/2006/main" w:ilvl="1">
+      <w:start w:val="1"/>
+      <w:numFmt w:val="bullet"/>
+      <w:lvlText w:val="o"/>
+      <w:lvlJc w:val="left"/>
+      <w:pPr>
+        <w:ind w:left="1440" w:hanging="360"/>
+      </w:pPr>
+      <w:rPr>
+        <w:rFonts w:hint="default" w:ascii="Courier New" w:hAnsi="Courier New"/>
+      </w:rPr>
+    </w:lvl>
+    <w:lvl xmlns:w="http://schemas.openxmlformats.org/wordprocessingml/2006/main" w:ilvl="2">
+      <w:start w:val="1"/>
+      <w:numFmt w:val="bullet"/>
+      <w:lvlText w:val=""/>
+      <w:lvlJc w:val="left"/>
+      <w:pPr>
+        <w:ind w:left="2160" w:hanging="360"/>
+      </w:pPr>
+      <w:rPr>
+        <w:rFonts w:hint="default" w:ascii="Wingdings" w:hAnsi="Wingdings"/>
+      </w:rPr>
+    </w:lvl>
+    <w:lvl xmlns:w="http://schemas.openxmlformats.org/wordprocessingml/2006/main" w:ilvl="3">
+      <w:start w:val="1"/>
+      <w:numFmt w:val="bullet"/>
+      <w:lvlText w:val=""/>
+      <w:lvlJc w:val="left"/>
+      <w:pPr>
+        <w:ind w:left="2880" w:hanging="360"/>
+      </w:pPr>
+      <w:rPr>
+        <w:rFonts w:hint="default" w:ascii="Symbol" w:hAnsi="Symbol"/>
+      </w:rPr>
+    </w:lvl>
+    <w:lvl xmlns:w="http://schemas.openxmlformats.org/wordprocessingml/2006/main" w:ilvl="4">
+      <w:start w:val="1"/>
+      <w:numFmt w:val="bullet"/>
+      <w:lvlText w:val="o"/>
+      <w:lvlJc w:val="left"/>
+      <w:pPr>
+        <w:ind w:left="3600" w:hanging="360"/>
+      </w:pPr>
+      <w:rPr>
+        <w:rFonts w:hint="default" w:ascii="Courier New" w:hAnsi="Courier New"/>
+      </w:rPr>
+    </w:lvl>
+    <w:lvl xmlns:w="http://schemas.openxmlformats.org/wordprocessingml/2006/main" w:ilvl="5">
+      <w:start w:val="1"/>
+      <w:numFmt w:val="bullet"/>
+      <w:lvlText w:val=""/>
+      <w:lvlJc w:val="left"/>
+      <w:pPr>
+        <w:ind w:left="4320" w:hanging="360"/>
+      </w:pPr>
+      <w:rPr>
+        <w:rFonts w:hint="default" w:ascii="Wingdings" w:hAnsi="Wingdings"/>
+      </w:rPr>
+    </w:lvl>
+    <w:lvl xmlns:w="http://schemas.openxmlformats.org/wordprocessingml/2006/main" w:ilvl="6">
+      <w:start w:val="1"/>
+      <w:numFmt w:val="bullet"/>
+      <w:lvlText w:val=""/>
+      <w:lvlJc w:val="left"/>
+      <w:pPr>
+        <w:ind w:left="5040" w:hanging="360"/>
+      </w:pPr>
+      <w:rPr>
+        <w:rFonts w:hint="default" w:ascii="Symbol" w:hAnsi="Symbol"/>
+      </w:rPr>
+    </w:lvl>
+    <w:lvl xmlns:w="http://schemas.openxmlformats.org/wordprocessingml/2006/main" w:ilvl="7">
+      <w:start w:val="1"/>
+      <w:numFmt w:val="bullet"/>
+      <w:lvlText w:val="o"/>
+      <w:lvlJc w:val="left"/>
+      <w:pPr>
+        <w:ind w:left="5760" w:hanging="360"/>
+      </w:pPr>
+      <w:rPr>
+        <w:rFonts w:hint="default" w:ascii="Courier New" w:hAnsi="Courier New"/>
+      </w:rPr>
+    </w:lvl>
+    <w:lvl xmlns:w="http://schemas.openxmlformats.org/wordprocessingml/2006/main" w:ilvl="8">
+      <w:start w:val="1"/>
+      <w:numFmt w:val="bullet"/>
+      <w:lvlText w:val=""/>
+      <w:lvlJc w:val="left"/>
+      <w:pPr>
+        <w:ind w:left="6480" w:hanging="360"/>
+      </w:pPr>
+      <w:rPr>
+        <w:rFonts w:hint="default" w:ascii="Wingdings" w:hAnsi="Wingdings"/>
+      </w:rPr>
+    </w:lvl>
+  </w:abstractNum>
+  <w:abstractNum xmlns:w="http://schemas.openxmlformats.org/wordprocessingml/2006/main" w:abstractNumId="33">
+    <w:nsid w:val="68a18125"/>
+    <w:multiLevelType xmlns:w="http://schemas.openxmlformats.org/wordprocessingml/2006/main" w:val="hybridMultilevel"/>
+    <w:lvl xmlns:w="http://schemas.openxmlformats.org/wordprocessingml/2006/main" w:ilvl="0">
+      <w:start w:val="1"/>
+      <w:numFmt w:val="bullet"/>
+      <w:lvlText w:val=""/>
+      <w:lvlJc w:val="left"/>
+      <w:pPr>
+        <w:ind w:left="720" w:hanging="360"/>
+      </w:pPr>
+      <w:rPr>
+        <w:rFonts w:hint="default" w:ascii="Symbol" w:hAnsi="Symbol"/>
+      </w:rPr>
+    </w:lvl>
+    <w:lvl xmlns:w="http://schemas.openxmlformats.org/wordprocessingml/2006/main" w:ilvl="1">
+      <w:start w:val="1"/>
+      <w:numFmt w:val="bullet"/>
+      <w:lvlText w:val="o"/>
+      <w:lvlJc w:val="left"/>
+      <w:pPr>
+        <w:ind w:left="1440" w:hanging="360"/>
+      </w:pPr>
+      <w:rPr>
+        <w:rFonts w:hint="default" w:ascii="Courier New" w:hAnsi="Courier New"/>
+      </w:rPr>
+    </w:lvl>
+    <w:lvl xmlns:w="http://schemas.openxmlformats.org/wordprocessingml/2006/main" w:ilvl="2">
+      <w:start w:val="1"/>
+      <w:numFmt w:val="bullet"/>
+      <w:lvlText w:val=""/>
+      <w:lvlJc w:val="left"/>
+      <w:pPr>
+        <w:ind w:left="2160" w:hanging="360"/>
+      </w:pPr>
+      <w:rPr>
+        <w:rFonts w:hint="default" w:ascii="Wingdings" w:hAnsi="Wingdings"/>
+      </w:rPr>
+    </w:lvl>
+    <w:lvl xmlns:w="http://schemas.openxmlformats.org/wordprocessingml/2006/main" w:ilvl="3">
+      <w:start w:val="1"/>
+      <w:numFmt w:val="bullet"/>
+      <w:lvlText w:val=""/>
+      <w:lvlJc w:val="left"/>
+      <w:pPr>
+        <w:ind w:left="2880" w:hanging="360"/>
+      </w:pPr>
+      <w:rPr>
+        <w:rFonts w:hint="default" w:ascii="Symbol" w:hAnsi="Symbol"/>
+      </w:rPr>
+    </w:lvl>
+    <w:lvl xmlns:w="http://schemas.openxmlformats.org/wordprocessingml/2006/main" w:ilvl="4">
+      <w:start w:val="1"/>
+      <w:numFmt w:val="bullet"/>
+      <w:lvlText w:val="o"/>
+      <w:lvlJc w:val="left"/>
+      <w:pPr>
+        <w:ind w:left="3600" w:hanging="360"/>
+      </w:pPr>
+      <w:rPr>
+        <w:rFonts w:hint="default" w:ascii="Courier New" w:hAnsi="Courier New"/>
+      </w:rPr>
+    </w:lvl>
+    <w:lvl xmlns:w="http://schemas.openxmlformats.org/wordprocessingml/2006/main" w:ilvl="5">
+      <w:start w:val="1"/>
+      <w:numFmt w:val="bullet"/>
+      <w:lvlText w:val=""/>
+      <w:lvlJc w:val="left"/>
+      <w:pPr>
+        <w:ind w:left="4320" w:hanging="360"/>
+      </w:pPr>
+      <w:rPr>
+        <w:rFonts w:hint="default" w:ascii="Wingdings" w:hAnsi="Wingdings"/>
+      </w:rPr>
+    </w:lvl>
+    <w:lvl xmlns:w="http://schemas.openxmlformats.org/wordprocessingml/2006/main" w:ilvl="6">
+      <w:start w:val="1"/>
+      <w:numFmt w:val="bullet"/>
+      <w:lvlText w:val=""/>
+      <w:lvlJc w:val="left"/>
+      <w:pPr>
+        <w:ind w:left="5040" w:hanging="360"/>
+      </w:pPr>
+      <w:rPr>
+        <w:rFonts w:hint="default" w:ascii="Symbol" w:hAnsi="Symbol"/>
+      </w:rPr>
+    </w:lvl>
+    <w:lvl xmlns:w="http://schemas.openxmlformats.org/wordprocessingml/2006/main" w:ilvl="7">
+      <w:start w:val="1"/>
+      <w:numFmt w:val="bullet"/>
+      <w:lvlText w:val="o"/>
+      <w:lvlJc w:val="left"/>
+      <w:pPr>
+        <w:ind w:left="5760" w:hanging="360"/>
+      </w:pPr>
+      <w:rPr>
+        <w:rFonts w:hint="default" w:ascii="Courier New" w:hAnsi="Courier New"/>
+      </w:rPr>
+    </w:lvl>
+    <w:lvl xmlns:w="http://schemas.openxmlformats.org/wordprocessingml/2006/main" w:ilvl="8">
+      <w:start w:val="1"/>
+      <w:numFmt w:val="bullet"/>
+      <w:lvlText w:val=""/>
+      <w:lvlJc w:val="left"/>
+      <w:pPr>
+        <w:ind w:left="6480" w:hanging="360"/>
+      </w:pPr>
+      <w:rPr>
+        <w:rFonts w:hint="default" w:ascii="Wingdings" w:hAnsi="Wingdings"/>
+      </w:rPr>
+    </w:lvl>
+  </w:abstractNum>
+  <w:abstractNum xmlns:w="http://schemas.openxmlformats.org/wordprocessingml/2006/main" w:abstractNumId="32">
+    <w:nsid w:val="557a8969"/>
+    <w:multiLevelType xmlns:w="http://schemas.openxmlformats.org/wordprocessingml/2006/main" w:val="hybridMultilevel"/>
+    <w:lvl xmlns:w="http://schemas.openxmlformats.org/wordprocessingml/2006/main" w:ilvl="0">
+      <w:start w:val="1"/>
+      <w:numFmt w:val="bullet"/>
+      <w:lvlText w:val=""/>
+      <w:lvlJc w:val="left"/>
+      <w:pPr>
+        <w:ind w:left="720" w:hanging="360"/>
+      </w:pPr>
+      <w:rPr>
+        <w:rFonts w:hint="default" w:ascii="Symbol" w:hAnsi="Symbol"/>
+      </w:rPr>
+    </w:lvl>
+    <w:lvl xmlns:w="http://schemas.openxmlformats.org/wordprocessingml/2006/main" w:ilvl="1">
+      <w:start w:val="1"/>
+      <w:numFmt w:val="bullet"/>
+      <w:lvlText w:val="o"/>
+      <w:lvlJc w:val="left"/>
+      <w:pPr>
+        <w:ind w:left="1440" w:hanging="360"/>
+      </w:pPr>
+      <w:rPr>
+        <w:rFonts w:hint="default" w:ascii="Courier New" w:hAnsi="Courier New"/>
+      </w:rPr>
+    </w:lvl>
+    <w:lvl xmlns:w="http://schemas.openxmlformats.org/wordprocessingml/2006/main" w:ilvl="2">
+      <w:start w:val="1"/>
+      <w:numFmt w:val="bullet"/>
+      <w:lvlText w:val=""/>
+      <w:lvlJc w:val="left"/>
+      <w:pPr>
+        <w:ind w:left="2160" w:hanging="360"/>
+      </w:pPr>
+      <w:rPr>
+        <w:rFonts w:hint="default" w:ascii="Wingdings" w:hAnsi="Wingdings"/>
+      </w:rPr>
+    </w:lvl>
+    <w:lvl xmlns:w="http://schemas.openxmlformats.org/wordprocessingml/2006/main" w:ilvl="3">
+      <w:start w:val="1"/>
+      <w:numFmt w:val="bullet"/>
+      <w:lvlText w:val=""/>
+      <w:lvlJc w:val="left"/>
+      <w:pPr>
+        <w:ind w:left="2880" w:hanging="360"/>
+      </w:pPr>
+      <w:rPr>
+        <w:rFonts w:hint="default" w:ascii="Symbol" w:hAnsi="Symbol"/>
+      </w:rPr>
+    </w:lvl>
+    <w:lvl xmlns:w="http://schemas.openxmlformats.org/wordprocessingml/2006/main" w:ilvl="4">
+      <w:start w:val="1"/>
+      <w:numFmt w:val="bullet"/>
+      <w:lvlText w:val="o"/>
+      <w:lvlJc w:val="left"/>
+      <w:pPr>
+        <w:ind w:left="3600" w:hanging="360"/>
+      </w:pPr>
+      <w:rPr>
+        <w:rFonts w:hint="default" w:ascii="Courier New" w:hAnsi="Courier New"/>
+      </w:rPr>
+    </w:lvl>
+    <w:lvl xmlns:w="http://schemas.openxmlformats.org/wordprocessingml/2006/main" w:ilvl="5">
+      <w:start w:val="1"/>
+      <w:numFmt w:val="bullet"/>
+      <w:lvlText w:val=""/>
+      <w:lvlJc w:val="left"/>
+      <w:pPr>
+        <w:ind w:left="4320" w:hanging="360"/>
+      </w:pPr>
+      <w:rPr>
+        <w:rFonts w:hint="default" w:ascii="Wingdings" w:hAnsi="Wingdings"/>
+      </w:rPr>
+    </w:lvl>
+    <w:lvl xmlns:w="http://schemas.openxmlformats.org/wordprocessingml/2006/main" w:ilvl="6">
+      <w:start w:val="1"/>
+      <w:numFmt w:val="bullet"/>
+      <w:lvlText w:val=""/>
+      <w:lvlJc w:val="left"/>
+      <w:pPr>
+        <w:ind w:left="5040" w:hanging="360"/>
+      </w:pPr>
+      <w:rPr>
+        <w:rFonts w:hint="default" w:ascii="Symbol" w:hAnsi="Symbol"/>
+      </w:rPr>
+    </w:lvl>
+    <w:lvl xmlns:w="http://schemas.openxmlformats.org/wordprocessingml/2006/main" w:ilvl="7">
+      <w:start w:val="1"/>
+      <w:numFmt w:val="bullet"/>
+      <w:lvlText w:val="o"/>
+      <w:lvlJc w:val="left"/>
+      <w:pPr>
+        <w:ind w:left="5760" w:hanging="360"/>
+      </w:pPr>
+      <w:rPr>
+        <w:rFonts w:hint="default" w:ascii="Courier New" w:hAnsi="Courier New"/>
+      </w:rPr>
+    </w:lvl>
+    <w:lvl xmlns:w="http://schemas.openxmlformats.org/wordprocessingml/2006/main" w:ilvl="8">
+      <w:start w:val="1"/>
+      <w:numFmt w:val="bullet"/>
+      <w:lvlText w:val=""/>
+      <w:lvlJc w:val="left"/>
+      <w:pPr>
+        <w:ind w:left="6480" w:hanging="360"/>
+      </w:pPr>
+      <w:rPr>
+        <w:rFonts w:hint="default" w:ascii="Wingdings" w:hAnsi="Wingdings"/>
+      </w:rPr>
+    </w:lvl>
+  </w:abstractNum>
+  <w:abstractNum xmlns:w="http://schemas.openxmlformats.org/wordprocessingml/2006/main" w:abstractNumId="31">
+    <w:nsid w:val="51c717c3"/>
+    <w:multiLevelType xmlns:w="http://schemas.openxmlformats.org/wordprocessingml/2006/main" w:val="hybridMultilevel"/>
+    <w:lvl xmlns:w="http://schemas.openxmlformats.org/wordprocessingml/2006/main" w:ilvl="0">
+      <w:start w:val="1"/>
+      <w:numFmt w:val="bullet"/>
+      <w:lvlText w:val=""/>
+      <w:lvlJc w:val="left"/>
+      <w:pPr>
+        <w:ind w:left="720" w:hanging="360"/>
+      </w:pPr>
+      <w:rPr>
+        <w:rFonts w:hint="default" w:ascii="Symbol" w:hAnsi="Symbol"/>
+      </w:rPr>
+    </w:lvl>
+    <w:lvl xmlns:w="http://schemas.openxmlformats.org/wordprocessingml/2006/main" w:ilvl="1">
+      <w:start w:val="1"/>
+      <w:numFmt w:val="bullet"/>
+      <w:lvlText w:val="o"/>
+      <w:lvlJc w:val="left"/>
+      <w:pPr>
+        <w:ind w:left="1440" w:hanging="360"/>
+      </w:pPr>
+      <w:rPr>
+        <w:rFonts w:hint="default" w:ascii="Courier New" w:hAnsi="Courier New"/>
+      </w:rPr>
+    </w:lvl>
+    <w:lvl xmlns:w="http://schemas.openxmlformats.org/wordprocessingml/2006/main" w:ilvl="2">
+      <w:start w:val="1"/>
+      <w:numFmt w:val="bullet"/>
+      <w:lvlText w:val=""/>
+      <w:lvlJc w:val="left"/>
+      <w:pPr>
+        <w:ind w:left="2160" w:hanging="360"/>
+      </w:pPr>
+      <w:rPr>
+        <w:rFonts w:hint="default" w:ascii="Wingdings" w:hAnsi="Wingdings"/>
+      </w:rPr>
+    </w:lvl>
+    <w:lvl xmlns:w="http://schemas.openxmlformats.org/wordprocessingml/2006/main" w:ilvl="3">
+      <w:start w:val="1"/>
+      <w:numFmt w:val="bullet"/>
+      <w:lvlText w:val=""/>
+      <w:lvlJc w:val="left"/>
+      <w:pPr>
+        <w:ind w:left="2880" w:hanging="360"/>
+      </w:pPr>
+      <w:rPr>
+        <w:rFonts w:hint="default" w:ascii="Symbol" w:hAnsi="Symbol"/>
+      </w:rPr>
+    </w:lvl>
+    <w:lvl xmlns:w="http://schemas.openxmlformats.org/wordprocessingml/2006/main" w:ilvl="4">
+      <w:start w:val="1"/>
+      <w:numFmt w:val="bullet"/>
+      <w:lvlText w:val="o"/>
+      <w:lvlJc w:val="left"/>
+      <w:pPr>
+        <w:ind w:left="3600" w:hanging="360"/>
+      </w:pPr>
+      <w:rPr>
+        <w:rFonts w:hint="default" w:ascii="Courier New" w:hAnsi="Courier New"/>
+      </w:rPr>
+    </w:lvl>
+    <w:lvl xmlns:w="http://schemas.openxmlformats.org/wordprocessingml/2006/main" w:ilvl="5">
+      <w:start w:val="1"/>
+      <w:numFmt w:val="bullet"/>
+      <w:lvlText w:val=""/>
+      <w:lvlJc w:val="left"/>
+      <w:pPr>
+        <w:ind w:left="4320" w:hanging="360"/>
+      </w:pPr>
+      <w:rPr>
+        <w:rFonts w:hint="default" w:ascii="Wingdings" w:hAnsi="Wingdings"/>
+      </w:rPr>
+    </w:lvl>
+    <w:lvl xmlns:w="http://schemas.openxmlformats.org/wordprocessingml/2006/main" w:ilvl="6">
+      <w:start w:val="1"/>
+      <w:numFmt w:val="bullet"/>
+      <w:lvlText w:val=""/>
+      <w:lvlJc w:val="left"/>
+      <w:pPr>
+        <w:ind w:left="5040" w:hanging="360"/>
+      </w:pPr>
+      <w:rPr>
+        <w:rFonts w:hint="default" w:ascii="Symbol" w:hAnsi="Symbol"/>
+      </w:rPr>
+    </w:lvl>
+    <w:lvl xmlns:w="http://schemas.openxmlformats.org/wordprocessingml/2006/main" w:ilvl="7">
+      <w:start w:val="1"/>
+      <w:numFmt w:val="bullet"/>
+      <w:lvlText w:val="o"/>
+      <w:lvlJc w:val="left"/>
+      <w:pPr>
+        <w:ind w:left="5760" w:hanging="360"/>
+      </w:pPr>
+      <w:rPr>
+        <w:rFonts w:hint="default" w:ascii="Courier New" w:hAnsi="Courier New"/>
+      </w:rPr>
+    </w:lvl>
+    <w:lvl xmlns:w="http://schemas.openxmlformats.org/wordprocessingml/2006/main" w:ilvl="8">
+      <w:start w:val="1"/>
+      <w:numFmt w:val="bullet"/>
+      <w:lvlText w:val=""/>
+      <w:lvlJc w:val="left"/>
+      <w:pPr>
+        <w:ind w:left="6480" w:hanging="360"/>
+      </w:pPr>
+      <w:rPr>
+        <w:rFonts w:hint="default" w:ascii="Wingdings" w:hAnsi="Wingdings"/>
+      </w:rPr>
+    </w:lvl>
+  </w:abstractNum>
+  <w:abstractNum xmlns:w="http://schemas.openxmlformats.org/wordprocessingml/2006/main" w:abstractNumId="30">
+    <w:nsid w:val="7cae3af4"/>
+    <w:multiLevelType xmlns:w="http://schemas.openxmlformats.org/wordprocessingml/2006/main" w:val="hybridMultilevel"/>
+    <w:lvl xmlns:w="http://schemas.openxmlformats.org/wordprocessingml/2006/main" w:ilvl="0">
+      <w:start w:val="1"/>
+      <w:numFmt w:val="bullet"/>
+      <w:lvlText w:val=""/>
+      <w:lvlJc w:val="left"/>
+      <w:pPr>
+        <w:ind w:left="720" w:hanging="360"/>
+      </w:pPr>
+      <w:rPr>
+        <w:rFonts w:hint="default" w:ascii="Symbol" w:hAnsi="Symbol"/>
+      </w:rPr>
+    </w:lvl>
+    <w:lvl xmlns:w="http://schemas.openxmlformats.org/wordprocessingml/2006/main" w:ilvl="1">
+      <w:start w:val="1"/>
+      <w:numFmt w:val="bullet"/>
+      <w:lvlText w:val="o"/>
+      <w:lvlJc w:val="left"/>
+      <w:pPr>
+        <w:ind w:left="1440" w:hanging="360"/>
+      </w:pPr>
+      <w:rPr>
+        <w:rFonts w:hint="default" w:ascii="Courier New" w:hAnsi="Courier New"/>
+      </w:rPr>
+    </w:lvl>
+    <w:lvl xmlns:w="http://schemas.openxmlformats.org/wordprocessingml/2006/main" w:ilvl="2">
+      <w:start w:val="1"/>
+      <w:numFmt w:val="bullet"/>
+      <w:lvlText w:val=""/>
+      <w:lvlJc w:val="left"/>
+      <w:pPr>
+        <w:ind w:left="2160" w:hanging="360"/>
+      </w:pPr>
+      <w:rPr>
+        <w:rFonts w:hint="default" w:ascii="Wingdings" w:hAnsi="Wingdings"/>
+      </w:rPr>
+    </w:lvl>
+    <w:lvl xmlns:w="http://schemas.openxmlformats.org/wordprocessingml/2006/main" w:ilvl="3">
+      <w:start w:val="1"/>
+      <w:numFmt w:val="bullet"/>
+      <w:lvlText w:val=""/>
+      <w:lvlJc w:val="left"/>
+      <w:pPr>
+        <w:ind w:left="2880" w:hanging="360"/>
+      </w:pPr>
+      <w:rPr>
+        <w:rFonts w:hint="default" w:ascii="Symbol" w:hAnsi="Symbol"/>
+      </w:rPr>
+    </w:lvl>
+    <w:lvl xmlns:w="http://schemas.openxmlformats.org/wordprocessingml/2006/main" w:ilvl="4">
+      <w:start w:val="1"/>
+      <w:numFmt w:val="bullet"/>
+      <w:lvlText w:val="o"/>
+      <w:lvlJc w:val="left"/>
+      <w:pPr>
+        <w:ind w:left="3600" w:hanging="360"/>
+      </w:pPr>
+      <w:rPr>
+        <w:rFonts w:hint="default" w:ascii="Courier New" w:hAnsi="Courier New"/>
+      </w:rPr>
+    </w:lvl>
+    <w:lvl xmlns:w="http://schemas.openxmlformats.org/wordprocessingml/2006/main" w:ilvl="5">
+      <w:start w:val="1"/>
+      <w:numFmt w:val="bullet"/>
+      <w:lvlText w:val=""/>
+      <w:lvlJc w:val="left"/>
+      <w:pPr>
+        <w:ind w:left="4320" w:hanging="360"/>
+      </w:pPr>
+      <w:rPr>
+        <w:rFonts w:hint="default" w:ascii="Wingdings" w:hAnsi="Wingdings"/>
+      </w:rPr>
+    </w:lvl>
+    <w:lvl xmlns:w="http://schemas.openxmlformats.org/wordprocessingml/2006/main" w:ilvl="6">
+      <w:start w:val="1"/>
+      <w:numFmt w:val="bullet"/>
+      <w:lvlText w:val=""/>
+      <w:lvlJc w:val="left"/>
+      <w:pPr>
+        <w:ind w:left="5040" w:hanging="360"/>
+      </w:pPr>
+      <w:rPr>
+        <w:rFonts w:hint="default" w:ascii="Symbol" w:hAnsi="Symbol"/>
+      </w:rPr>
+    </w:lvl>
+    <w:lvl xmlns:w="http://schemas.openxmlformats.org/wordprocessingml/2006/main" w:ilvl="7">
+      <w:start w:val="1"/>
+      <w:numFmt w:val="bullet"/>
+      <w:lvlText w:val="o"/>
+      <w:lvlJc w:val="left"/>
+      <w:pPr>
+        <w:ind w:left="5760" w:hanging="360"/>
+      </w:pPr>
+      <w:rPr>
+        <w:rFonts w:hint="default" w:ascii="Courier New" w:hAnsi="Courier New"/>
+      </w:rPr>
+    </w:lvl>
+    <w:lvl xmlns:w="http://schemas.openxmlformats.org/wordprocessingml/2006/main" w:ilvl="8">
+      <w:start w:val="1"/>
+      <w:numFmt w:val="bullet"/>
+      <w:lvlText w:val=""/>
+      <w:lvlJc w:val="left"/>
+      <w:pPr>
+        <w:ind w:left="6480" w:hanging="360"/>
+      </w:pPr>
+      <w:rPr>
+        <w:rFonts w:hint="default" w:ascii="Wingdings" w:hAnsi="Wingdings"/>
+      </w:rPr>
+    </w:lvl>
+  </w:abstractNum>
+  <w:abstractNum xmlns:w="http://schemas.openxmlformats.org/wordprocessingml/2006/main" w:abstractNumId="29">
+    <w:nsid w:val="8f07bbd"/>
+    <w:multiLevelType xmlns:w="http://schemas.openxmlformats.org/wordprocessingml/2006/main" w:val="hybridMultilevel"/>
+    <w:lvl xmlns:w="http://schemas.openxmlformats.org/wordprocessingml/2006/main" w:ilvl="0">
+      <w:start w:val="1"/>
+      <w:numFmt w:val="bullet"/>
+      <w:lvlText w:val=""/>
+      <w:lvlJc w:val="left"/>
+      <w:pPr>
+        <w:ind w:left="720" w:hanging="360"/>
+      </w:pPr>
+      <w:rPr>
+        <w:rFonts w:hint="default" w:ascii="Symbol" w:hAnsi="Symbol"/>
+      </w:rPr>
+    </w:lvl>
+    <w:lvl xmlns:w="http://schemas.openxmlformats.org/wordprocessingml/2006/main" w:ilvl="1">
+      <w:start w:val="1"/>
+      <w:numFmt w:val="bullet"/>
+      <w:lvlText w:val="o"/>
+      <w:lvlJc w:val="left"/>
+      <w:pPr>
+        <w:ind w:left="1440" w:hanging="360"/>
+      </w:pPr>
+      <w:rPr>
+        <w:rFonts w:hint="default" w:ascii="Courier New" w:hAnsi="Courier New"/>
+      </w:rPr>
+    </w:lvl>
+    <w:lvl xmlns:w="http://schemas.openxmlformats.org/wordprocessingml/2006/main" w:ilvl="2">
+      <w:start w:val="1"/>
+      <w:numFmt w:val="bullet"/>
+      <w:lvlText w:val=""/>
+      <w:lvlJc w:val="left"/>
+      <w:pPr>
+        <w:ind w:left="2160" w:hanging="360"/>
+      </w:pPr>
+      <w:rPr>
+        <w:rFonts w:hint="default" w:ascii="Wingdings" w:hAnsi="Wingdings"/>
+      </w:rPr>
+    </w:lvl>
+    <w:lvl xmlns:w="http://schemas.openxmlformats.org/wordprocessingml/2006/main" w:ilvl="3">
+      <w:start w:val="1"/>
+      <w:numFmt w:val="bullet"/>
+      <w:lvlText w:val=""/>
+      <w:lvlJc w:val="left"/>
+      <w:pPr>
+        <w:ind w:left="2880" w:hanging="360"/>
+      </w:pPr>
+      <w:rPr>
+        <w:rFonts w:hint="default" w:ascii="Symbol" w:hAnsi="Symbol"/>
+      </w:rPr>
+    </w:lvl>
+    <w:lvl xmlns:w="http://schemas.openxmlformats.org/wordprocessingml/2006/main" w:ilvl="4">
+      <w:start w:val="1"/>
+      <w:numFmt w:val="bullet"/>
+      <w:lvlText w:val="o"/>
+      <w:lvlJc w:val="left"/>
+      <w:pPr>
+        <w:ind w:left="3600" w:hanging="360"/>
+      </w:pPr>
+      <w:rPr>
+        <w:rFonts w:hint="default" w:ascii="Courier New" w:hAnsi="Courier New"/>
+      </w:rPr>
+    </w:lvl>
+    <w:lvl xmlns:w="http://schemas.openxmlformats.org/wordprocessingml/2006/main" w:ilvl="5">
+      <w:start w:val="1"/>
+      <w:numFmt w:val="bullet"/>
+      <w:lvlText w:val=""/>
+      <w:lvlJc w:val="left"/>
+      <w:pPr>
+        <w:ind w:left="4320" w:hanging="360"/>
+      </w:pPr>
+      <w:rPr>
+        <w:rFonts w:hint="default" w:ascii="Wingdings" w:hAnsi="Wingdings"/>
+      </w:rPr>
+    </w:lvl>
+    <w:lvl xmlns:w="http://schemas.openxmlformats.org/wordprocessingml/2006/main" w:ilvl="6">
+      <w:start w:val="1"/>
+      <w:numFmt w:val="bullet"/>
+      <w:lvlText w:val=""/>
+      <w:lvlJc w:val="left"/>
+      <w:pPr>
+        <w:ind w:left="5040" w:hanging="360"/>
+      </w:pPr>
+      <w:rPr>
+        <w:rFonts w:hint="default" w:ascii="Symbol" w:hAnsi="Symbol"/>
+      </w:rPr>
+    </w:lvl>
+    <w:lvl xmlns:w="http://schemas.openxmlformats.org/wordprocessingml/2006/main" w:ilvl="7">
+      <w:start w:val="1"/>
+      <w:numFmt w:val="bullet"/>
+      <w:lvlText w:val="o"/>
+      <w:lvlJc w:val="left"/>
+      <w:pPr>
+        <w:ind w:left="5760" w:hanging="360"/>
+      </w:pPr>
+      <w:rPr>
+        <w:rFonts w:hint="default" w:ascii="Courier New" w:hAnsi="Courier New"/>
+      </w:rPr>
+    </w:lvl>
+    <w:lvl xmlns:w="http://schemas.openxmlformats.org/wordprocessingml/2006/main" w:ilvl="8">
+      <w:start w:val="1"/>
+      <w:numFmt w:val="bullet"/>
+      <w:lvlText w:val=""/>
+      <w:lvlJc w:val="left"/>
+      <w:pPr>
+        <w:ind w:left="6480" w:hanging="360"/>
+      </w:pPr>
+      <w:rPr>
+        <w:rFonts w:hint="default" w:ascii="Wingdings" w:hAnsi="Wingdings"/>
+      </w:rPr>
+    </w:lvl>
+  </w:abstractNum>
+  <w:abstractNum xmlns:w="http://schemas.openxmlformats.org/wordprocessingml/2006/main" w:abstractNumId="28">
+    <w:nsid w:val="48e8e955"/>
+    <w:multiLevelType xmlns:w="http://schemas.openxmlformats.org/wordprocessingml/2006/main" w:val="hybridMultilevel"/>
+    <w:lvl xmlns:w="http://schemas.openxmlformats.org/wordprocessingml/2006/main" w:ilvl="0">
+      <w:start w:val="1"/>
+      <w:numFmt w:val="bullet"/>
+      <w:lvlText w:val=""/>
+      <w:lvlJc w:val="left"/>
+      <w:pPr>
+        <w:ind w:left="720" w:hanging="360"/>
+      </w:pPr>
+      <w:rPr>
+        <w:rFonts w:hint="default" w:ascii="Symbol" w:hAnsi="Symbol"/>
+      </w:rPr>
+    </w:lvl>
+    <w:lvl xmlns:w="http://schemas.openxmlformats.org/wordprocessingml/2006/main" w:ilvl="1">
+      <w:start w:val="1"/>
+      <w:numFmt w:val="bullet"/>
+      <w:lvlText w:val="o"/>
+      <w:lvlJc w:val="left"/>
+      <w:pPr>
+        <w:ind w:left="1440" w:hanging="360"/>
+      </w:pPr>
+      <w:rPr>
+        <w:rFonts w:hint="default" w:ascii="Courier New" w:hAnsi="Courier New"/>
+      </w:rPr>
+    </w:lvl>
+    <w:lvl xmlns:w="http://schemas.openxmlformats.org/wordprocessingml/2006/main" w:ilvl="2">
+      <w:start w:val="1"/>
+      <w:numFmt w:val="bullet"/>
+      <w:lvlText w:val=""/>
+      <w:lvlJc w:val="left"/>
+      <w:pPr>
+        <w:ind w:left="2160" w:hanging="360"/>
+      </w:pPr>
+      <w:rPr>
+        <w:rFonts w:hint="default" w:ascii="Wingdings" w:hAnsi="Wingdings"/>
+      </w:rPr>
+    </w:lvl>
+    <w:lvl xmlns:w="http://schemas.openxmlformats.org/wordprocessingml/2006/main" w:ilvl="3">
+      <w:start w:val="1"/>
+      <w:numFmt w:val="bullet"/>
+      <w:lvlText w:val=""/>
+      <w:lvlJc w:val="left"/>
+      <w:pPr>
+        <w:ind w:left="2880" w:hanging="360"/>
+      </w:pPr>
+      <w:rPr>
+        <w:rFonts w:hint="default" w:ascii="Symbol" w:hAnsi="Symbol"/>
+      </w:rPr>
+    </w:lvl>
+    <w:lvl xmlns:w="http://schemas.openxmlformats.org/wordprocessingml/2006/main" w:ilvl="4">
+      <w:start w:val="1"/>
+      <w:numFmt w:val="bullet"/>
+      <w:lvlText w:val="o"/>
+      <w:lvlJc w:val="left"/>
+      <w:pPr>
+        <w:ind w:left="3600" w:hanging="360"/>
+      </w:pPr>
+      <w:rPr>
+        <w:rFonts w:hint="default" w:ascii="Courier New" w:hAnsi="Courier New"/>
+      </w:rPr>
+    </w:lvl>
+    <w:lvl xmlns:w="http://schemas.openxmlformats.org/wordprocessingml/2006/main" w:ilvl="5">
+      <w:start w:val="1"/>
+      <w:numFmt w:val="bullet"/>
+      <w:lvlText w:val=""/>
+      <w:lvlJc w:val="left"/>
+      <w:pPr>
+        <w:ind w:left="4320" w:hanging="360"/>
+      </w:pPr>
+      <w:rPr>
+        <w:rFonts w:hint="default" w:ascii="Wingdings" w:hAnsi="Wingdings"/>
+      </w:rPr>
+    </w:lvl>
+    <w:lvl xmlns:w="http://schemas.openxmlformats.org/wordprocessingml/2006/main" w:ilvl="6">
+      <w:start w:val="1"/>
+      <w:numFmt w:val="bullet"/>
+      <w:lvlText w:val=""/>
+      <w:lvlJc w:val="left"/>
+      <w:pPr>
+        <w:ind w:left="5040" w:hanging="360"/>
+      </w:pPr>
+      <w:rPr>
+        <w:rFonts w:hint="default" w:ascii="Symbol" w:hAnsi="Symbol"/>
+      </w:rPr>
+    </w:lvl>
+    <w:lvl xmlns:w="http://schemas.openxmlformats.org/wordprocessingml/2006/main" w:ilvl="7">
+      <w:start w:val="1"/>
+      <w:numFmt w:val="bullet"/>
+      <w:lvlText w:val="o"/>
+      <w:lvlJc w:val="left"/>
+      <w:pPr>
+        <w:ind w:left="5760" w:hanging="360"/>
+      </w:pPr>
+      <w:rPr>
+        <w:rFonts w:hint="default" w:ascii="Courier New" w:hAnsi="Courier New"/>
+      </w:rPr>
+    </w:lvl>
+    <w:lvl xmlns:w="http://schemas.openxmlformats.org/wordprocessingml/2006/main" w:ilvl="8">
+      <w:start w:val="1"/>
+      <w:numFmt w:val="bullet"/>
+      <w:lvlText w:val=""/>
+      <w:lvlJc w:val="left"/>
+      <w:pPr>
+        <w:ind w:left="6480" w:hanging="360"/>
+      </w:pPr>
+      <w:rPr>
+        <w:rFonts w:hint="default" w:ascii="Wingdings" w:hAnsi="Wingdings"/>
+      </w:rPr>
+    </w:lvl>
+  </w:abstractNum>
+  <w:abstractNum xmlns:w="http://schemas.openxmlformats.org/wordprocessingml/2006/main" w:abstractNumId="27">
+    <w:nsid w:val="44844ed0"/>
+    <w:multiLevelType xmlns:w="http://schemas.openxmlformats.org/wordprocessingml/2006/main" w:val="hybridMultilevel"/>
+    <w:lvl xmlns:w="http://schemas.openxmlformats.org/wordprocessingml/2006/main" w:ilvl="0">
+      <w:start w:val="1"/>
+      <w:numFmt w:val="bullet"/>
+      <w:lvlText w:val=""/>
+      <w:lvlJc w:val="left"/>
+      <w:pPr>
+        <w:ind w:left="720" w:hanging="360"/>
+      </w:pPr>
+      <w:rPr>
+        <w:rFonts w:hint="default" w:ascii="Symbol" w:hAnsi="Symbol"/>
+      </w:rPr>
+    </w:lvl>
+    <w:lvl xmlns:w="http://schemas.openxmlformats.org/wordprocessingml/2006/main" w:ilvl="1">
+      <w:start w:val="1"/>
+      <w:numFmt w:val="bullet"/>
+      <w:lvlText w:val="o"/>
+      <w:lvlJc w:val="left"/>
+      <w:pPr>
+        <w:ind w:left="1440" w:hanging="360"/>
+      </w:pPr>
+      <w:rPr>
+        <w:rFonts w:hint="default" w:ascii="Courier New" w:hAnsi="Courier New"/>
+      </w:rPr>
+    </w:lvl>
+    <w:lvl xmlns:w="http://schemas.openxmlformats.org/wordprocessingml/2006/main" w:ilvl="2">
+      <w:start w:val="1"/>
+      <w:numFmt w:val="bullet"/>
+      <w:lvlText w:val=""/>
+      <w:lvlJc w:val="left"/>
+      <w:pPr>
+        <w:ind w:left="2160" w:hanging="360"/>
+      </w:pPr>
+      <w:rPr>
+        <w:rFonts w:hint="default" w:ascii="Wingdings" w:hAnsi="Wingdings"/>
+      </w:rPr>
+    </w:lvl>
+    <w:lvl xmlns:w="http://schemas.openxmlformats.org/wordprocessingml/2006/main" w:ilvl="3">
+      <w:start w:val="1"/>
+      <w:numFmt w:val="bullet"/>
+      <w:lvlText w:val=""/>
+      <w:lvlJc w:val="left"/>
+      <w:pPr>
+        <w:ind w:left="2880" w:hanging="360"/>
+      </w:pPr>
+      <w:rPr>
+        <w:rFonts w:hint="default" w:ascii="Symbol" w:hAnsi="Symbol"/>
+      </w:rPr>
+    </w:lvl>
+    <w:lvl xmlns:w="http://schemas.openxmlformats.org/wordprocessingml/2006/main" w:ilvl="4">
+      <w:start w:val="1"/>
+      <w:numFmt w:val="bullet"/>
+      <w:lvlText w:val="o"/>
+      <w:lvlJc w:val="left"/>
+      <w:pPr>
+        <w:ind w:left="3600" w:hanging="360"/>
+      </w:pPr>
+      <w:rPr>
+        <w:rFonts w:hint="default" w:ascii="Courier New" w:hAnsi="Courier New"/>
+      </w:rPr>
+    </w:lvl>
+    <w:lvl xmlns:w="http://schemas.openxmlformats.org/wordprocessingml/2006/main" w:ilvl="5">
+      <w:start w:val="1"/>
+      <w:numFmt w:val="bullet"/>
+      <w:lvlText w:val=""/>
+      <w:lvlJc w:val="left"/>
+      <w:pPr>
+        <w:ind w:left="4320" w:hanging="360"/>
+      </w:pPr>
+      <w:rPr>
+        <w:rFonts w:hint="default" w:ascii="Wingdings" w:hAnsi="Wingdings"/>
+      </w:rPr>
+    </w:lvl>
+    <w:lvl xmlns:w="http://schemas.openxmlformats.org/wordprocessingml/2006/main" w:ilvl="6">
+      <w:start w:val="1"/>
+      <w:numFmt w:val="bullet"/>
+      <w:lvlText w:val=""/>
+      <w:lvlJc w:val="left"/>
+      <w:pPr>
+        <w:ind w:left="5040" w:hanging="360"/>
+      </w:pPr>
+      <w:rPr>
+        <w:rFonts w:hint="default" w:ascii="Symbol" w:hAnsi="Symbol"/>
+      </w:rPr>
+    </w:lvl>
+    <w:lvl xmlns:w="http://schemas.openxmlformats.org/wordprocessingml/2006/main" w:ilvl="7">
+      <w:start w:val="1"/>
+      <w:numFmt w:val="bullet"/>
+      <w:lvlText w:val="o"/>
+      <w:lvlJc w:val="left"/>
+      <w:pPr>
+        <w:ind w:left="5760" w:hanging="360"/>
+      </w:pPr>
+      <w:rPr>
+        <w:rFonts w:hint="default" w:ascii="Courier New" w:hAnsi="Courier New"/>
+      </w:rPr>
+    </w:lvl>
+    <w:lvl xmlns:w="http://schemas.openxmlformats.org/wordprocessingml/2006/main" w:ilvl="8">
+      <w:start w:val="1"/>
+      <w:numFmt w:val="bullet"/>
+      <w:lvlText w:val=""/>
+      <w:lvlJc w:val="left"/>
+      <w:pPr>
+        <w:ind w:left="6480" w:hanging="360"/>
+      </w:pPr>
+      <w:rPr>
+        <w:rFonts w:hint="default" w:ascii="Wingdings" w:hAnsi="Wingdings"/>
+      </w:rPr>
+    </w:lvl>
+  </w:abstractNum>
+  <w:abstractNum xmlns:w="http://schemas.openxmlformats.org/wordprocessingml/2006/main" w:abstractNumId="26">
+    <w:nsid w:val="231f90e2"/>
+    <w:multiLevelType xmlns:w="http://schemas.openxmlformats.org/wordprocessingml/2006/main" w:val="hybridMultilevel"/>
+    <w:lvl xmlns:w="http://schemas.openxmlformats.org/wordprocessingml/2006/main" w:ilvl="0">
+      <w:start w:val="1"/>
+      <w:numFmt w:val="bullet"/>
+      <w:lvlText w:val=""/>
+      <w:lvlJc w:val="left"/>
+      <w:pPr>
+        <w:ind w:left="720" w:hanging="360"/>
+      </w:pPr>
+      <w:rPr>
+        <w:rFonts w:hint="default" w:ascii="Symbol" w:hAnsi="Symbol"/>
+      </w:rPr>
+    </w:lvl>
+    <w:lvl xmlns:w="http://schemas.openxmlformats.org/wordprocessingml/2006/main" w:ilvl="1">
+      <w:start w:val="1"/>
+      <w:numFmt w:val="bullet"/>
+      <w:lvlText w:val="o"/>
+      <w:lvlJc w:val="left"/>
+      <w:pPr>
+        <w:ind w:left="1440" w:hanging="360"/>
+      </w:pPr>
+      <w:rPr>
+        <w:rFonts w:hint="default" w:ascii="Courier New" w:hAnsi="Courier New"/>
+      </w:rPr>
+    </w:lvl>
+    <w:lvl xmlns:w="http://schemas.openxmlformats.org/wordprocessingml/2006/main" w:ilvl="2">
+      <w:start w:val="1"/>
+      <w:numFmt w:val="bullet"/>
+      <w:lvlText w:val=""/>
+      <w:lvlJc w:val="left"/>
+      <w:pPr>
+        <w:ind w:left="2160" w:hanging="360"/>
+      </w:pPr>
+      <w:rPr>
+        <w:rFonts w:hint="default" w:ascii="Wingdings" w:hAnsi="Wingdings"/>
+      </w:rPr>
+    </w:lvl>
+    <w:lvl xmlns:w="http://schemas.openxmlformats.org/wordprocessingml/2006/main" w:ilvl="3">
+      <w:start w:val="1"/>
+      <w:numFmt w:val="bullet"/>
+      <w:lvlText w:val=""/>
+      <w:lvlJc w:val="left"/>
+      <w:pPr>
+        <w:ind w:left="2880" w:hanging="360"/>
+      </w:pPr>
+      <w:rPr>
+        <w:rFonts w:hint="default" w:ascii="Symbol" w:hAnsi="Symbol"/>
+      </w:rPr>
+    </w:lvl>
+    <w:lvl xmlns:w="http://schemas.openxmlformats.org/wordprocessingml/2006/main" w:ilvl="4">
+      <w:start w:val="1"/>
+      <w:numFmt w:val="bullet"/>
+      <w:lvlText w:val="o"/>
+      <w:lvlJc w:val="left"/>
+      <w:pPr>
+        <w:ind w:left="3600" w:hanging="360"/>
+      </w:pPr>
+      <w:rPr>
+        <w:rFonts w:hint="default" w:ascii="Courier New" w:hAnsi="Courier New"/>
+      </w:rPr>
+    </w:lvl>
+    <w:lvl xmlns:w="http://schemas.openxmlformats.org/wordprocessingml/2006/main" w:ilvl="5">
+      <w:start w:val="1"/>
+      <w:numFmt w:val="bullet"/>
+      <w:lvlText w:val=""/>
+      <w:lvlJc w:val="left"/>
+      <w:pPr>
+        <w:ind w:left="4320" w:hanging="360"/>
+      </w:pPr>
+      <w:rPr>
+        <w:rFonts w:hint="default" w:ascii="Wingdings" w:hAnsi="Wingdings"/>
+      </w:rPr>
+    </w:lvl>
+    <w:lvl xmlns:w="http://schemas.openxmlformats.org/wordprocessingml/2006/main" w:ilvl="6">
+      <w:start w:val="1"/>
+      <w:numFmt w:val="bullet"/>
+      <w:lvlText w:val=""/>
+      <w:lvlJc w:val="left"/>
+      <w:pPr>
+        <w:ind w:left="5040" w:hanging="360"/>
+      </w:pPr>
+      <w:rPr>
+        <w:rFonts w:hint="default" w:ascii="Symbol" w:hAnsi="Symbol"/>
+      </w:rPr>
+    </w:lvl>
+    <w:lvl xmlns:w="http://schemas.openxmlformats.org/wordprocessingml/2006/main" w:ilvl="7">
+      <w:start w:val="1"/>
+      <w:numFmt w:val="bullet"/>
+      <w:lvlText w:val="o"/>
+      <w:lvlJc w:val="left"/>
+      <w:pPr>
+        <w:ind w:left="5760" w:hanging="360"/>
+      </w:pPr>
+      <w:rPr>
+        <w:rFonts w:hint="default" w:ascii="Courier New" w:hAnsi="Courier New"/>
+      </w:rPr>
+    </w:lvl>
+    <w:lvl xmlns:w="http://schemas.openxmlformats.org/wordprocessingml/2006/main" w:ilvl="8">
+      <w:start w:val="1"/>
+      <w:numFmt w:val="bullet"/>
+      <w:lvlText w:val=""/>
+      <w:lvlJc w:val="left"/>
+      <w:pPr>
+        <w:ind w:left="6480" w:hanging="360"/>
+      </w:pPr>
+      <w:rPr>
+        <w:rFonts w:hint="default" w:ascii="Wingdings" w:hAnsi="Wingdings"/>
+      </w:rPr>
+    </w:lvl>
+  </w:abstractNum>
+  <w:abstractNum xmlns:w="http://schemas.openxmlformats.org/wordprocessingml/2006/main" w:abstractNumId="25">
+    <w:nsid w:val="5ed436ff"/>
+    <w:multiLevelType xmlns:w="http://schemas.openxmlformats.org/wordprocessingml/2006/main" w:val="hybridMultilevel"/>
+    <w:lvl xmlns:w="http://schemas.openxmlformats.org/wordprocessingml/2006/main" w:ilvl="0">
+      <w:start w:val="1"/>
+      <w:numFmt w:val="bullet"/>
+      <w:lvlText w:val=""/>
+      <w:lvlJc w:val="left"/>
+      <w:pPr>
+        <w:ind w:left="720" w:hanging="360"/>
+      </w:pPr>
+      <w:rPr>
+        <w:rFonts w:hint="default" w:ascii="Symbol" w:hAnsi="Symbol"/>
+      </w:rPr>
+    </w:lvl>
+    <w:lvl xmlns:w="http://schemas.openxmlformats.org/wordprocessingml/2006/main" w:ilvl="1">
+      <w:start w:val="1"/>
+      <w:numFmt w:val="bullet"/>
+      <w:lvlText w:val="o"/>
+      <w:lvlJc w:val="left"/>
+      <w:pPr>
+        <w:ind w:left="1440" w:hanging="360"/>
+      </w:pPr>
+      <w:rPr>
+        <w:rFonts w:hint="default" w:ascii="Courier New" w:hAnsi="Courier New"/>
+      </w:rPr>
+    </w:lvl>
+    <w:lvl xmlns:w="http://schemas.openxmlformats.org/wordprocessingml/2006/main" w:ilvl="2">
+      <w:start w:val="1"/>
+      <w:numFmt w:val="bullet"/>
+      <w:lvlText w:val=""/>
+      <w:lvlJc w:val="left"/>
+      <w:pPr>
+        <w:ind w:left="2160" w:hanging="360"/>
+      </w:pPr>
+      <w:rPr>
+        <w:rFonts w:hint="default" w:ascii="Wingdings" w:hAnsi="Wingdings"/>
+      </w:rPr>
+    </w:lvl>
+    <w:lvl xmlns:w="http://schemas.openxmlformats.org/wordprocessingml/2006/main" w:ilvl="3">
+      <w:start w:val="1"/>
+      <w:numFmt w:val="bullet"/>
+      <w:lvlText w:val=""/>
+      <w:lvlJc w:val="left"/>
+      <w:pPr>
+        <w:ind w:left="2880" w:hanging="360"/>
+      </w:pPr>
+      <w:rPr>
+        <w:rFonts w:hint="default" w:ascii="Symbol" w:hAnsi="Symbol"/>
+      </w:rPr>
+    </w:lvl>
+    <w:lvl xmlns:w="http://schemas.openxmlformats.org/wordprocessingml/2006/main" w:ilvl="4">
+      <w:start w:val="1"/>
+      <w:numFmt w:val="bullet"/>
+      <w:lvlText w:val="o"/>
+      <w:lvlJc w:val="left"/>
+      <w:pPr>
+        <w:ind w:left="3600" w:hanging="360"/>
+      </w:pPr>
+      <w:rPr>
+        <w:rFonts w:hint="default" w:ascii="Courier New" w:hAnsi="Courier New"/>
+      </w:rPr>
+    </w:lvl>
+    <w:lvl xmlns:w="http://schemas.openxmlformats.org/wordprocessingml/2006/main" w:ilvl="5">
+      <w:start w:val="1"/>
+      <w:numFmt w:val="bullet"/>
+      <w:lvlText w:val=""/>
+      <w:lvlJc w:val="left"/>
+      <w:pPr>
+        <w:ind w:left="4320" w:hanging="360"/>
+      </w:pPr>
+      <w:rPr>
+        <w:rFonts w:hint="default" w:ascii="Wingdings" w:hAnsi="Wingdings"/>
+      </w:rPr>
+    </w:lvl>
+    <w:lvl xmlns:w="http://schemas.openxmlformats.org/wordprocessingml/2006/main" w:ilvl="6">
+      <w:start w:val="1"/>
+      <w:numFmt w:val="bullet"/>
+      <w:lvlText w:val=""/>
+      <w:lvlJc w:val="left"/>
+      <w:pPr>
+        <w:ind w:left="5040" w:hanging="360"/>
+      </w:pPr>
+      <w:rPr>
+        <w:rFonts w:hint="default" w:ascii="Symbol" w:hAnsi="Symbol"/>
+      </w:rPr>
+    </w:lvl>
+    <w:lvl xmlns:w="http://schemas.openxmlformats.org/wordprocessingml/2006/main" w:ilvl="7">
+      <w:start w:val="1"/>
+      <w:numFmt w:val="bullet"/>
+      <w:lvlText w:val="o"/>
+      <w:lvlJc w:val="left"/>
+      <w:pPr>
+        <w:ind w:left="5760" w:hanging="360"/>
+      </w:pPr>
+      <w:rPr>
+        <w:rFonts w:hint="default" w:ascii="Courier New" w:hAnsi="Courier New"/>
+      </w:rPr>
+    </w:lvl>
+    <w:lvl xmlns:w="http://schemas.openxmlformats.org/wordprocessingml/2006/main" w:ilvl="8">
+      <w:start w:val="1"/>
+      <w:numFmt w:val="bullet"/>
+      <w:lvlText w:val=""/>
+      <w:lvlJc w:val="left"/>
+      <w:pPr>
+        <w:ind w:left="6480" w:hanging="360"/>
+      </w:pPr>
+      <w:rPr>
+        <w:rFonts w:hint="default" w:ascii="Wingdings" w:hAnsi="Wingdings"/>
+      </w:rPr>
+    </w:lvl>
+  </w:abstractNum>
+  <w:abstractNum xmlns:w="http://schemas.openxmlformats.org/wordprocessingml/2006/main" w:abstractNumId="24">
+    <w:nsid w:val="61b55c12"/>
+    <w:multiLevelType xmlns:w="http://schemas.openxmlformats.org/wordprocessingml/2006/main" w:val="hybridMultilevel"/>
+    <w:lvl xmlns:w="http://schemas.openxmlformats.org/wordprocessingml/2006/main" w:ilvl="0">
+      <w:start w:val="1"/>
+      <w:numFmt w:val="bullet"/>
+      <w:lvlText w:val=""/>
+      <w:lvlJc w:val="left"/>
+      <w:pPr>
+        <w:ind w:left="720" w:hanging="360"/>
+      </w:pPr>
+      <w:rPr>
+        <w:rFonts w:hint="default" w:ascii="Symbol" w:hAnsi="Symbol"/>
+      </w:rPr>
+    </w:lvl>
+    <w:lvl xmlns:w="http://schemas.openxmlformats.org/wordprocessingml/2006/main" w:ilvl="1">
+      <w:start w:val="1"/>
+      <w:numFmt w:val="bullet"/>
+      <w:lvlText w:val="o"/>
+      <w:lvlJc w:val="left"/>
+      <w:pPr>
+        <w:ind w:left="1440" w:hanging="360"/>
+      </w:pPr>
+      <w:rPr>
+        <w:rFonts w:hint="default" w:ascii="Courier New" w:hAnsi="Courier New"/>
+      </w:rPr>
+    </w:lvl>
+    <w:lvl xmlns:w="http://schemas.openxmlformats.org/wordprocessingml/2006/main" w:ilvl="2">
+      <w:start w:val="1"/>
+      <w:numFmt w:val="bullet"/>
+      <w:lvlText w:val=""/>
+      <w:lvlJc w:val="left"/>
+      <w:pPr>
+        <w:ind w:left="2160" w:hanging="360"/>
+      </w:pPr>
+      <w:rPr>
+        <w:rFonts w:hint="default" w:ascii="Wingdings" w:hAnsi="Wingdings"/>
+      </w:rPr>
+    </w:lvl>
+    <w:lvl xmlns:w="http://schemas.openxmlformats.org/wordprocessingml/2006/main" w:ilvl="3">
+      <w:start w:val="1"/>
+      <w:numFmt w:val="bullet"/>
+      <w:lvlText w:val=""/>
+      <w:lvlJc w:val="left"/>
+      <w:pPr>
+        <w:ind w:left="2880" w:hanging="360"/>
+      </w:pPr>
+      <w:rPr>
+        <w:rFonts w:hint="default" w:ascii="Symbol" w:hAnsi="Symbol"/>
+      </w:rPr>
+    </w:lvl>
+    <w:lvl xmlns:w="http://schemas.openxmlformats.org/wordprocessingml/2006/main" w:ilvl="4">
+      <w:start w:val="1"/>
+      <w:numFmt w:val="bullet"/>
+      <w:lvlText w:val="o"/>
+      <w:lvlJc w:val="left"/>
+      <w:pPr>
+        <w:ind w:left="3600" w:hanging="360"/>
+      </w:pPr>
+      <w:rPr>
+        <w:rFonts w:hint="default" w:ascii="Courier New" w:hAnsi="Courier New"/>
+      </w:rPr>
+    </w:lvl>
+    <w:lvl xmlns:w="http://schemas.openxmlformats.org/wordprocessingml/2006/main" w:ilvl="5">
+      <w:start w:val="1"/>
+      <w:numFmt w:val="bullet"/>
+      <w:lvlText w:val=""/>
+      <w:lvlJc w:val="left"/>
+      <w:pPr>
+        <w:ind w:left="4320" w:hanging="360"/>
+      </w:pPr>
+      <w:rPr>
+        <w:rFonts w:hint="default" w:ascii="Wingdings" w:hAnsi="Wingdings"/>
+      </w:rPr>
+    </w:lvl>
+    <w:lvl xmlns:w="http://schemas.openxmlformats.org/wordprocessingml/2006/main" w:ilvl="6">
+      <w:start w:val="1"/>
+      <w:numFmt w:val="bullet"/>
+      <w:lvlText w:val=""/>
+      <w:lvlJc w:val="left"/>
+      <w:pPr>
+        <w:ind w:left="5040" w:hanging="360"/>
+      </w:pPr>
+      <w:rPr>
+        <w:rFonts w:hint="default" w:ascii="Symbol" w:hAnsi="Symbol"/>
+      </w:rPr>
+    </w:lvl>
+    <w:lvl xmlns:w="http://schemas.openxmlformats.org/wordprocessingml/2006/main" w:ilvl="7">
+      <w:start w:val="1"/>
+      <w:numFmt w:val="bullet"/>
+      <w:lvlText w:val="o"/>
+      <w:lvlJc w:val="left"/>
+      <w:pPr>
+        <w:ind w:left="5760" w:hanging="360"/>
+      </w:pPr>
+      <w:rPr>
+        <w:rFonts w:hint="default" w:ascii="Courier New" w:hAnsi="Courier New"/>
+      </w:rPr>
+    </w:lvl>
+    <w:lvl xmlns:w="http://schemas.openxmlformats.org/wordprocessingml/2006/main" w:ilvl="8">
+      <w:start w:val="1"/>
+      <w:numFmt w:val="bullet"/>
+      <w:lvlText w:val=""/>
+      <w:lvlJc w:val="left"/>
+      <w:pPr>
+        <w:ind w:left="6480" w:hanging="360"/>
+      </w:pPr>
+      <w:rPr>
+        <w:rFonts w:hint="default" w:ascii="Wingdings" w:hAnsi="Wingdings"/>
+      </w:rPr>
+    </w:lvl>
+  </w:abstractNum>
+  <w:abstractNum xmlns:w="http://schemas.openxmlformats.org/wordprocessingml/2006/main" w:abstractNumId="23">
+    <w:nsid w:val="7c56255"/>
+    <w:multiLevelType xmlns:w="http://schemas.openxmlformats.org/wordprocessingml/2006/main" w:val="hybridMultilevel"/>
+    <w:lvl xmlns:w="http://schemas.openxmlformats.org/wordprocessingml/2006/main" w:ilvl="0">
+      <w:start w:val="1"/>
+      <w:numFmt w:val="bullet"/>
+      <w:lvlText w:val=""/>
+      <w:lvlJc w:val="left"/>
+      <w:pPr>
+        <w:ind w:left="720" w:hanging="360"/>
+      </w:pPr>
+      <w:rPr>
+        <w:rFonts w:hint="default" w:ascii="Symbol" w:hAnsi="Symbol"/>
+      </w:rPr>
+    </w:lvl>
+    <w:lvl xmlns:w="http://schemas.openxmlformats.org/wordprocessingml/2006/main" w:ilvl="1">
+      <w:start w:val="1"/>
+      <w:numFmt w:val="bullet"/>
+      <w:lvlText w:val="o"/>
+      <w:lvlJc w:val="left"/>
+      <w:pPr>
+        <w:ind w:left="1440" w:hanging="360"/>
+      </w:pPr>
+      <w:rPr>
+        <w:rFonts w:hint="default" w:ascii="Courier New" w:hAnsi="Courier New"/>
+      </w:rPr>
+    </w:lvl>
+    <w:lvl xmlns:w="http://schemas.openxmlformats.org/wordprocessingml/2006/main" w:ilvl="2">
+      <w:start w:val="1"/>
+      <w:numFmt w:val="bullet"/>
+      <w:lvlText w:val=""/>
+      <w:lvlJc w:val="left"/>
+      <w:pPr>
+        <w:ind w:left="2160" w:hanging="360"/>
+      </w:pPr>
+      <w:rPr>
+        <w:rFonts w:hint="default" w:ascii="Wingdings" w:hAnsi="Wingdings"/>
+      </w:rPr>
+    </w:lvl>
+    <w:lvl xmlns:w="http://schemas.openxmlformats.org/wordprocessingml/2006/main" w:ilvl="3">
+      <w:start w:val="1"/>
+      <w:numFmt w:val="bullet"/>
+      <w:lvlText w:val=""/>
+      <w:lvlJc w:val="left"/>
+      <w:pPr>
+        <w:ind w:left="2880" w:hanging="360"/>
+      </w:pPr>
+      <w:rPr>
+        <w:rFonts w:hint="default" w:ascii="Symbol" w:hAnsi="Symbol"/>
+      </w:rPr>
+    </w:lvl>
+    <w:lvl xmlns:w="http://schemas.openxmlformats.org/wordprocessingml/2006/main" w:ilvl="4">
+      <w:start w:val="1"/>
+      <w:numFmt w:val="bullet"/>
+      <w:lvlText w:val="o"/>
+      <w:lvlJc w:val="left"/>
+      <w:pPr>
+        <w:ind w:left="3600" w:hanging="360"/>
+      </w:pPr>
+      <w:rPr>
+        <w:rFonts w:hint="default" w:ascii="Courier New" w:hAnsi="Courier New"/>
+      </w:rPr>
+    </w:lvl>
+    <w:lvl xmlns:w="http://schemas.openxmlformats.org/wordprocessingml/2006/main" w:ilvl="5">
+      <w:start w:val="1"/>
+      <w:numFmt w:val="bullet"/>
+      <w:lvlText w:val=""/>
+      <w:lvlJc w:val="left"/>
+      <w:pPr>
+        <w:ind w:left="4320" w:hanging="360"/>
+      </w:pPr>
+      <w:rPr>
+        <w:rFonts w:hint="default" w:ascii="Wingdings" w:hAnsi="Wingdings"/>
+      </w:rPr>
+    </w:lvl>
+    <w:lvl xmlns:w="http://schemas.openxmlformats.org/wordprocessingml/2006/main" w:ilvl="6">
+      <w:start w:val="1"/>
+      <w:numFmt w:val="bullet"/>
+      <w:lvlText w:val=""/>
+      <w:lvlJc w:val="left"/>
+      <w:pPr>
+        <w:ind w:left="5040" w:hanging="360"/>
+      </w:pPr>
+      <w:rPr>
+        <w:rFonts w:hint="default" w:ascii="Symbol" w:hAnsi="Symbol"/>
+      </w:rPr>
+    </w:lvl>
+    <w:lvl xmlns:w="http://schemas.openxmlformats.org/wordprocessingml/2006/main" w:ilvl="7">
+      <w:start w:val="1"/>
+      <w:numFmt w:val="bullet"/>
+      <w:lvlText w:val="o"/>
+      <w:lvlJc w:val="left"/>
+      <w:pPr>
+        <w:ind w:left="5760" w:hanging="360"/>
+      </w:pPr>
+      <w:rPr>
+        <w:rFonts w:hint="default" w:ascii="Courier New" w:hAnsi="Courier New"/>
+      </w:rPr>
+    </w:lvl>
+    <w:lvl xmlns:w="http://schemas.openxmlformats.org/wordprocessingml/2006/main" w:ilvl="8">
+      <w:start w:val="1"/>
+      <w:numFmt w:val="bullet"/>
+      <w:lvlText w:val=""/>
+      <w:lvlJc w:val="left"/>
+      <w:pPr>
+        <w:ind w:left="6480" w:hanging="360"/>
+      </w:pPr>
+      <w:rPr>
+        <w:rFonts w:hint="default" w:ascii="Wingdings" w:hAnsi="Wingdings"/>
+      </w:rPr>
+    </w:lvl>
+  </w:abstractNum>
+  <w:abstractNum xmlns:w="http://schemas.openxmlformats.org/wordprocessingml/2006/main" w:abstractNumId="22">
+    <w:nsid w:val="76dcfef6"/>
+    <w:multiLevelType xmlns:w="http://schemas.openxmlformats.org/wordprocessingml/2006/main" w:val="hybridMultilevel"/>
+    <w:lvl xmlns:w="http://schemas.openxmlformats.org/wordprocessingml/2006/main" w:ilvl="0">
+      <w:start w:val="1"/>
+      <w:numFmt w:val="bullet"/>
+      <w:lvlText w:val=""/>
+      <w:lvlJc w:val="left"/>
+      <w:pPr>
+        <w:ind w:left="720" w:hanging="360"/>
+      </w:pPr>
+      <w:rPr>
+        <w:rFonts w:hint="default" w:ascii="Symbol" w:hAnsi="Symbol"/>
+      </w:rPr>
+    </w:lvl>
+    <w:lvl xmlns:w="http://schemas.openxmlformats.org/wordprocessingml/2006/main" w:ilvl="1">
+      <w:start w:val="1"/>
+      <w:numFmt w:val="bullet"/>
+      <w:lvlText w:val="o"/>
+      <w:lvlJc w:val="left"/>
+      <w:pPr>
+        <w:ind w:left="1440" w:hanging="360"/>
+      </w:pPr>
+      <w:rPr>
+        <w:rFonts w:hint="default" w:ascii="Courier New" w:hAnsi="Courier New"/>
+      </w:rPr>
+    </w:lvl>
+    <w:lvl xmlns:w="http://schemas.openxmlformats.org/wordprocessingml/2006/main" w:ilvl="2">
+      <w:start w:val="1"/>
+      <w:numFmt w:val="bullet"/>
+      <w:lvlText w:val=""/>
+      <w:lvlJc w:val="left"/>
+      <w:pPr>
+        <w:ind w:left="2160" w:hanging="360"/>
+      </w:pPr>
+      <w:rPr>
+        <w:rFonts w:hint="default" w:ascii="Wingdings" w:hAnsi="Wingdings"/>
+      </w:rPr>
+    </w:lvl>
+    <w:lvl xmlns:w="http://schemas.openxmlformats.org/wordprocessingml/2006/main" w:ilvl="3">
+      <w:start w:val="1"/>
+      <w:numFmt w:val="bullet"/>
+      <w:lvlText w:val=""/>
+      <w:lvlJc w:val="left"/>
+      <w:pPr>
+        <w:ind w:left="2880" w:hanging="360"/>
+      </w:pPr>
+      <w:rPr>
+        <w:rFonts w:hint="default" w:ascii="Symbol" w:hAnsi="Symbol"/>
+      </w:rPr>
+    </w:lvl>
+    <w:lvl xmlns:w="http://schemas.openxmlformats.org/wordprocessingml/2006/main" w:ilvl="4">
+      <w:start w:val="1"/>
+      <w:numFmt w:val="bullet"/>
+      <w:lvlText w:val="o"/>
+      <w:lvlJc w:val="left"/>
+      <w:pPr>
+        <w:ind w:left="3600" w:hanging="360"/>
+      </w:pPr>
+      <w:rPr>
+        <w:rFonts w:hint="default" w:ascii="Courier New" w:hAnsi="Courier New"/>
+      </w:rPr>
+    </w:lvl>
+    <w:lvl xmlns:w="http://schemas.openxmlformats.org/wordprocessingml/2006/main" w:ilvl="5">
+      <w:start w:val="1"/>
+      <w:numFmt w:val="bullet"/>
+      <w:lvlText w:val=""/>
+      <w:lvlJc w:val="left"/>
+      <w:pPr>
+        <w:ind w:left="4320" w:hanging="360"/>
+      </w:pPr>
+      <w:rPr>
+        <w:rFonts w:hint="default" w:ascii="Wingdings" w:hAnsi="Wingdings"/>
+      </w:rPr>
+    </w:lvl>
+    <w:lvl xmlns:w="http://schemas.openxmlformats.org/wordprocessingml/2006/main" w:ilvl="6">
+      <w:start w:val="1"/>
+      <w:numFmt w:val="bullet"/>
+      <w:lvlText w:val=""/>
+      <w:lvlJc w:val="left"/>
+      <w:pPr>
+        <w:ind w:left="5040" w:hanging="360"/>
+      </w:pPr>
+      <w:rPr>
+        <w:rFonts w:hint="default" w:ascii="Symbol" w:hAnsi="Symbol"/>
+      </w:rPr>
+    </w:lvl>
+    <w:lvl xmlns:w="http://schemas.openxmlformats.org/wordprocessingml/2006/main" w:ilvl="7">
+      <w:start w:val="1"/>
+      <w:numFmt w:val="bullet"/>
+      <w:lvlText w:val="o"/>
+      <w:lvlJc w:val="left"/>
+      <w:pPr>
+        <w:ind w:left="5760" w:hanging="360"/>
+      </w:pPr>
+      <w:rPr>
+        <w:rFonts w:hint="default" w:ascii="Courier New" w:hAnsi="Courier New"/>
+      </w:rPr>
+    </w:lvl>
+    <w:lvl xmlns:w="http://schemas.openxmlformats.org/wordprocessingml/2006/main" w:ilvl="8">
+      <w:start w:val="1"/>
+      <w:numFmt w:val="bullet"/>
+      <w:lvlText w:val=""/>
+      <w:lvlJc w:val="left"/>
+      <w:pPr>
+        <w:ind w:left="6480" w:hanging="360"/>
+      </w:pPr>
+      <w:rPr>
+        <w:rFonts w:hint="default" w:ascii="Wingdings" w:hAnsi="Wingdings"/>
+      </w:rPr>
+    </w:lvl>
+  </w:abstractNum>
+  <w:abstractNum xmlns:w="http://schemas.openxmlformats.org/wordprocessingml/2006/main" w:abstractNumId="21">
+    <w:nsid w:val="15c122c7"/>
+    <w:multiLevelType xmlns:w="http://schemas.openxmlformats.org/wordprocessingml/2006/main" w:val="hybridMultilevel"/>
+    <w:lvl xmlns:w="http://schemas.openxmlformats.org/wordprocessingml/2006/main" w:ilvl="0">
+      <w:start w:val="1"/>
+      <w:numFmt w:val="bullet"/>
+      <w:lvlText w:val=""/>
+      <w:lvlJc w:val="left"/>
+      <w:pPr>
+        <w:ind w:left="720" w:hanging="360"/>
+      </w:pPr>
+      <w:rPr>
+        <w:rFonts w:hint="default" w:ascii="Symbol" w:hAnsi="Symbol"/>
+      </w:rPr>
+    </w:lvl>
+    <w:lvl xmlns:w="http://schemas.openxmlformats.org/wordprocessingml/2006/main" w:ilvl="1">
+      <w:start w:val="1"/>
+      <w:numFmt w:val="bullet"/>
+      <w:lvlText w:val="o"/>
+      <w:lvlJc w:val="left"/>
+      <w:pPr>
+        <w:ind w:left="1440" w:hanging="360"/>
+      </w:pPr>
+      <w:rPr>
+        <w:rFonts w:hint="default" w:ascii="Courier New" w:hAnsi="Courier New"/>
+      </w:rPr>
+    </w:lvl>
+    <w:lvl xmlns:w="http://schemas.openxmlformats.org/wordprocessingml/2006/main" w:ilvl="2">
+      <w:start w:val="1"/>
+      <w:numFmt w:val="bullet"/>
+      <w:lvlText w:val=""/>
+      <w:lvlJc w:val="left"/>
+      <w:pPr>
+        <w:ind w:left="2160" w:hanging="360"/>
+      </w:pPr>
+      <w:rPr>
+        <w:rFonts w:hint="default" w:ascii="Wingdings" w:hAnsi="Wingdings"/>
+      </w:rPr>
+    </w:lvl>
+    <w:lvl xmlns:w="http://schemas.openxmlformats.org/wordprocessingml/2006/main" w:ilvl="3">
+      <w:start w:val="1"/>
+      <w:numFmt w:val="bullet"/>
+      <w:lvlText w:val=""/>
+      <w:lvlJc w:val="left"/>
+      <w:pPr>
+        <w:ind w:left="2880" w:hanging="360"/>
+      </w:pPr>
+      <w:rPr>
+        <w:rFonts w:hint="default" w:ascii="Symbol" w:hAnsi="Symbol"/>
+      </w:rPr>
+    </w:lvl>
+    <w:lvl xmlns:w="http://schemas.openxmlformats.org/wordprocessingml/2006/main" w:ilvl="4">
+      <w:start w:val="1"/>
+      <w:numFmt w:val="bullet"/>
+      <w:lvlText w:val="o"/>
+      <w:lvlJc w:val="left"/>
+      <w:pPr>
+        <w:ind w:left="3600" w:hanging="360"/>
+      </w:pPr>
+      <w:rPr>
+        <w:rFonts w:hint="default" w:ascii="Courier New" w:hAnsi="Courier New"/>
+      </w:rPr>
+    </w:lvl>
+    <w:lvl xmlns:w="http://schemas.openxmlformats.org/wordprocessingml/2006/main" w:ilvl="5">
+      <w:start w:val="1"/>
+      <w:numFmt w:val="bullet"/>
+      <w:lvlText w:val=""/>
+      <w:lvlJc w:val="left"/>
+      <w:pPr>
+        <w:ind w:left="4320" w:hanging="360"/>
+      </w:pPr>
+      <w:rPr>
+        <w:rFonts w:hint="default" w:ascii="Wingdings" w:hAnsi="Wingdings"/>
+      </w:rPr>
+    </w:lvl>
+    <w:lvl xmlns:w="http://schemas.openxmlformats.org/wordprocessingml/2006/main" w:ilvl="6">
+      <w:start w:val="1"/>
+      <w:numFmt w:val="bullet"/>
+      <w:lvlText w:val=""/>
+      <w:lvlJc w:val="left"/>
+      <w:pPr>
+        <w:ind w:left="5040" w:hanging="360"/>
+      </w:pPr>
+      <w:rPr>
+        <w:rFonts w:hint="default" w:ascii="Symbol" w:hAnsi="Symbol"/>
+      </w:rPr>
+    </w:lvl>
+    <w:lvl xmlns:w="http://schemas.openxmlformats.org/wordprocessingml/2006/main" w:ilvl="7">
+      <w:start w:val="1"/>
+      <w:numFmt w:val="bullet"/>
+      <w:lvlText w:val="o"/>
+      <w:lvlJc w:val="left"/>
+      <w:pPr>
+        <w:ind w:left="5760" w:hanging="360"/>
+      </w:pPr>
+      <w:rPr>
+        <w:rFonts w:hint="default" w:ascii="Courier New" w:hAnsi="Courier New"/>
+      </w:rPr>
+    </w:lvl>
+    <w:lvl xmlns:w="http://schemas.openxmlformats.org/wordprocessingml/2006/main" w:ilvl="8">
+      <w:start w:val="1"/>
+      <w:numFmt w:val="bullet"/>
+      <w:lvlText w:val=""/>
+      <w:lvlJc w:val="left"/>
+      <w:pPr>
+        <w:ind w:left="6480" w:hanging="360"/>
+      </w:pPr>
+      <w:rPr>
+        <w:rFonts w:hint="default" w:ascii="Wingdings" w:hAnsi="Wingdings"/>
+      </w:rPr>
+    </w:lvl>
+  </w:abstractNum>
+  <w:abstractNum xmlns:w="http://schemas.openxmlformats.org/wordprocessingml/2006/main" w:abstractNumId="20">
+    <w:nsid w:val="58acf72b"/>
+    <w:multiLevelType xmlns:w="http://schemas.openxmlformats.org/wordprocessingml/2006/main" w:val="hybridMultilevel"/>
+    <w:lvl xmlns:w="http://schemas.openxmlformats.org/wordprocessingml/2006/main" w:ilvl="0">
+      <w:start w:val="1"/>
+      <w:numFmt w:val="bullet"/>
+      <w:lvlText w:val=""/>
+      <w:lvlJc w:val="left"/>
+      <w:pPr>
+        <w:ind w:left="720" w:hanging="360"/>
+      </w:pPr>
+      <w:rPr>
+        <w:rFonts w:hint="default" w:ascii="Symbol" w:hAnsi="Symbol"/>
+      </w:rPr>
+    </w:lvl>
+    <w:lvl xmlns:w="http://schemas.openxmlformats.org/wordprocessingml/2006/main" w:ilvl="1">
+      <w:start w:val="1"/>
+      <w:numFmt w:val="bullet"/>
+      <w:lvlText w:val="o"/>
+      <w:lvlJc w:val="left"/>
+      <w:pPr>
+        <w:ind w:left="1440" w:hanging="360"/>
+      </w:pPr>
+      <w:rPr>
+        <w:rFonts w:hint="default" w:ascii="Courier New" w:hAnsi="Courier New"/>
+      </w:rPr>
+    </w:lvl>
+    <w:lvl xmlns:w="http://schemas.openxmlformats.org/wordprocessingml/2006/main" w:ilvl="2">
+      <w:start w:val="1"/>
+      <w:numFmt w:val="bullet"/>
+      <w:lvlText w:val=""/>
+      <w:lvlJc w:val="left"/>
+      <w:pPr>
+        <w:ind w:left="2160" w:hanging="360"/>
+      </w:pPr>
+      <w:rPr>
+        <w:rFonts w:hint="default" w:ascii="Wingdings" w:hAnsi="Wingdings"/>
+      </w:rPr>
+    </w:lvl>
+    <w:lvl xmlns:w="http://schemas.openxmlformats.org/wordprocessingml/2006/main" w:ilvl="3">
+      <w:start w:val="1"/>
+      <w:numFmt w:val="bullet"/>
+      <w:lvlText w:val=""/>
+      <w:lvlJc w:val="left"/>
+      <w:pPr>
+        <w:ind w:left="2880" w:hanging="360"/>
+      </w:pPr>
+      <w:rPr>
+        <w:rFonts w:hint="default" w:ascii="Symbol" w:hAnsi="Symbol"/>
+      </w:rPr>
+    </w:lvl>
+    <w:lvl xmlns:w="http://schemas.openxmlformats.org/wordprocessingml/2006/main" w:ilvl="4">
+      <w:start w:val="1"/>
+      <w:numFmt w:val="bullet"/>
+      <w:lvlText w:val="o"/>
+      <w:lvlJc w:val="left"/>
+      <w:pPr>
+        <w:ind w:left="3600" w:hanging="360"/>
+      </w:pPr>
+      <w:rPr>
+        <w:rFonts w:hint="default" w:ascii="Courier New" w:hAnsi="Courier New"/>
+      </w:rPr>
+    </w:lvl>
+    <w:lvl xmlns:w="http://schemas.openxmlformats.org/wordprocessingml/2006/main" w:ilvl="5">
+      <w:start w:val="1"/>
+      <w:numFmt w:val="bullet"/>
+      <w:lvlText w:val=""/>
+      <w:lvlJc w:val="left"/>
+      <w:pPr>
+        <w:ind w:left="4320" w:hanging="360"/>
+      </w:pPr>
+      <w:rPr>
+        <w:rFonts w:hint="default" w:ascii="Wingdings" w:hAnsi="Wingdings"/>
+      </w:rPr>
+    </w:lvl>
+    <w:lvl xmlns:w="http://schemas.openxmlformats.org/wordprocessingml/2006/main" w:ilvl="6">
+      <w:start w:val="1"/>
+      <w:numFmt w:val="bullet"/>
+      <w:lvlText w:val=""/>
+      <w:lvlJc w:val="left"/>
+      <w:pPr>
+        <w:ind w:left="5040" w:hanging="360"/>
+      </w:pPr>
+      <w:rPr>
+        <w:rFonts w:hint="default" w:ascii="Symbol" w:hAnsi="Symbol"/>
+      </w:rPr>
+    </w:lvl>
+    <w:lvl xmlns:w="http://schemas.openxmlformats.org/wordprocessingml/2006/main" w:ilvl="7">
+      <w:start w:val="1"/>
+      <w:numFmt w:val="bullet"/>
+      <w:lvlText w:val="o"/>
+      <w:lvlJc w:val="left"/>
+      <w:pPr>
+        <w:ind w:left="5760" w:hanging="360"/>
+      </w:pPr>
+      <w:rPr>
+        <w:rFonts w:hint="default" w:ascii="Courier New" w:hAnsi="Courier New"/>
+      </w:rPr>
+    </w:lvl>
+    <w:lvl xmlns:w="http://schemas.openxmlformats.org/wordprocessingml/2006/main" w:ilvl="8">
+      <w:start w:val="1"/>
+      <w:numFmt w:val="bullet"/>
+      <w:lvlText w:val=""/>
+      <w:lvlJc w:val="left"/>
+      <w:pPr>
+        <w:ind w:left="6480" w:hanging="360"/>
+      </w:pPr>
+      <w:rPr>
+        <w:rFonts w:hint="default" w:ascii="Wingdings" w:hAnsi="Wingdings"/>
+      </w:rPr>
+    </w:lvl>
+  </w:abstractNum>
+  <w:abstractNum xmlns:w="http://schemas.openxmlformats.org/wordprocessingml/2006/main" w:abstractNumId="19">
+    <w:nsid w:val="e3a9921"/>
+    <w:multiLevelType xmlns:w="http://schemas.openxmlformats.org/wordprocessingml/2006/main" w:val="hybridMultilevel"/>
+    <w:lvl xmlns:w="http://schemas.openxmlformats.org/wordprocessingml/2006/main" w:ilvl="0">
+      <w:start w:val="1"/>
+      <w:numFmt w:val="bullet"/>
+      <w:lvlText w:val=""/>
+      <w:lvlJc w:val="left"/>
+      <w:pPr>
+        <w:ind w:left="720" w:hanging="360"/>
+      </w:pPr>
+      <w:rPr>
+        <w:rFonts w:hint="default" w:ascii="Symbol" w:hAnsi="Symbol"/>
+      </w:rPr>
+    </w:lvl>
+    <w:lvl xmlns:w="http://schemas.openxmlformats.org/wordprocessingml/2006/main" w:ilvl="1">
+      <w:start w:val="1"/>
+      <w:numFmt w:val="bullet"/>
+      <w:lvlText w:val="o"/>
+      <w:lvlJc w:val="left"/>
+      <w:pPr>
+        <w:ind w:left="1440" w:hanging="360"/>
+      </w:pPr>
+      <w:rPr>
+        <w:rFonts w:hint="default" w:ascii="Courier New" w:hAnsi="Courier New"/>
+      </w:rPr>
+    </w:lvl>
+    <w:lvl xmlns:w="http://schemas.openxmlformats.org/wordprocessingml/2006/main" w:ilvl="2">
+      <w:start w:val="1"/>
+      <w:numFmt w:val="bullet"/>
+      <w:lvlText w:val=""/>
+      <w:lvlJc w:val="left"/>
+      <w:pPr>
+        <w:ind w:left="2160" w:hanging="360"/>
+      </w:pPr>
+      <w:rPr>
+        <w:rFonts w:hint="default" w:ascii="Wingdings" w:hAnsi="Wingdings"/>
+      </w:rPr>
+    </w:lvl>
+    <w:lvl xmlns:w="http://schemas.openxmlformats.org/wordprocessingml/2006/main" w:ilvl="3">
+      <w:start w:val="1"/>
+      <w:numFmt w:val="bullet"/>
+      <w:lvlText w:val=""/>
+      <w:lvlJc w:val="left"/>
+      <w:pPr>
+        <w:ind w:left="2880" w:hanging="360"/>
+      </w:pPr>
+      <w:rPr>
+        <w:rFonts w:hint="default" w:ascii="Symbol" w:hAnsi="Symbol"/>
+      </w:rPr>
+    </w:lvl>
+    <w:lvl xmlns:w="http://schemas.openxmlformats.org/wordprocessingml/2006/main" w:ilvl="4">
+      <w:start w:val="1"/>
+      <w:numFmt w:val="bullet"/>
+      <w:lvlText w:val="o"/>
+      <w:lvlJc w:val="left"/>
+      <w:pPr>
+        <w:ind w:left="3600" w:hanging="360"/>
+      </w:pPr>
+      <w:rPr>
+        <w:rFonts w:hint="default" w:ascii="Courier New" w:hAnsi="Courier New"/>
+      </w:rPr>
+    </w:lvl>
+    <w:lvl xmlns:w="http://schemas.openxmlformats.org/wordprocessingml/2006/main" w:ilvl="5">
+      <w:start w:val="1"/>
+      <w:numFmt w:val="bullet"/>
+      <w:lvlText w:val=""/>
+      <w:lvlJc w:val="left"/>
+      <w:pPr>
+        <w:ind w:left="4320" w:hanging="360"/>
+      </w:pPr>
+      <w:rPr>
+        <w:rFonts w:hint="default" w:ascii="Wingdings" w:hAnsi="Wingdings"/>
+      </w:rPr>
+    </w:lvl>
+    <w:lvl xmlns:w="http://schemas.openxmlformats.org/wordprocessingml/2006/main" w:ilvl="6">
+      <w:start w:val="1"/>
+      <w:numFmt w:val="bullet"/>
+      <w:lvlText w:val=""/>
+      <w:lvlJc w:val="left"/>
+      <w:pPr>
+        <w:ind w:left="5040" w:hanging="360"/>
+      </w:pPr>
+      <w:rPr>
+        <w:rFonts w:hint="default" w:ascii="Symbol" w:hAnsi="Symbol"/>
+      </w:rPr>
+    </w:lvl>
+    <w:lvl xmlns:w="http://schemas.openxmlformats.org/wordprocessingml/2006/main" w:ilvl="7">
+      <w:start w:val="1"/>
+      <w:numFmt w:val="bullet"/>
+      <w:lvlText w:val="o"/>
+      <w:lvlJc w:val="left"/>
+      <w:pPr>
+        <w:ind w:left="5760" w:hanging="360"/>
+      </w:pPr>
+      <w:rPr>
+        <w:rFonts w:hint="default" w:ascii="Courier New" w:hAnsi="Courier New"/>
+      </w:rPr>
+    </w:lvl>
+    <w:lvl xmlns:w="http://schemas.openxmlformats.org/wordprocessingml/2006/main" w:ilvl="8">
+      <w:start w:val="1"/>
+      <w:numFmt w:val="bullet"/>
+      <w:lvlText w:val=""/>
+      <w:lvlJc w:val="left"/>
+      <w:pPr>
+        <w:ind w:left="6480" w:hanging="360"/>
+      </w:pPr>
+      <w:rPr>
+        <w:rFonts w:hint="default" w:ascii="Wingdings" w:hAnsi="Wingdings"/>
+      </w:rPr>
+    </w:lvl>
+  </w:abstractNum>
+  <w:abstractNum xmlns:w="http://schemas.openxmlformats.org/wordprocessingml/2006/main" w:abstractNumId="18">
+    <w:nsid w:val="67b4681"/>
+    <w:multiLevelType xmlns:w="http://schemas.openxmlformats.org/wordprocessingml/2006/main" w:val="hybridMultilevel"/>
+    <w:lvl xmlns:w="http://schemas.openxmlformats.org/wordprocessingml/2006/main" w:ilvl="0">
+      <w:start w:val="1"/>
+      <w:numFmt w:val="bullet"/>
+      <w:lvlText w:val=""/>
+      <w:lvlJc w:val="left"/>
+      <w:pPr>
+        <w:ind w:left="720" w:hanging="360"/>
+      </w:pPr>
+      <w:rPr>
+        <w:rFonts w:hint="default" w:ascii="Symbol" w:hAnsi="Symbol"/>
+      </w:rPr>
+    </w:lvl>
+    <w:lvl xmlns:w="http://schemas.openxmlformats.org/wordprocessingml/2006/main" w:ilvl="1">
+      <w:start w:val="1"/>
+      <w:numFmt w:val="bullet"/>
+      <w:lvlText w:val="o"/>
+      <w:lvlJc w:val="left"/>
+      <w:pPr>
+        <w:ind w:left="1440" w:hanging="360"/>
+      </w:pPr>
+      <w:rPr>
+        <w:rFonts w:hint="default" w:ascii="Courier New" w:hAnsi="Courier New"/>
+      </w:rPr>
+    </w:lvl>
+    <w:lvl xmlns:w="http://schemas.openxmlformats.org/wordprocessingml/2006/main" w:ilvl="2">
+      <w:start w:val="1"/>
+      <w:numFmt w:val="bullet"/>
+      <w:lvlText w:val=""/>
+      <w:lvlJc w:val="left"/>
+      <w:pPr>
+        <w:ind w:left="2160" w:hanging="360"/>
+      </w:pPr>
+      <w:rPr>
+        <w:rFonts w:hint="default" w:ascii="Wingdings" w:hAnsi="Wingdings"/>
+      </w:rPr>
+    </w:lvl>
+    <w:lvl xmlns:w="http://schemas.openxmlformats.org/wordprocessingml/2006/main" w:ilvl="3">
+      <w:start w:val="1"/>
+      <w:numFmt w:val="bullet"/>
+      <w:lvlText w:val=""/>
+      <w:lvlJc w:val="left"/>
+      <w:pPr>
+        <w:ind w:left="2880" w:hanging="360"/>
+      </w:pPr>
+      <w:rPr>
+        <w:rFonts w:hint="default" w:ascii="Symbol" w:hAnsi="Symbol"/>
+      </w:rPr>
+    </w:lvl>
+    <w:lvl xmlns:w="http://schemas.openxmlformats.org/wordprocessingml/2006/main" w:ilvl="4">
+      <w:start w:val="1"/>
+      <w:numFmt w:val="bullet"/>
+      <w:lvlText w:val="o"/>
+      <w:lvlJc w:val="left"/>
+      <w:pPr>
+        <w:ind w:left="3600" w:hanging="360"/>
+      </w:pPr>
+      <w:rPr>
+        <w:rFonts w:hint="default" w:ascii="Courier New" w:hAnsi="Courier New"/>
+      </w:rPr>
+    </w:lvl>
+    <w:lvl xmlns:w="http://schemas.openxmlformats.org/wordprocessingml/2006/main" w:ilvl="5">
+      <w:start w:val="1"/>
+      <w:numFmt w:val="bullet"/>
+      <w:lvlText w:val=""/>
+      <w:lvlJc w:val="left"/>
+      <w:pPr>
+        <w:ind w:left="4320" w:hanging="360"/>
+      </w:pPr>
+      <w:rPr>
+        <w:rFonts w:hint="default" w:ascii="Wingdings" w:hAnsi="Wingdings"/>
+      </w:rPr>
+    </w:lvl>
+    <w:lvl xmlns:w="http://schemas.openxmlformats.org/wordprocessingml/2006/main" w:ilvl="6">
+      <w:start w:val="1"/>
+      <w:numFmt w:val="bullet"/>
+      <w:lvlText w:val=""/>
+      <w:lvlJc w:val="left"/>
+      <w:pPr>
+        <w:ind w:left="5040" w:hanging="360"/>
+      </w:pPr>
+      <w:rPr>
+        <w:rFonts w:hint="default" w:ascii="Symbol" w:hAnsi="Symbol"/>
+      </w:rPr>
+    </w:lvl>
+    <w:lvl xmlns:w="http://schemas.openxmlformats.org/wordprocessingml/2006/main" w:ilvl="7">
+      <w:start w:val="1"/>
+      <w:numFmt w:val="bullet"/>
+      <w:lvlText w:val="o"/>
+      <w:lvlJc w:val="left"/>
+      <w:pPr>
+        <w:ind w:left="5760" w:hanging="360"/>
+      </w:pPr>
+      <w:rPr>
+        <w:rFonts w:hint="default" w:ascii="Courier New" w:hAnsi="Courier New"/>
+      </w:rPr>
+    </w:lvl>
+    <w:lvl xmlns:w="http://schemas.openxmlformats.org/wordprocessingml/2006/main" w:ilvl="8">
+      <w:start w:val="1"/>
+      <w:numFmt w:val="bullet"/>
+      <w:lvlText w:val=""/>
+      <w:lvlJc w:val="left"/>
+      <w:pPr>
+        <w:ind w:left="6480" w:hanging="360"/>
+      </w:pPr>
+      <w:rPr>
+        <w:rFonts w:hint="default" w:ascii="Wingdings" w:hAnsi="Wingdings"/>
+      </w:rPr>
+    </w:lvl>
+  </w:abstractNum>
+  <w:abstractNum xmlns:w="http://schemas.openxmlformats.org/wordprocessingml/2006/main" w:abstractNumId="17">
+    <w:nsid w:val="6bb2795e"/>
+    <w:multiLevelType xmlns:w="http://schemas.openxmlformats.org/wordprocessingml/2006/main" w:val="hybridMultilevel"/>
+    <w:lvl xmlns:w="http://schemas.openxmlformats.org/wordprocessingml/2006/main" w:ilvl="0">
+      <w:start w:val="1"/>
+      <w:numFmt w:val="bullet"/>
+      <w:lvlText w:val=""/>
+      <w:lvlJc w:val="left"/>
+      <w:pPr>
+        <w:ind w:left="720" w:hanging="360"/>
+      </w:pPr>
+      <w:rPr>
+        <w:rFonts w:hint="default" w:ascii="Symbol" w:hAnsi="Symbol"/>
+      </w:rPr>
+    </w:lvl>
+    <w:lvl xmlns:w="http://schemas.openxmlformats.org/wordprocessingml/2006/main" w:ilvl="1">
+      <w:start w:val="1"/>
+      <w:numFmt w:val="bullet"/>
+      <w:lvlText w:val="o"/>
+      <w:lvlJc w:val="left"/>
+      <w:pPr>
+        <w:ind w:left="1440" w:hanging="360"/>
+      </w:pPr>
+      <w:rPr>
+        <w:rFonts w:hint="default" w:ascii="Courier New" w:hAnsi="Courier New"/>
+      </w:rPr>
+    </w:lvl>
+    <w:lvl xmlns:w="http://schemas.openxmlformats.org/wordprocessingml/2006/main" w:ilvl="2">
+      <w:start w:val="1"/>
+      <w:numFmt w:val="bullet"/>
+      <w:lvlText w:val=""/>
+      <w:lvlJc w:val="left"/>
+      <w:pPr>
+        <w:ind w:left="2160" w:hanging="360"/>
+      </w:pPr>
+      <w:rPr>
+        <w:rFonts w:hint="default" w:ascii="Wingdings" w:hAnsi="Wingdings"/>
+      </w:rPr>
+    </w:lvl>
+    <w:lvl xmlns:w="http://schemas.openxmlformats.org/wordprocessingml/2006/main" w:ilvl="3">
+      <w:start w:val="1"/>
+      <w:numFmt w:val="bullet"/>
+      <w:lvlText w:val=""/>
+      <w:lvlJc w:val="left"/>
+      <w:pPr>
+        <w:ind w:left="2880" w:hanging="360"/>
+      </w:pPr>
+      <w:rPr>
+        <w:rFonts w:hint="default" w:ascii="Symbol" w:hAnsi="Symbol"/>
+      </w:rPr>
+    </w:lvl>
+    <w:lvl xmlns:w="http://schemas.openxmlformats.org/wordprocessingml/2006/main" w:ilvl="4">
+      <w:start w:val="1"/>
+      <w:numFmt w:val="bullet"/>
+      <w:lvlText w:val="o"/>
+      <w:lvlJc w:val="left"/>
+      <w:pPr>
+        <w:ind w:left="3600" w:hanging="360"/>
+      </w:pPr>
+      <w:rPr>
+        <w:rFonts w:hint="default" w:ascii="Courier New" w:hAnsi="Courier New"/>
+      </w:rPr>
+    </w:lvl>
+    <w:lvl xmlns:w="http://schemas.openxmlformats.org/wordprocessingml/2006/main" w:ilvl="5">
+      <w:start w:val="1"/>
+      <w:numFmt w:val="bullet"/>
+      <w:lvlText w:val=""/>
+      <w:lvlJc w:val="left"/>
+      <w:pPr>
+        <w:ind w:left="4320" w:hanging="360"/>
+      </w:pPr>
+      <w:rPr>
+        <w:rFonts w:hint="default" w:ascii="Wingdings" w:hAnsi="Wingdings"/>
+      </w:rPr>
+    </w:lvl>
+    <w:lvl xmlns:w="http://schemas.openxmlformats.org/wordprocessingml/2006/main" w:ilvl="6">
+      <w:start w:val="1"/>
+      <w:numFmt w:val="bullet"/>
+      <w:lvlText w:val=""/>
+      <w:lvlJc w:val="left"/>
+      <w:pPr>
+        <w:ind w:left="5040" w:hanging="360"/>
+      </w:pPr>
+      <w:rPr>
+        <w:rFonts w:hint="default" w:ascii="Symbol" w:hAnsi="Symbol"/>
+      </w:rPr>
+    </w:lvl>
+    <w:lvl xmlns:w="http://schemas.openxmlformats.org/wordprocessingml/2006/main" w:ilvl="7">
+      <w:start w:val="1"/>
+      <w:numFmt w:val="bullet"/>
+      <w:lvlText w:val="o"/>
+      <w:lvlJc w:val="left"/>
+      <w:pPr>
+        <w:ind w:left="5760" w:hanging="360"/>
+      </w:pPr>
+      <w:rPr>
+        <w:rFonts w:hint="default" w:ascii="Courier New" w:hAnsi="Courier New"/>
+      </w:rPr>
+    </w:lvl>
+    <w:lvl xmlns:w="http://schemas.openxmlformats.org/wordprocessingml/2006/main" w:ilvl="8">
+      <w:start w:val="1"/>
+      <w:numFmt w:val="bullet"/>
+      <w:lvlText w:val=""/>
+      <w:lvlJc w:val="left"/>
+      <w:pPr>
+        <w:ind w:left="6480" w:hanging="360"/>
+      </w:pPr>
+      <w:rPr>
+        <w:rFonts w:hint="default" w:ascii="Wingdings" w:hAnsi="Wingdings"/>
+      </w:rPr>
+    </w:lvl>
+  </w:abstractNum>
+  <w:abstractNum xmlns:w="http://schemas.openxmlformats.org/wordprocessingml/2006/main" w:abstractNumId="16">
+    <w:nsid w:val="73ca6147"/>
+    <w:multiLevelType xmlns:w="http://schemas.openxmlformats.org/wordprocessingml/2006/main" w:val="hybridMultilevel"/>
+    <w:lvl xmlns:w="http://schemas.openxmlformats.org/wordprocessingml/2006/main" w:ilvl="0">
+      <w:start w:val="1"/>
+      <w:numFmt w:val="bullet"/>
+      <w:lvlText w:val=""/>
+      <w:lvlJc w:val="left"/>
+      <w:pPr>
+        <w:ind w:left="720" w:hanging="360"/>
+      </w:pPr>
+      <w:rPr>
+        <w:rFonts w:hint="default" w:ascii="Symbol" w:hAnsi="Symbol"/>
+      </w:rPr>
+    </w:lvl>
+    <w:lvl xmlns:w="http://schemas.openxmlformats.org/wordprocessingml/2006/main" w:ilvl="1">
+      <w:start w:val="1"/>
+      <w:numFmt w:val="bullet"/>
+      <w:lvlText w:val="o"/>
+      <w:lvlJc w:val="left"/>
+      <w:pPr>
+        <w:ind w:left="1440" w:hanging="360"/>
+      </w:pPr>
+      <w:rPr>
+        <w:rFonts w:hint="default" w:ascii="Courier New" w:hAnsi="Courier New"/>
+      </w:rPr>
+    </w:lvl>
+    <w:lvl xmlns:w="http://schemas.openxmlformats.org/wordprocessingml/2006/main" w:ilvl="2">
+      <w:start w:val="1"/>
+      <w:numFmt w:val="bullet"/>
+      <w:lvlText w:val=""/>
+      <w:lvlJc w:val="left"/>
+      <w:pPr>
+        <w:ind w:left="2160" w:hanging="360"/>
+      </w:pPr>
+      <w:rPr>
+        <w:rFonts w:hint="default" w:ascii="Wingdings" w:hAnsi="Wingdings"/>
+      </w:rPr>
+    </w:lvl>
+    <w:lvl xmlns:w="http://schemas.openxmlformats.org/wordprocessingml/2006/main" w:ilvl="3">
+      <w:start w:val="1"/>
+      <w:numFmt w:val="bullet"/>
+      <w:lvlText w:val=""/>
+      <w:lvlJc w:val="left"/>
+      <w:pPr>
+        <w:ind w:left="2880" w:hanging="360"/>
+      </w:pPr>
+      <w:rPr>
+        <w:rFonts w:hint="default" w:ascii="Symbol" w:hAnsi="Symbol"/>
+      </w:rPr>
+    </w:lvl>
+    <w:lvl xmlns:w="http://schemas.openxmlformats.org/wordprocessingml/2006/main" w:ilvl="4">
+      <w:start w:val="1"/>
+      <w:numFmt w:val="bullet"/>
+      <w:lvlText w:val="o"/>
+      <w:lvlJc w:val="left"/>
+      <w:pPr>
+        <w:ind w:left="3600" w:hanging="360"/>
+      </w:pPr>
+      <w:rPr>
+        <w:rFonts w:hint="default" w:ascii="Courier New" w:hAnsi="Courier New"/>
+      </w:rPr>
+    </w:lvl>
+    <w:lvl xmlns:w="http://schemas.openxmlformats.org/wordprocessingml/2006/main" w:ilvl="5">
+      <w:start w:val="1"/>
+      <w:numFmt w:val="bullet"/>
+      <w:lvlText w:val=""/>
+      <w:lvlJc w:val="left"/>
+      <w:pPr>
+        <w:ind w:left="4320" w:hanging="360"/>
+      </w:pPr>
+      <w:rPr>
+        <w:rFonts w:hint="default" w:ascii="Wingdings" w:hAnsi="Wingdings"/>
+      </w:rPr>
+    </w:lvl>
+    <w:lvl xmlns:w="http://schemas.openxmlformats.org/wordprocessingml/2006/main" w:ilvl="6">
+      <w:start w:val="1"/>
+      <w:numFmt w:val="bullet"/>
+      <w:lvlText w:val=""/>
+      <w:lvlJc w:val="left"/>
+      <w:pPr>
+        <w:ind w:left="5040" w:hanging="360"/>
+      </w:pPr>
+      <w:rPr>
+        <w:rFonts w:hint="default" w:ascii="Symbol" w:hAnsi="Symbol"/>
+      </w:rPr>
+    </w:lvl>
+    <w:lvl xmlns:w="http://schemas.openxmlformats.org/wordprocessingml/2006/main" w:ilvl="7">
+      <w:start w:val="1"/>
+      <w:numFmt w:val="bullet"/>
+      <w:lvlText w:val="o"/>
+      <w:lvlJc w:val="left"/>
+      <w:pPr>
+        <w:ind w:left="5760" w:hanging="360"/>
+      </w:pPr>
+      <w:rPr>
+        <w:rFonts w:hint="default" w:ascii="Courier New" w:hAnsi="Courier New"/>
+      </w:rPr>
+    </w:lvl>
+    <w:lvl xmlns:w="http://schemas.openxmlformats.org/wordprocessingml/2006/main" w:ilvl="8">
+      <w:start w:val="1"/>
+      <w:numFmt w:val="bullet"/>
+      <w:lvlText w:val=""/>
+      <w:lvlJc w:val="left"/>
+      <w:pPr>
+        <w:ind w:left="6480" w:hanging="360"/>
+      </w:pPr>
+      <w:rPr>
+        <w:rFonts w:hint="default" w:ascii="Wingdings" w:hAnsi="Wingdings"/>
+      </w:rPr>
+    </w:lvl>
+  </w:abstractNum>
+  <w:abstractNum xmlns:w="http://schemas.openxmlformats.org/wordprocessingml/2006/main" w:abstractNumId="15">
+    <w:nsid w:val="6c775d24"/>
+    <w:multiLevelType xmlns:w="http://schemas.openxmlformats.org/wordprocessingml/2006/main" w:val="hybridMultilevel"/>
+    <w:lvl xmlns:w="http://schemas.openxmlformats.org/wordprocessingml/2006/main" w:ilvl="0">
+      <w:start w:val="1"/>
+      <w:numFmt w:val="bullet"/>
+      <w:lvlText w:val=""/>
+      <w:lvlJc w:val="left"/>
+      <w:pPr>
+        <w:ind w:left="720" w:hanging="360"/>
+      </w:pPr>
+      <w:rPr>
+        <w:rFonts w:hint="default" w:ascii="Symbol" w:hAnsi="Symbol"/>
+      </w:rPr>
+    </w:lvl>
+    <w:lvl xmlns:w="http://schemas.openxmlformats.org/wordprocessingml/2006/main" w:ilvl="1">
+      <w:start w:val="1"/>
+      <w:numFmt w:val="bullet"/>
+      <w:lvlText w:val="o"/>
+      <w:lvlJc w:val="left"/>
+      <w:pPr>
+        <w:ind w:left="1440" w:hanging="360"/>
+      </w:pPr>
+      <w:rPr>
+        <w:rFonts w:hint="default" w:ascii="Courier New" w:hAnsi="Courier New"/>
+      </w:rPr>
+    </w:lvl>
+    <w:lvl xmlns:w="http://schemas.openxmlformats.org/wordprocessingml/2006/main" w:ilvl="2">
+      <w:start w:val="1"/>
+      <w:numFmt w:val="bullet"/>
+      <w:lvlText w:val=""/>
+      <w:lvlJc w:val="left"/>
+      <w:pPr>
+        <w:ind w:left="2160" w:hanging="360"/>
+      </w:pPr>
+      <w:rPr>
+        <w:rFonts w:hint="default" w:ascii="Wingdings" w:hAnsi="Wingdings"/>
+      </w:rPr>
+    </w:lvl>
+    <w:lvl xmlns:w="http://schemas.openxmlformats.org/wordprocessingml/2006/main" w:ilvl="3">
+      <w:start w:val="1"/>
+      <w:numFmt w:val="bullet"/>
+      <w:lvlText w:val=""/>
+      <w:lvlJc w:val="left"/>
+      <w:pPr>
+        <w:ind w:left="2880" w:hanging="360"/>
+      </w:pPr>
+      <w:rPr>
+        <w:rFonts w:hint="default" w:ascii="Symbol" w:hAnsi="Symbol"/>
+      </w:rPr>
+    </w:lvl>
+    <w:lvl xmlns:w="http://schemas.openxmlformats.org/wordprocessingml/2006/main" w:ilvl="4">
+      <w:start w:val="1"/>
+      <w:numFmt w:val="bullet"/>
+      <w:lvlText w:val="o"/>
+      <w:lvlJc w:val="left"/>
+      <w:pPr>
+        <w:ind w:left="3600" w:hanging="360"/>
+      </w:pPr>
+      <w:rPr>
+        <w:rFonts w:hint="default" w:ascii="Courier New" w:hAnsi="Courier New"/>
+      </w:rPr>
+    </w:lvl>
+    <w:lvl xmlns:w="http://schemas.openxmlformats.org/wordprocessingml/2006/main" w:ilvl="5">
+      <w:start w:val="1"/>
+      <w:numFmt w:val="bullet"/>
+      <w:lvlText w:val=""/>
+      <w:lvlJc w:val="left"/>
+      <w:pPr>
+        <w:ind w:left="4320" w:hanging="360"/>
+      </w:pPr>
+      <w:rPr>
+        <w:rFonts w:hint="default" w:ascii="Wingdings" w:hAnsi="Wingdings"/>
+      </w:rPr>
+    </w:lvl>
+    <w:lvl xmlns:w="http://schemas.openxmlformats.org/wordprocessingml/2006/main" w:ilvl="6">
+      <w:start w:val="1"/>
+      <w:numFmt w:val="bullet"/>
+      <w:lvlText w:val=""/>
+      <w:lvlJc w:val="left"/>
+      <w:pPr>
+        <w:ind w:left="5040" w:hanging="360"/>
+      </w:pPr>
+      <w:rPr>
+        <w:rFonts w:hint="default" w:ascii="Symbol" w:hAnsi="Symbol"/>
+      </w:rPr>
+    </w:lvl>
+    <w:lvl xmlns:w="http://schemas.openxmlformats.org/wordprocessingml/2006/main" w:ilvl="7">
+      <w:start w:val="1"/>
+      <w:numFmt w:val="bullet"/>
+      <w:lvlText w:val="o"/>
+      <w:lvlJc w:val="left"/>
+      <w:pPr>
+        <w:ind w:left="5760" w:hanging="360"/>
+      </w:pPr>
+      <w:rPr>
+        <w:rFonts w:hint="default" w:ascii="Courier New" w:hAnsi="Courier New"/>
+      </w:rPr>
+    </w:lvl>
+    <w:lvl xmlns:w="http://schemas.openxmlformats.org/wordprocessingml/2006/main" w:ilvl="8">
+      <w:start w:val="1"/>
+      <w:numFmt w:val="bullet"/>
+      <w:lvlText w:val=""/>
+      <w:lvlJc w:val="left"/>
+      <w:pPr>
+        <w:ind w:left="6480" w:hanging="360"/>
+      </w:pPr>
+      <w:rPr>
+        <w:rFonts w:hint="default" w:ascii="Wingdings" w:hAnsi="Wingdings"/>
+      </w:rPr>
+    </w:lvl>
+  </w:abstractNum>
+  <w:abstractNum xmlns:w="http://schemas.openxmlformats.org/wordprocessingml/2006/main" w:abstractNumId="14">
+    <w:nsid w:val="44fd9f58"/>
+    <w:multiLevelType xmlns:w="http://schemas.openxmlformats.org/wordprocessingml/2006/main" w:val="hybridMultilevel"/>
+    <w:lvl xmlns:w="http://schemas.openxmlformats.org/wordprocessingml/2006/main" w:ilvl="0">
+      <w:start w:val="1"/>
+      <w:numFmt w:val="bullet"/>
+      <w:lvlText w:val=""/>
+      <w:lvlJc w:val="left"/>
+      <w:pPr>
+        <w:ind w:left="720" w:hanging="360"/>
+      </w:pPr>
+      <w:rPr>
+        <w:rFonts w:hint="default" w:ascii="Symbol" w:hAnsi="Symbol"/>
+      </w:rPr>
+    </w:lvl>
+    <w:lvl xmlns:w="http://schemas.openxmlformats.org/wordprocessingml/2006/main" w:ilvl="1">
+      <w:start w:val="1"/>
+      <w:numFmt w:val="bullet"/>
+      <w:lvlText w:val="o"/>
+      <w:lvlJc w:val="left"/>
+      <w:pPr>
+        <w:ind w:left="1440" w:hanging="360"/>
+      </w:pPr>
+      <w:rPr>
+        <w:rFonts w:hint="default" w:ascii="Courier New" w:hAnsi="Courier New"/>
+      </w:rPr>
+    </w:lvl>
+    <w:lvl xmlns:w="http://schemas.openxmlformats.org/wordprocessingml/2006/main" w:ilvl="2">
+      <w:start w:val="1"/>
+      <w:numFmt w:val="bullet"/>
+      <w:lvlText w:val=""/>
+      <w:lvlJc w:val="left"/>
+      <w:pPr>
+        <w:ind w:left="2160" w:hanging="360"/>
+      </w:pPr>
+      <w:rPr>
+        <w:rFonts w:hint="default" w:ascii="Wingdings" w:hAnsi="Wingdings"/>
+      </w:rPr>
+    </w:lvl>
+    <w:lvl xmlns:w="http://schemas.openxmlformats.org/wordprocessingml/2006/main" w:ilvl="3">
+      <w:start w:val="1"/>
+      <w:numFmt w:val="bullet"/>
+      <w:lvlText w:val=""/>
+      <w:lvlJc w:val="left"/>
+      <w:pPr>
+        <w:ind w:left="2880" w:hanging="360"/>
+      </w:pPr>
+      <w:rPr>
+        <w:rFonts w:hint="default" w:ascii="Symbol" w:hAnsi="Symbol"/>
+      </w:rPr>
+    </w:lvl>
+    <w:lvl xmlns:w="http://schemas.openxmlformats.org/wordprocessingml/2006/main" w:ilvl="4">
+      <w:start w:val="1"/>
+      <w:numFmt w:val="bullet"/>
+      <w:lvlText w:val="o"/>
+      <w:lvlJc w:val="left"/>
+      <w:pPr>
+        <w:ind w:left="3600" w:hanging="360"/>
+      </w:pPr>
+      <w:rPr>
+        <w:rFonts w:hint="default" w:ascii="Courier New" w:hAnsi="Courier New"/>
+      </w:rPr>
+    </w:lvl>
+    <w:lvl xmlns:w="http://schemas.openxmlformats.org/wordprocessingml/2006/main" w:ilvl="5">
+      <w:start w:val="1"/>
+      <w:numFmt w:val="bullet"/>
+      <w:lvlText w:val=""/>
+      <w:lvlJc w:val="left"/>
+      <w:pPr>
+        <w:ind w:left="4320" w:hanging="360"/>
+      </w:pPr>
+      <w:rPr>
+        <w:rFonts w:hint="default" w:ascii="Wingdings" w:hAnsi="Wingdings"/>
+      </w:rPr>
+    </w:lvl>
+    <w:lvl xmlns:w="http://schemas.openxmlformats.org/wordprocessingml/2006/main" w:ilvl="6">
+      <w:start w:val="1"/>
+      <w:numFmt w:val="bullet"/>
+      <w:lvlText w:val=""/>
+      <w:lvlJc w:val="left"/>
+      <w:pPr>
+        <w:ind w:left="5040" w:hanging="360"/>
+      </w:pPr>
+      <w:rPr>
+        <w:rFonts w:hint="default" w:ascii="Symbol" w:hAnsi="Symbol"/>
+      </w:rPr>
+    </w:lvl>
+    <w:lvl xmlns:w="http://schemas.openxmlformats.org/wordprocessingml/2006/main" w:ilvl="7">
+      <w:start w:val="1"/>
+      <w:numFmt w:val="bullet"/>
+      <w:lvlText w:val="o"/>
+      <w:lvlJc w:val="left"/>
+      <w:pPr>
+        <w:ind w:left="5760" w:hanging="360"/>
+      </w:pPr>
+      <w:rPr>
+        <w:rFonts w:hint="default" w:ascii="Courier New" w:hAnsi="Courier New"/>
+      </w:rPr>
+    </w:lvl>
+    <w:lvl xmlns:w="http://schemas.openxmlformats.org/wordprocessingml/2006/main" w:ilvl="8">
+      <w:start w:val="1"/>
+      <w:numFmt w:val="bullet"/>
+      <w:lvlText w:val=""/>
+      <w:lvlJc w:val="left"/>
+      <w:pPr>
+        <w:ind w:left="6480" w:hanging="360"/>
+      </w:pPr>
+      <w:rPr>
+        <w:rFonts w:hint="default" w:ascii="Wingdings" w:hAnsi="Wingdings"/>
+      </w:rPr>
+    </w:lvl>
+  </w:abstractNum>
   <w:abstractNum w:abstractNumId="0" w15:restartNumberingAfterBreak="0">
     <w:nsid w:val="0B1D0400"/>
     <w:multiLevelType w:val="multilevel"/>
@@ -3857,7 +10377,7 @@
         <w:ind w:left="720" w:hanging="360"/>
       </w:pPr>
       <w:rPr>
-        <w:rFonts w:ascii="Symbol" w:hAnsi="Symbol" w:hint="default"/>
+        <w:rFonts w:hint="default" w:ascii="Symbol" w:hAnsi="Symbol"/>
         <w:sz w:val="20"/>
       </w:rPr>
     </w:lvl>
@@ -3873,7 +10393,7 @@
         <w:ind w:left="1440" w:hanging="360"/>
       </w:pPr>
       <w:rPr>
-        <w:rFonts w:ascii="Courier New" w:hAnsi="Courier New" w:hint="default"/>
+        <w:rFonts w:hint="default" w:ascii="Courier New" w:hAnsi="Courier New"/>
         <w:sz w:val="20"/>
       </w:rPr>
     </w:lvl>
@@ -3889,7 +10409,7 @@
         <w:ind w:left="2160" w:hanging="360"/>
       </w:pPr>
       <w:rPr>
-        <w:rFonts w:ascii="Wingdings" w:hAnsi="Wingdings" w:hint="default"/>
+        <w:rFonts w:hint="default" w:ascii="Wingdings" w:hAnsi="Wingdings"/>
         <w:sz w:val="20"/>
       </w:rPr>
     </w:lvl>
@@ -3905,7 +10425,7 @@
         <w:ind w:left="2880" w:hanging="360"/>
       </w:pPr>
       <w:rPr>
-        <w:rFonts w:ascii="Wingdings" w:hAnsi="Wingdings" w:hint="default"/>
+        <w:rFonts w:hint="default" w:ascii="Wingdings" w:hAnsi="Wingdings"/>
         <w:sz w:val="20"/>
       </w:rPr>
     </w:lvl>
@@ -3921,7 +10441,7 @@
         <w:ind w:left="3600" w:hanging="360"/>
       </w:pPr>
       <w:rPr>
-        <w:rFonts w:ascii="Wingdings" w:hAnsi="Wingdings" w:hint="default"/>
+        <w:rFonts w:hint="default" w:ascii="Wingdings" w:hAnsi="Wingdings"/>
         <w:sz w:val="20"/>
       </w:rPr>
     </w:lvl>
@@ -3937,7 +10457,7 @@
         <w:ind w:left="4320" w:hanging="360"/>
       </w:pPr>
       <w:rPr>
-        <w:rFonts w:ascii="Wingdings" w:hAnsi="Wingdings" w:hint="default"/>
+        <w:rFonts w:hint="default" w:ascii="Wingdings" w:hAnsi="Wingdings"/>
         <w:sz w:val="20"/>
       </w:rPr>
     </w:lvl>
@@ -3953,7 +10473,7 @@
         <w:ind w:left="5040" w:hanging="360"/>
       </w:pPr>
       <w:rPr>
-        <w:rFonts w:ascii="Wingdings" w:hAnsi="Wingdings" w:hint="default"/>
+        <w:rFonts w:hint="default" w:ascii="Wingdings" w:hAnsi="Wingdings"/>
         <w:sz w:val="20"/>
       </w:rPr>
     </w:lvl>
@@ -3969,7 +10489,7 @@
         <w:ind w:left="5760" w:hanging="360"/>
       </w:pPr>
       <w:rPr>
-        <w:rFonts w:ascii="Wingdings" w:hAnsi="Wingdings" w:hint="default"/>
+        <w:rFonts w:hint="default" w:ascii="Wingdings" w:hAnsi="Wingdings"/>
         <w:sz w:val="20"/>
       </w:rPr>
     </w:lvl>
@@ -3985,7 +10505,7 @@
         <w:ind w:left="6480" w:hanging="360"/>
       </w:pPr>
       <w:rPr>
-        <w:rFonts w:ascii="Wingdings" w:hAnsi="Wingdings" w:hint="default"/>
+        <w:rFonts w:hint="default" w:ascii="Wingdings" w:hAnsi="Wingdings"/>
         <w:sz w:val="20"/>
       </w:rPr>
     </w:lvl>
@@ -4006,7 +10526,7 @@
         <w:ind w:left="720" w:hanging="360"/>
       </w:pPr>
       <w:rPr>
-        <w:rFonts w:ascii="Symbol" w:hAnsi="Symbol" w:hint="default"/>
+        <w:rFonts w:hint="default" w:ascii="Symbol" w:hAnsi="Symbol"/>
         <w:sz w:val="20"/>
       </w:rPr>
     </w:lvl>
@@ -4022,7 +10542,7 @@
         <w:ind w:left="1440" w:hanging="360"/>
       </w:pPr>
       <w:rPr>
-        <w:rFonts w:ascii="Courier New" w:hAnsi="Courier New" w:hint="default"/>
+        <w:rFonts w:hint="default" w:ascii="Courier New" w:hAnsi="Courier New"/>
         <w:sz w:val="20"/>
       </w:rPr>
     </w:lvl>
@@ -4038,7 +10558,7 @@
         <w:ind w:left="2160" w:hanging="360"/>
       </w:pPr>
       <w:rPr>
-        <w:rFonts w:ascii="Wingdings" w:hAnsi="Wingdings" w:hint="default"/>
+        <w:rFonts w:hint="default" w:ascii="Wingdings" w:hAnsi="Wingdings"/>
         <w:sz w:val="20"/>
       </w:rPr>
     </w:lvl>
@@ -4054,7 +10574,7 @@
         <w:ind w:left="2880" w:hanging="360"/>
       </w:pPr>
       <w:rPr>
-        <w:rFonts w:ascii="Wingdings" w:hAnsi="Wingdings" w:hint="default"/>
+        <w:rFonts w:hint="default" w:ascii="Wingdings" w:hAnsi="Wingdings"/>
         <w:sz w:val="20"/>
       </w:rPr>
     </w:lvl>
@@ -4070,7 +10590,7 @@
         <w:ind w:left="3600" w:hanging="360"/>
       </w:pPr>
       <w:rPr>
-        <w:rFonts w:ascii="Wingdings" w:hAnsi="Wingdings" w:hint="default"/>
+        <w:rFonts w:hint="default" w:ascii="Wingdings" w:hAnsi="Wingdings"/>
         <w:sz w:val="20"/>
       </w:rPr>
     </w:lvl>
@@ -4086,7 +10606,7 @@
         <w:ind w:left="4320" w:hanging="360"/>
       </w:pPr>
       <w:rPr>
-        <w:rFonts w:ascii="Wingdings" w:hAnsi="Wingdings" w:hint="default"/>
+        <w:rFonts w:hint="default" w:ascii="Wingdings" w:hAnsi="Wingdings"/>
         <w:sz w:val="20"/>
       </w:rPr>
     </w:lvl>
@@ -4102,7 +10622,7 @@
         <w:ind w:left="5040" w:hanging="360"/>
       </w:pPr>
       <w:rPr>
-        <w:rFonts w:ascii="Wingdings" w:hAnsi="Wingdings" w:hint="default"/>
+        <w:rFonts w:hint="default" w:ascii="Wingdings" w:hAnsi="Wingdings"/>
         <w:sz w:val="20"/>
       </w:rPr>
     </w:lvl>
@@ -4118,7 +10638,7 @@
         <w:ind w:left="5760" w:hanging="360"/>
       </w:pPr>
       <w:rPr>
-        <w:rFonts w:ascii="Wingdings" w:hAnsi="Wingdings" w:hint="default"/>
+        <w:rFonts w:hint="default" w:ascii="Wingdings" w:hAnsi="Wingdings"/>
         <w:sz w:val="20"/>
       </w:rPr>
     </w:lvl>
@@ -4134,7 +10654,7 @@
         <w:ind w:left="6480" w:hanging="360"/>
       </w:pPr>
       <w:rPr>
-        <w:rFonts w:ascii="Wingdings" w:hAnsi="Wingdings" w:hint="default"/>
+        <w:rFonts w:hint="default" w:ascii="Wingdings" w:hAnsi="Wingdings"/>
         <w:sz w:val="20"/>
       </w:rPr>
     </w:lvl>
@@ -4155,7 +10675,7 @@
         <w:ind w:left="720" w:hanging="360"/>
       </w:pPr>
       <w:rPr>
-        <w:rFonts w:ascii="Symbol" w:hAnsi="Symbol" w:hint="default"/>
+        <w:rFonts w:hint="default" w:ascii="Symbol" w:hAnsi="Symbol"/>
         <w:sz w:val="20"/>
       </w:rPr>
     </w:lvl>
@@ -4171,7 +10691,7 @@
         <w:ind w:left="1440" w:hanging="360"/>
       </w:pPr>
       <w:rPr>
-        <w:rFonts w:ascii="Courier New" w:hAnsi="Courier New" w:hint="default"/>
+        <w:rFonts w:hint="default" w:ascii="Courier New" w:hAnsi="Courier New"/>
         <w:sz w:val="20"/>
       </w:rPr>
     </w:lvl>
@@ -4187,7 +10707,7 @@
         <w:ind w:left="2160" w:hanging="360"/>
       </w:pPr>
       <w:rPr>
-        <w:rFonts w:ascii="Wingdings" w:hAnsi="Wingdings" w:hint="default"/>
+        <w:rFonts w:hint="default" w:ascii="Wingdings" w:hAnsi="Wingdings"/>
         <w:sz w:val="20"/>
       </w:rPr>
     </w:lvl>
@@ -4203,7 +10723,7 @@
         <w:ind w:left="2880" w:hanging="360"/>
       </w:pPr>
       <w:rPr>
-        <w:rFonts w:ascii="Wingdings" w:hAnsi="Wingdings" w:hint="default"/>
+        <w:rFonts w:hint="default" w:ascii="Wingdings" w:hAnsi="Wingdings"/>
         <w:sz w:val="20"/>
       </w:rPr>
     </w:lvl>
@@ -4219,7 +10739,7 @@
         <w:ind w:left="3600" w:hanging="360"/>
       </w:pPr>
       <w:rPr>
-        <w:rFonts w:ascii="Wingdings" w:hAnsi="Wingdings" w:hint="default"/>
+        <w:rFonts w:hint="default" w:ascii="Wingdings" w:hAnsi="Wingdings"/>
         <w:sz w:val="20"/>
       </w:rPr>
     </w:lvl>
@@ -4235,7 +10755,7 @@
         <w:ind w:left="4320" w:hanging="360"/>
       </w:pPr>
       <w:rPr>
-        <w:rFonts w:ascii="Wingdings" w:hAnsi="Wingdings" w:hint="default"/>
+        <w:rFonts w:hint="default" w:ascii="Wingdings" w:hAnsi="Wingdings"/>
         <w:sz w:val="20"/>
       </w:rPr>
     </w:lvl>
@@ -4251,7 +10771,7 @@
         <w:ind w:left="5040" w:hanging="360"/>
       </w:pPr>
       <w:rPr>
-        <w:rFonts w:ascii="Wingdings" w:hAnsi="Wingdings" w:hint="default"/>
+        <w:rFonts w:hint="default" w:ascii="Wingdings" w:hAnsi="Wingdings"/>
         <w:sz w:val="20"/>
       </w:rPr>
     </w:lvl>
@@ -4267,7 +10787,7 @@
         <w:ind w:left="5760" w:hanging="360"/>
       </w:pPr>
       <w:rPr>
-        <w:rFonts w:ascii="Wingdings" w:hAnsi="Wingdings" w:hint="default"/>
+        <w:rFonts w:hint="default" w:ascii="Wingdings" w:hAnsi="Wingdings"/>
         <w:sz w:val="20"/>
       </w:rPr>
     </w:lvl>
@@ -4283,7 +10803,7 @@
         <w:ind w:left="6480" w:hanging="360"/>
       </w:pPr>
       <w:rPr>
-        <w:rFonts w:ascii="Wingdings" w:hAnsi="Wingdings" w:hint="default"/>
+        <w:rFonts w:hint="default" w:ascii="Wingdings" w:hAnsi="Wingdings"/>
         <w:sz w:val="20"/>
       </w:rPr>
     </w:lvl>
@@ -4304,7 +10824,7 @@
         <w:ind w:left="720" w:hanging="360"/>
       </w:pPr>
       <w:rPr>
-        <w:rFonts w:ascii="Symbol" w:hAnsi="Symbol" w:hint="default"/>
+        <w:rFonts w:hint="default" w:ascii="Symbol" w:hAnsi="Symbol"/>
         <w:sz w:val="20"/>
       </w:rPr>
     </w:lvl>
@@ -4320,7 +10840,7 @@
         <w:ind w:left="1440" w:hanging="360"/>
       </w:pPr>
       <w:rPr>
-        <w:rFonts w:ascii="Courier New" w:hAnsi="Courier New" w:hint="default"/>
+        <w:rFonts w:hint="default" w:ascii="Courier New" w:hAnsi="Courier New"/>
         <w:sz w:val="20"/>
       </w:rPr>
     </w:lvl>
@@ -4336,7 +10856,7 @@
         <w:ind w:left="2160" w:hanging="360"/>
       </w:pPr>
       <w:rPr>
-        <w:rFonts w:ascii="Wingdings" w:hAnsi="Wingdings" w:hint="default"/>
+        <w:rFonts w:hint="default" w:ascii="Wingdings" w:hAnsi="Wingdings"/>
         <w:sz w:val="20"/>
       </w:rPr>
     </w:lvl>
@@ -4352,7 +10872,7 @@
         <w:ind w:left="2880" w:hanging="360"/>
       </w:pPr>
       <w:rPr>
-        <w:rFonts w:ascii="Wingdings" w:hAnsi="Wingdings" w:hint="default"/>
+        <w:rFonts w:hint="default" w:ascii="Wingdings" w:hAnsi="Wingdings"/>
         <w:sz w:val="20"/>
       </w:rPr>
     </w:lvl>
@@ -4368,7 +10888,7 @@
         <w:ind w:left="3600" w:hanging="360"/>
       </w:pPr>
       <w:rPr>
-        <w:rFonts w:ascii="Wingdings" w:hAnsi="Wingdings" w:hint="default"/>
+        <w:rFonts w:hint="default" w:ascii="Wingdings" w:hAnsi="Wingdings"/>
         <w:sz w:val="20"/>
       </w:rPr>
     </w:lvl>
@@ -4384,7 +10904,7 @@
         <w:ind w:left="4320" w:hanging="360"/>
       </w:pPr>
       <w:rPr>
-        <w:rFonts w:ascii="Wingdings" w:hAnsi="Wingdings" w:hint="default"/>
+        <w:rFonts w:hint="default" w:ascii="Wingdings" w:hAnsi="Wingdings"/>
         <w:sz w:val="20"/>
       </w:rPr>
     </w:lvl>
@@ -4400,7 +10920,7 @@
         <w:ind w:left="5040" w:hanging="360"/>
       </w:pPr>
       <w:rPr>
-        <w:rFonts w:ascii="Wingdings" w:hAnsi="Wingdings" w:hint="default"/>
+        <w:rFonts w:hint="default" w:ascii="Wingdings" w:hAnsi="Wingdings"/>
         <w:sz w:val="20"/>
       </w:rPr>
     </w:lvl>
@@ -4416,7 +10936,7 @@
         <w:ind w:left="5760" w:hanging="360"/>
       </w:pPr>
       <w:rPr>
-        <w:rFonts w:ascii="Wingdings" w:hAnsi="Wingdings" w:hint="default"/>
+        <w:rFonts w:hint="default" w:ascii="Wingdings" w:hAnsi="Wingdings"/>
         <w:sz w:val="20"/>
       </w:rPr>
     </w:lvl>
@@ -4432,7 +10952,7 @@
         <w:ind w:left="6480" w:hanging="360"/>
       </w:pPr>
       <w:rPr>
-        <w:rFonts w:ascii="Wingdings" w:hAnsi="Wingdings" w:hint="default"/>
+        <w:rFonts w:hint="default" w:ascii="Wingdings" w:hAnsi="Wingdings"/>
         <w:sz w:val="20"/>
       </w:rPr>
     </w:lvl>
@@ -4453,7 +10973,7 @@
         <w:ind w:left="720" w:hanging="360"/>
       </w:pPr>
       <w:rPr>
-        <w:rFonts w:ascii="Symbol" w:hAnsi="Symbol" w:hint="default"/>
+        <w:rFonts w:hint="default" w:ascii="Symbol" w:hAnsi="Symbol"/>
         <w:sz w:val="20"/>
       </w:rPr>
     </w:lvl>
@@ -4469,7 +10989,7 @@
         <w:ind w:left="1440" w:hanging="360"/>
       </w:pPr>
       <w:rPr>
-        <w:rFonts w:ascii="Courier New" w:hAnsi="Courier New" w:hint="default"/>
+        <w:rFonts w:hint="default" w:ascii="Courier New" w:hAnsi="Courier New"/>
         <w:sz w:val="20"/>
       </w:rPr>
     </w:lvl>
@@ -4485,7 +11005,7 @@
         <w:ind w:left="2160" w:hanging="360"/>
       </w:pPr>
       <w:rPr>
-        <w:rFonts w:ascii="Wingdings" w:hAnsi="Wingdings" w:hint="default"/>
+        <w:rFonts w:hint="default" w:ascii="Wingdings" w:hAnsi="Wingdings"/>
         <w:sz w:val="20"/>
       </w:rPr>
     </w:lvl>
@@ -4501,7 +11021,7 @@
         <w:ind w:left="2880" w:hanging="360"/>
       </w:pPr>
       <w:rPr>
-        <w:rFonts w:ascii="Wingdings" w:hAnsi="Wingdings" w:hint="default"/>
+        <w:rFonts w:hint="default" w:ascii="Wingdings" w:hAnsi="Wingdings"/>
         <w:sz w:val="20"/>
       </w:rPr>
     </w:lvl>
@@ -4517,7 +11037,7 @@
         <w:ind w:left="3600" w:hanging="360"/>
       </w:pPr>
       <w:rPr>
-        <w:rFonts w:ascii="Wingdings" w:hAnsi="Wingdings" w:hint="default"/>
+        <w:rFonts w:hint="default" w:ascii="Wingdings" w:hAnsi="Wingdings"/>
         <w:sz w:val="20"/>
       </w:rPr>
     </w:lvl>
@@ -4533,7 +11053,7 @@
         <w:ind w:left="4320" w:hanging="360"/>
       </w:pPr>
       <w:rPr>
-        <w:rFonts w:ascii="Wingdings" w:hAnsi="Wingdings" w:hint="default"/>
+        <w:rFonts w:hint="default" w:ascii="Wingdings" w:hAnsi="Wingdings"/>
         <w:sz w:val="20"/>
       </w:rPr>
     </w:lvl>
@@ -4549,7 +11069,7 @@
         <w:ind w:left="5040" w:hanging="360"/>
       </w:pPr>
       <w:rPr>
-        <w:rFonts w:ascii="Wingdings" w:hAnsi="Wingdings" w:hint="default"/>
+        <w:rFonts w:hint="default" w:ascii="Wingdings" w:hAnsi="Wingdings"/>
         <w:sz w:val="20"/>
       </w:rPr>
     </w:lvl>
@@ -4565,7 +11085,7 @@
         <w:ind w:left="5760" w:hanging="360"/>
       </w:pPr>
       <w:rPr>
-        <w:rFonts w:ascii="Wingdings" w:hAnsi="Wingdings" w:hint="default"/>
+        <w:rFonts w:hint="default" w:ascii="Wingdings" w:hAnsi="Wingdings"/>
         <w:sz w:val="20"/>
       </w:rPr>
     </w:lvl>
@@ -4581,7 +11101,7 @@
         <w:ind w:left="6480" w:hanging="360"/>
       </w:pPr>
       <w:rPr>
-        <w:rFonts w:ascii="Wingdings" w:hAnsi="Wingdings" w:hint="default"/>
+        <w:rFonts w:hint="default" w:ascii="Wingdings" w:hAnsi="Wingdings"/>
         <w:sz w:val="20"/>
       </w:rPr>
     </w:lvl>
@@ -4602,7 +11122,7 @@
         <w:ind w:left="720" w:hanging="360"/>
       </w:pPr>
       <w:rPr>
-        <w:rFonts w:ascii="Symbol" w:hAnsi="Symbol" w:hint="default"/>
+        <w:rFonts w:hint="default" w:ascii="Symbol" w:hAnsi="Symbol"/>
         <w:sz w:val="20"/>
       </w:rPr>
     </w:lvl>
@@ -4618,7 +11138,7 @@
         <w:ind w:left="1440" w:hanging="360"/>
       </w:pPr>
       <w:rPr>
-        <w:rFonts w:ascii="Courier New" w:hAnsi="Courier New" w:hint="default"/>
+        <w:rFonts w:hint="default" w:ascii="Courier New" w:hAnsi="Courier New"/>
         <w:sz w:val="20"/>
       </w:rPr>
     </w:lvl>
@@ -4634,7 +11154,7 @@
         <w:ind w:left="2160" w:hanging="360"/>
       </w:pPr>
       <w:rPr>
-        <w:rFonts w:ascii="Wingdings" w:hAnsi="Wingdings" w:hint="default"/>
+        <w:rFonts w:hint="default" w:ascii="Wingdings" w:hAnsi="Wingdings"/>
         <w:sz w:val="20"/>
       </w:rPr>
     </w:lvl>
@@ -4650,7 +11170,7 @@
         <w:ind w:left="2880" w:hanging="360"/>
       </w:pPr>
       <w:rPr>
-        <w:rFonts w:ascii="Wingdings" w:hAnsi="Wingdings" w:hint="default"/>
+        <w:rFonts w:hint="default" w:ascii="Wingdings" w:hAnsi="Wingdings"/>
         <w:sz w:val="20"/>
       </w:rPr>
     </w:lvl>
@@ -4666,7 +11186,7 @@
         <w:ind w:left="3600" w:hanging="360"/>
       </w:pPr>
       <w:rPr>
-        <w:rFonts w:ascii="Wingdings" w:hAnsi="Wingdings" w:hint="default"/>
+        <w:rFonts w:hint="default" w:ascii="Wingdings" w:hAnsi="Wingdings"/>
         <w:sz w:val="20"/>
       </w:rPr>
     </w:lvl>
@@ -4682,7 +11202,7 @@
         <w:ind w:left="4320" w:hanging="360"/>
       </w:pPr>
       <w:rPr>
-        <w:rFonts w:ascii="Wingdings" w:hAnsi="Wingdings" w:hint="default"/>
+        <w:rFonts w:hint="default" w:ascii="Wingdings" w:hAnsi="Wingdings"/>
         <w:sz w:val="20"/>
       </w:rPr>
     </w:lvl>
@@ -4698,7 +11218,7 @@
         <w:ind w:left="5040" w:hanging="360"/>
       </w:pPr>
       <w:rPr>
-        <w:rFonts w:ascii="Wingdings" w:hAnsi="Wingdings" w:hint="default"/>
+        <w:rFonts w:hint="default" w:ascii="Wingdings" w:hAnsi="Wingdings"/>
         <w:sz w:val="20"/>
       </w:rPr>
     </w:lvl>
@@ -4714,7 +11234,7 @@
         <w:ind w:left="5760" w:hanging="360"/>
       </w:pPr>
       <w:rPr>
-        <w:rFonts w:ascii="Wingdings" w:hAnsi="Wingdings" w:hint="default"/>
+        <w:rFonts w:hint="default" w:ascii="Wingdings" w:hAnsi="Wingdings"/>
         <w:sz w:val="20"/>
       </w:rPr>
     </w:lvl>
@@ -4730,7 +11250,7 @@
         <w:ind w:left="6480" w:hanging="360"/>
       </w:pPr>
       <w:rPr>
-        <w:rFonts w:ascii="Wingdings" w:hAnsi="Wingdings" w:hint="default"/>
+        <w:rFonts w:hint="default" w:ascii="Wingdings" w:hAnsi="Wingdings"/>
         <w:sz w:val="20"/>
       </w:rPr>
     </w:lvl>
@@ -4751,7 +11271,7 @@
         <w:ind w:left="720" w:hanging="360"/>
       </w:pPr>
       <w:rPr>
-        <w:rFonts w:ascii="Symbol" w:hAnsi="Symbol" w:hint="default"/>
+        <w:rFonts w:hint="default" w:ascii="Symbol" w:hAnsi="Symbol"/>
         <w:sz w:val="20"/>
       </w:rPr>
     </w:lvl>
@@ -4767,7 +11287,7 @@
         <w:ind w:left="1440" w:hanging="360"/>
       </w:pPr>
       <w:rPr>
-        <w:rFonts w:ascii="Courier New" w:hAnsi="Courier New" w:hint="default"/>
+        <w:rFonts w:hint="default" w:ascii="Courier New" w:hAnsi="Courier New"/>
         <w:sz w:val="20"/>
       </w:rPr>
     </w:lvl>
@@ -4783,7 +11303,7 @@
         <w:ind w:left="2160" w:hanging="360"/>
       </w:pPr>
       <w:rPr>
-        <w:rFonts w:ascii="Wingdings" w:hAnsi="Wingdings" w:hint="default"/>
+        <w:rFonts w:hint="default" w:ascii="Wingdings" w:hAnsi="Wingdings"/>
         <w:sz w:val="20"/>
       </w:rPr>
     </w:lvl>
@@ -4799,7 +11319,7 @@
         <w:ind w:left="2880" w:hanging="360"/>
       </w:pPr>
       <w:rPr>
-        <w:rFonts w:ascii="Wingdings" w:hAnsi="Wingdings" w:hint="default"/>
+        <w:rFonts w:hint="default" w:ascii="Wingdings" w:hAnsi="Wingdings"/>
         <w:sz w:val="20"/>
       </w:rPr>
     </w:lvl>
@@ -4815,7 +11335,7 @@
         <w:ind w:left="3600" w:hanging="360"/>
       </w:pPr>
       <w:rPr>
-        <w:rFonts w:ascii="Wingdings" w:hAnsi="Wingdings" w:hint="default"/>
+        <w:rFonts w:hint="default" w:ascii="Wingdings" w:hAnsi="Wingdings"/>
         <w:sz w:val="20"/>
       </w:rPr>
     </w:lvl>
@@ -4831,7 +11351,7 @@
         <w:ind w:left="4320" w:hanging="360"/>
       </w:pPr>
       <w:rPr>
-        <w:rFonts w:ascii="Wingdings" w:hAnsi="Wingdings" w:hint="default"/>
+        <w:rFonts w:hint="default" w:ascii="Wingdings" w:hAnsi="Wingdings"/>
         <w:sz w:val="20"/>
       </w:rPr>
     </w:lvl>
@@ -4847,7 +11367,7 @@
         <w:ind w:left="5040" w:hanging="360"/>
       </w:pPr>
       <w:rPr>
-        <w:rFonts w:ascii="Wingdings" w:hAnsi="Wingdings" w:hint="default"/>
+        <w:rFonts w:hint="default" w:ascii="Wingdings" w:hAnsi="Wingdings"/>
         <w:sz w:val="20"/>
       </w:rPr>
     </w:lvl>
@@ -4863,7 +11383,7 @@
         <w:ind w:left="5760" w:hanging="360"/>
       </w:pPr>
       <w:rPr>
-        <w:rFonts w:ascii="Wingdings" w:hAnsi="Wingdings" w:hint="default"/>
+        <w:rFonts w:hint="default" w:ascii="Wingdings" w:hAnsi="Wingdings"/>
         <w:sz w:val="20"/>
       </w:rPr>
     </w:lvl>
@@ -4879,7 +11399,7 @@
         <w:ind w:left="6480" w:hanging="360"/>
       </w:pPr>
       <w:rPr>
-        <w:rFonts w:ascii="Wingdings" w:hAnsi="Wingdings" w:hint="default"/>
+        <w:rFonts w:hint="default" w:ascii="Wingdings" w:hAnsi="Wingdings"/>
         <w:sz w:val="20"/>
       </w:rPr>
     </w:lvl>
@@ -4900,7 +11420,7 @@
         <w:ind w:left="720" w:hanging="360"/>
       </w:pPr>
       <w:rPr>
-        <w:rFonts w:ascii="Symbol" w:hAnsi="Symbol" w:hint="default"/>
+        <w:rFonts w:hint="default" w:ascii="Symbol" w:hAnsi="Symbol"/>
         <w:sz w:val="20"/>
       </w:rPr>
     </w:lvl>
@@ -4916,7 +11436,7 @@
         <w:ind w:left="1440" w:hanging="360"/>
       </w:pPr>
       <w:rPr>
-        <w:rFonts w:ascii="Courier New" w:hAnsi="Courier New" w:hint="default"/>
+        <w:rFonts w:hint="default" w:ascii="Courier New" w:hAnsi="Courier New"/>
         <w:sz w:val="20"/>
       </w:rPr>
     </w:lvl>
@@ -4932,7 +11452,7 @@
         <w:ind w:left="2160" w:hanging="360"/>
       </w:pPr>
       <w:rPr>
-        <w:rFonts w:ascii="Wingdings" w:hAnsi="Wingdings" w:hint="default"/>
+        <w:rFonts w:hint="default" w:ascii="Wingdings" w:hAnsi="Wingdings"/>
         <w:sz w:val="20"/>
       </w:rPr>
     </w:lvl>
@@ -4948,7 +11468,7 @@
         <w:ind w:left="2880" w:hanging="360"/>
       </w:pPr>
       <w:rPr>
-        <w:rFonts w:ascii="Wingdings" w:hAnsi="Wingdings" w:hint="default"/>
+        <w:rFonts w:hint="default" w:ascii="Wingdings" w:hAnsi="Wingdings"/>
         <w:sz w:val="20"/>
       </w:rPr>
     </w:lvl>
@@ -4964,7 +11484,7 @@
         <w:ind w:left="3600" w:hanging="360"/>
       </w:pPr>
       <w:rPr>
-        <w:rFonts w:ascii="Wingdings" w:hAnsi="Wingdings" w:hint="default"/>
+        <w:rFonts w:hint="default" w:ascii="Wingdings" w:hAnsi="Wingdings"/>
         <w:sz w:val="20"/>
       </w:rPr>
     </w:lvl>
@@ -4980,7 +11500,7 @@
         <w:ind w:left="4320" w:hanging="360"/>
       </w:pPr>
       <w:rPr>
-        <w:rFonts w:ascii="Wingdings" w:hAnsi="Wingdings" w:hint="default"/>
+        <w:rFonts w:hint="default" w:ascii="Wingdings" w:hAnsi="Wingdings"/>
         <w:sz w:val="20"/>
       </w:rPr>
     </w:lvl>
@@ -4996,7 +11516,7 @@
         <w:ind w:left="5040" w:hanging="360"/>
       </w:pPr>
       <w:rPr>
-        <w:rFonts w:ascii="Wingdings" w:hAnsi="Wingdings" w:hint="default"/>
+        <w:rFonts w:hint="default" w:ascii="Wingdings" w:hAnsi="Wingdings"/>
         <w:sz w:val="20"/>
       </w:rPr>
     </w:lvl>
@@ -5012,7 +11532,7 @@
         <w:ind w:left="5760" w:hanging="360"/>
       </w:pPr>
       <w:rPr>
-        <w:rFonts w:ascii="Wingdings" w:hAnsi="Wingdings" w:hint="default"/>
+        <w:rFonts w:hint="default" w:ascii="Wingdings" w:hAnsi="Wingdings"/>
         <w:sz w:val="20"/>
       </w:rPr>
     </w:lvl>
@@ -5028,7 +11548,7 @@
         <w:ind w:left="6480" w:hanging="360"/>
       </w:pPr>
       <w:rPr>
-        <w:rFonts w:ascii="Wingdings" w:hAnsi="Wingdings" w:hint="default"/>
+        <w:rFonts w:hint="default" w:ascii="Wingdings" w:hAnsi="Wingdings"/>
         <w:sz w:val="20"/>
       </w:rPr>
     </w:lvl>
@@ -5049,7 +11569,7 @@
         <w:ind w:left="720" w:hanging="360"/>
       </w:pPr>
       <w:rPr>
-        <w:rFonts w:ascii="Symbol" w:hAnsi="Symbol" w:hint="default"/>
+        <w:rFonts w:hint="default" w:ascii="Symbol" w:hAnsi="Symbol"/>
         <w:sz w:val="20"/>
       </w:rPr>
     </w:lvl>
@@ -5065,7 +11585,7 @@
         <w:ind w:left="1440" w:hanging="360"/>
       </w:pPr>
       <w:rPr>
-        <w:rFonts w:ascii="Courier New" w:hAnsi="Courier New" w:hint="default"/>
+        <w:rFonts w:hint="default" w:ascii="Courier New" w:hAnsi="Courier New"/>
         <w:sz w:val="20"/>
       </w:rPr>
     </w:lvl>
@@ -5081,7 +11601,7 @@
         <w:ind w:left="2160" w:hanging="360"/>
       </w:pPr>
       <w:rPr>
-        <w:rFonts w:ascii="Wingdings" w:hAnsi="Wingdings" w:hint="default"/>
+        <w:rFonts w:hint="default" w:ascii="Wingdings" w:hAnsi="Wingdings"/>
         <w:sz w:val="20"/>
       </w:rPr>
     </w:lvl>
@@ -5097,7 +11617,7 @@
         <w:ind w:left="2880" w:hanging="360"/>
       </w:pPr>
       <w:rPr>
-        <w:rFonts w:ascii="Wingdings" w:hAnsi="Wingdings" w:hint="default"/>
+        <w:rFonts w:hint="default" w:ascii="Wingdings" w:hAnsi="Wingdings"/>
         <w:sz w:val="20"/>
       </w:rPr>
     </w:lvl>
@@ -5113,7 +11633,7 @@
         <w:ind w:left="3600" w:hanging="360"/>
       </w:pPr>
       <w:rPr>
-        <w:rFonts w:ascii="Wingdings" w:hAnsi="Wingdings" w:hint="default"/>
+        <w:rFonts w:hint="default" w:ascii="Wingdings" w:hAnsi="Wingdings"/>
         <w:sz w:val="20"/>
       </w:rPr>
     </w:lvl>
@@ -5129,7 +11649,7 @@
         <w:ind w:left="4320" w:hanging="360"/>
       </w:pPr>
       <w:rPr>
-        <w:rFonts w:ascii="Wingdings" w:hAnsi="Wingdings" w:hint="default"/>
+        <w:rFonts w:hint="default" w:ascii="Wingdings" w:hAnsi="Wingdings"/>
         <w:sz w:val="20"/>
       </w:rPr>
     </w:lvl>
@@ -5145,7 +11665,7 @@
         <w:ind w:left="5040" w:hanging="360"/>
       </w:pPr>
       <w:rPr>
-        <w:rFonts w:ascii="Wingdings" w:hAnsi="Wingdings" w:hint="default"/>
+        <w:rFonts w:hint="default" w:ascii="Wingdings" w:hAnsi="Wingdings"/>
         <w:sz w:val="20"/>
       </w:rPr>
     </w:lvl>
@@ -5161,7 +11681,7 @@
         <w:ind w:left="5760" w:hanging="360"/>
       </w:pPr>
       <w:rPr>
-        <w:rFonts w:ascii="Wingdings" w:hAnsi="Wingdings" w:hint="default"/>
+        <w:rFonts w:hint="default" w:ascii="Wingdings" w:hAnsi="Wingdings"/>
         <w:sz w:val="20"/>
       </w:rPr>
     </w:lvl>
@@ -5177,7 +11697,7 @@
         <w:ind w:left="6480" w:hanging="360"/>
       </w:pPr>
       <w:rPr>
-        <w:rFonts w:ascii="Wingdings" w:hAnsi="Wingdings" w:hint="default"/>
+        <w:rFonts w:hint="default" w:ascii="Wingdings" w:hAnsi="Wingdings"/>
         <w:sz w:val="20"/>
       </w:rPr>
     </w:lvl>
@@ -5198,7 +11718,7 @@
         <w:ind w:left="720" w:hanging="360"/>
       </w:pPr>
       <w:rPr>
-        <w:rFonts w:ascii="Symbol" w:hAnsi="Symbol" w:hint="default"/>
+        <w:rFonts w:hint="default" w:ascii="Symbol" w:hAnsi="Symbol"/>
         <w:sz w:val="20"/>
       </w:rPr>
     </w:lvl>
@@ -5214,7 +11734,7 @@
         <w:ind w:left="1440" w:hanging="360"/>
       </w:pPr>
       <w:rPr>
-        <w:rFonts w:ascii="Courier New" w:hAnsi="Courier New" w:hint="default"/>
+        <w:rFonts w:hint="default" w:ascii="Courier New" w:hAnsi="Courier New"/>
         <w:sz w:val="20"/>
       </w:rPr>
     </w:lvl>
@@ -5230,7 +11750,7 @@
         <w:ind w:left="2160" w:hanging="360"/>
       </w:pPr>
       <w:rPr>
-        <w:rFonts w:ascii="Wingdings" w:hAnsi="Wingdings" w:hint="default"/>
+        <w:rFonts w:hint="default" w:ascii="Wingdings" w:hAnsi="Wingdings"/>
         <w:sz w:val="20"/>
       </w:rPr>
     </w:lvl>
@@ -5246,7 +11766,7 @@
         <w:ind w:left="2880" w:hanging="360"/>
       </w:pPr>
       <w:rPr>
-        <w:rFonts w:ascii="Wingdings" w:hAnsi="Wingdings" w:hint="default"/>
+        <w:rFonts w:hint="default" w:ascii="Wingdings" w:hAnsi="Wingdings"/>
         <w:sz w:val="20"/>
       </w:rPr>
     </w:lvl>
@@ -5262,7 +11782,7 @@
         <w:ind w:left="3600" w:hanging="360"/>
       </w:pPr>
       <w:rPr>
-        <w:rFonts w:ascii="Wingdings" w:hAnsi="Wingdings" w:hint="default"/>
+        <w:rFonts w:hint="default" w:ascii="Wingdings" w:hAnsi="Wingdings"/>
         <w:sz w:val="20"/>
       </w:rPr>
     </w:lvl>
@@ -5278,7 +11798,7 @@
         <w:ind w:left="4320" w:hanging="360"/>
       </w:pPr>
       <w:rPr>
-        <w:rFonts w:ascii="Wingdings" w:hAnsi="Wingdings" w:hint="default"/>
+        <w:rFonts w:hint="default" w:ascii="Wingdings" w:hAnsi="Wingdings"/>
         <w:sz w:val="20"/>
       </w:rPr>
     </w:lvl>
@@ -5294,7 +11814,7 @@
         <w:ind w:left="5040" w:hanging="360"/>
       </w:pPr>
       <w:rPr>
-        <w:rFonts w:ascii="Wingdings" w:hAnsi="Wingdings" w:hint="default"/>
+        <w:rFonts w:hint="default" w:ascii="Wingdings" w:hAnsi="Wingdings"/>
         <w:sz w:val="20"/>
       </w:rPr>
     </w:lvl>
@@ -5310,7 +11830,7 @@
         <w:ind w:left="5760" w:hanging="360"/>
       </w:pPr>
       <w:rPr>
-        <w:rFonts w:ascii="Wingdings" w:hAnsi="Wingdings" w:hint="default"/>
+        <w:rFonts w:hint="default" w:ascii="Wingdings" w:hAnsi="Wingdings"/>
         <w:sz w:val="20"/>
       </w:rPr>
     </w:lvl>
@@ -5326,7 +11846,7 @@
         <w:ind w:left="6480" w:hanging="360"/>
       </w:pPr>
       <w:rPr>
-        <w:rFonts w:ascii="Wingdings" w:hAnsi="Wingdings" w:hint="default"/>
+        <w:rFonts w:hint="default" w:ascii="Wingdings" w:hAnsi="Wingdings"/>
         <w:sz w:val="20"/>
       </w:rPr>
     </w:lvl>
@@ -5347,7 +11867,7 @@
         <w:ind w:left="720" w:hanging="360"/>
       </w:pPr>
       <w:rPr>
-        <w:rFonts w:ascii="Symbol" w:hAnsi="Symbol" w:hint="default"/>
+        <w:rFonts w:hint="default" w:ascii="Symbol" w:hAnsi="Symbol"/>
         <w:sz w:val="20"/>
       </w:rPr>
     </w:lvl>
@@ -5363,7 +11883,7 @@
         <w:ind w:left="1440" w:hanging="360"/>
       </w:pPr>
       <w:rPr>
-        <w:rFonts w:ascii="Courier New" w:hAnsi="Courier New" w:hint="default"/>
+        <w:rFonts w:hint="default" w:ascii="Courier New" w:hAnsi="Courier New"/>
         <w:sz w:val="20"/>
       </w:rPr>
     </w:lvl>
@@ -5379,7 +11899,7 @@
         <w:ind w:left="2160" w:hanging="360"/>
       </w:pPr>
       <w:rPr>
-        <w:rFonts w:ascii="Wingdings" w:hAnsi="Wingdings" w:hint="default"/>
+        <w:rFonts w:hint="default" w:ascii="Wingdings" w:hAnsi="Wingdings"/>
         <w:sz w:val="20"/>
       </w:rPr>
     </w:lvl>
@@ -5395,7 +11915,7 @@
         <w:ind w:left="2880" w:hanging="360"/>
       </w:pPr>
       <w:rPr>
-        <w:rFonts w:ascii="Wingdings" w:hAnsi="Wingdings" w:hint="default"/>
+        <w:rFonts w:hint="default" w:ascii="Wingdings" w:hAnsi="Wingdings"/>
         <w:sz w:val="20"/>
       </w:rPr>
     </w:lvl>
@@ -5411,7 +11931,7 @@
         <w:ind w:left="3600" w:hanging="360"/>
       </w:pPr>
       <w:rPr>
-        <w:rFonts w:ascii="Wingdings" w:hAnsi="Wingdings" w:hint="default"/>
+        <w:rFonts w:hint="default" w:ascii="Wingdings" w:hAnsi="Wingdings"/>
         <w:sz w:val="20"/>
       </w:rPr>
     </w:lvl>
@@ -5427,7 +11947,7 @@
         <w:ind w:left="4320" w:hanging="360"/>
       </w:pPr>
       <w:rPr>
-        <w:rFonts w:ascii="Wingdings" w:hAnsi="Wingdings" w:hint="default"/>
+        <w:rFonts w:hint="default" w:ascii="Wingdings" w:hAnsi="Wingdings"/>
         <w:sz w:val="20"/>
       </w:rPr>
     </w:lvl>
@@ -5443,7 +11963,7 @@
         <w:ind w:left="5040" w:hanging="360"/>
       </w:pPr>
       <w:rPr>
-        <w:rFonts w:ascii="Wingdings" w:hAnsi="Wingdings" w:hint="default"/>
+        <w:rFonts w:hint="default" w:ascii="Wingdings" w:hAnsi="Wingdings"/>
         <w:sz w:val="20"/>
       </w:rPr>
     </w:lvl>
@@ -5459,7 +11979,7 @@
         <w:ind w:left="5760" w:hanging="360"/>
       </w:pPr>
       <w:rPr>
-        <w:rFonts w:ascii="Wingdings" w:hAnsi="Wingdings" w:hint="default"/>
+        <w:rFonts w:hint="default" w:ascii="Wingdings" w:hAnsi="Wingdings"/>
         <w:sz w:val="20"/>
       </w:rPr>
     </w:lvl>
@@ -5475,7 +11995,7 @@
         <w:ind w:left="6480" w:hanging="360"/>
       </w:pPr>
       <w:rPr>
-        <w:rFonts w:ascii="Wingdings" w:hAnsi="Wingdings" w:hint="default"/>
+        <w:rFonts w:hint="default" w:ascii="Wingdings" w:hAnsi="Wingdings"/>
         <w:sz w:val="20"/>
       </w:rPr>
     </w:lvl>
@@ -5496,7 +12016,7 @@
         <w:ind w:left="720" w:hanging="360"/>
       </w:pPr>
       <w:rPr>
-        <w:rFonts w:ascii="Symbol" w:hAnsi="Symbol" w:hint="default"/>
+        <w:rFonts w:hint="default" w:ascii="Symbol" w:hAnsi="Symbol"/>
         <w:sz w:val="20"/>
       </w:rPr>
     </w:lvl>
@@ -5512,7 +12032,7 @@
         <w:ind w:left="1440" w:hanging="360"/>
       </w:pPr>
       <w:rPr>
-        <w:rFonts w:ascii="Courier New" w:hAnsi="Courier New" w:hint="default"/>
+        <w:rFonts w:hint="default" w:ascii="Courier New" w:hAnsi="Courier New"/>
         <w:sz w:val="20"/>
       </w:rPr>
     </w:lvl>
@@ -5528,7 +12048,7 @@
         <w:ind w:left="2160" w:hanging="360"/>
       </w:pPr>
       <w:rPr>
-        <w:rFonts w:ascii="Wingdings" w:hAnsi="Wingdings" w:hint="default"/>
+        <w:rFonts w:hint="default" w:ascii="Wingdings" w:hAnsi="Wingdings"/>
         <w:sz w:val="20"/>
       </w:rPr>
     </w:lvl>
@@ -5544,7 +12064,7 @@
         <w:ind w:left="2880" w:hanging="360"/>
       </w:pPr>
       <w:rPr>
-        <w:rFonts w:ascii="Wingdings" w:hAnsi="Wingdings" w:hint="default"/>
+        <w:rFonts w:hint="default" w:ascii="Wingdings" w:hAnsi="Wingdings"/>
         <w:sz w:val="20"/>
       </w:rPr>
     </w:lvl>
@@ -5560,7 +12080,7 @@
         <w:ind w:left="3600" w:hanging="360"/>
       </w:pPr>
       <w:rPr>
-        <w:rFonts w:ascii="Wingdings" w:hAnsi="Wingdings" w:hint="default"/>
+        <w:rFonts w:hint="default" w:ascii="Wingdings" w:hAnsi="Wingdings"/>
         <w:sz w:val="20"/>
       </w:rPr>
     </w:lvl>
@@ -5576,7 +12096,7 @@
         <w:ind w:left="4320" w:hanging="360"/>
       </w:pPr>
       <w:rPr>
-        <w:rFonts w:ascii="Wingdings" w:hAnsi="Wingdings" w:hint="default"/>
+        <w:rFonts w:hint="default" w:ascii="Wingdings" w:hAnsi="Wingdings"/>
         <w:sz w:val="20"/>
       </w:rPr>
     </w:lvl>
@@ -5592,7 +12112,7 @@
         <w:ind w:left="5040" w:hanging="360"/>
       </w:pPr>
       <w:rPr>
-        <w:rFonts w:ascii="Wingdings" w:hAnsi="Wingdings" w:hint="default"/>
+        <w:rFonts w:hint="default" w:ascii="Wingdings" w:hAnsi="Wingdings"/>
         <w:sz w:val="20"/>
       </w:rPr>
     </w:lvl>
@@ -5608,7 +12128,7 @@
         <w:ind w:left="5760" w:hanging="360"/>
       </w:pPr>
       <w:rPr>
-        <w:rFonts w:ascii="Wingdings" w:hAnsi="Wingdings" w:hint="default"/>
+        <w:rFonts w:hint="default" w:ascii="Wingdings" w:hAnsi="Wingdings"/>
         <w:sz w:val="20"/>
       </w:rPr>
     </w:lvl>
@@ -5624,7 +12144,7 @@
         <w:ind w:left="6480" w:hanging="360"/>
       </w:pPr>
       <w:rPr>
-        <w:rFonts w:ascii="Wingdings" w:hAnsi="Wingdings" w:hint="default"/>
+        <w:rFonts w:hint="default" w:ascii="Wingdings" w:hAnsi="Wingdings"/>
         <w:sz w:val="20"/>
       </w:rPr>
     </w:lvl>
@@ -5645,7 +12165,7 @@
         <w:ind w:left="720" w:hanging="360"/>
       </w:pPr>
       <w:rPr>
-        <w:rFonts w:ascii="Symbol" w:hAnsi="Symbol" w:hint="default"/>
+        <w:rFonts w:hint="default" w:ascii="Symbol" w:hAnsi="Symbol"/>
         <w:sz w:val="20"/>
       </w:rPr>
     </w:lvl>
@@ -5661,7 +12181,7 @@
         <w:ind w:left="1440" w:hanging="360"/>
       </w:pPr>
       <w:rPr>
-        <w:rFonts w:ascii="Courier New" w:hAnsi="Courier New" w:hint="default"/>
+        <w:rFonts w:hint="default" w:ascii="Courier New" w:hAnsi="Courier New"/>
         <w:sz w:val="20"/>
       </w:rPr>
     </w:lvl>
@@ -5677,7 +12197,7 @@
         <w:ind w:left="2160" w:hanging="360"/>
       </w:pPr>
       <w:rPr>
-        <w:rFonts w:ascii="Wingdings" w:hAnsi="Wingdings" w:hint="default"/>
+        <w:rFonts w:hint="default" w:ascii="Wingdings" w:hAnsi="Wingdings"/>
         <w:sz w:val="20"/>
       </w:rPr>
     </w:lvl>
@@ -5693,7 +12213,7 @@
         <w:ind w:left="2880" w:hanging="360"/>
       </w:pPr>
       <w:rPr>
-        <w:rFonts w:ascii="Wingdings" w:hAnsi="Wingdings" w:hint="default"/>
+        <w:rFonts w:hint="default" w:ascii="Wingdings" w:hAnsi="Wingdings"/>
         <w:sz w:val="20"/>
       </w:rPr>
     </w:lvl>
@@ -5709,7 +12229,7 @@
         <w:ind w:left="3600" w:hanging="360"/>
       </w:pPr>
       <w:rPr>
-        <w:rFonts w:ascii="Wingdings" w:hAnsi="Wingdings" w:hint="default"/>
+        <w:rFonts w:hint="default" w:ascii="Wingdings" w:hAnsi="Wingdings"/>
         <w:sz w:val="20"/>
       </w:rPr>
     </w:lvl>
@@ -5725,7 +12245,7 @@
         <w:ind w:left="4320" w:hanging="360"/>
       </w:pPr>
       <w:rPr>
-        <w:rFonts w:ascii="Wingdings" w:hAnsi="Wingdings" w:hint="default"/>
+        <w:rFonts w:hint="default" w:ascii="Wingdings" w:hAnsi="Wingdings"/>
         <w:sz w:val="20"/>
       </w:rPr>
     </w:lvl>
@@ -5741,7 +12261,7 @@
         <w:ind w:left="5040" w:hanging="360"/>
       </w:pPr>
       <w:rPr>
-        <w:rFonts w:ascii="Wingdings" w:hAnsi="Wingdings" w:hint="default"/>
+        <w:rFonts w:hint="default" w:ascii="Wingdings" w:hAnsi="Wingdings"/>
         <w:sz w:val="20"/>
       </w:rPr>
     </w:lvl>
@@ -5757,7 +12277,7 @@
         <w:ind w:left="5760" w:hanging="360"/>
       </w:pPr>
       <w:rPr>
-        <w:rFonts w:ascii="Wingdings" w:hAnsi="Wingdings" w:hint="default"/>
+        <w:rFonts w:hint="default" w:ascii="Wingdings" w:hAnsi="Wingdings"/>
         <w:sz w:val="20"/>
       </w:rPr>
     </w:lvl>
@@ -5773,11 +12293,77 @@
         <w:ind w:left="6480" w:hanging="360"/>
       </w:pPr>
       <w:rPr>
-        <w:rFonts w:ascii="Wingdings" w:hAnsi="Wingdings" w:hint="default"/>
+        <w:rFonts w:hint="default" w:ascii="Wingdings" w:hAnsi="Wingdings"/>
         <w:sz w:val="20"/>
       </w:rPr>
     </w:lvl>
   </w:abstractNum>
+  <w:num w:numId="36">
+    <w:abstractNumId w:val="35"/>
+  </w:num>
+  <w:num w:numId="35">
+    <w:abstractNumId w:val="34"/>
+  </w:num>
+  <w:num w:numId="34">
+    <w:abstractNumId w:val="33"/>
+  </w:num>
+  <w:num w:numId="33">
+    <w:abstractNumId w:val="32"/>
+  </w:num>
+  <w:num w:numId="32">
+    <w:abstractNumId w:val="31"/>
+  </w:num>
+  <w:num w:numId="31">
+    <w:abstractNumId w:val="30"/>
+  </w:num>
+  <w:num w:numId="30">
+    <w:abstractNumId w:val="29"/>
+  </w:num>
+  <w:num w:numId="29">
+    <w:abstractNumId w:val="28"/>
+  </w:num>
+  <w:num w:numId="28">
+    <w:abstractNumId w:val="27"/>
+  </w:num>
+  <w:num w:numId="27">
+    <w:abstractNumId w:val="26"/>
+  </w:num>
+  <w:num w:numId="26">
+    <w:abstractNumId w:val="25"/>
+  </w:num>
+  <w:num w:numId="25">
+    <w:abstractNumId w:val="24"/>
+  </w:num>
+  <w:num w:numId="24">
+    <w:abstractNumId w:val="23"/>
+  </w:num>
+  <w:num w:numId="23">
+    <w:abstractNumId w:val="22"/>
+  </w:num>
+  <w:num w:numId="22">
+    <w:abstractNumId w:val="21"/>
+  </w:num>
+  <w:num w:numId="21">
+    <w:abstractNumId w:val="20"/>
+  </w:num>
+  <w:num w:numId="20">
+    <w:abstractNumId w:val="19"/>
+  </w:num>
+  <w:num w:numId="19">
+    <w:abstractNumId w:val="18"/>
+  </w:num>
+  <w:num w:numId="18">
+    <w:abstractNumId w:val="17"/>
+  </w:num>
+  <w:num w:numId="17">
+    <w:abstractNumId w:val="16"/>
+  </w:num>
+  <w:num w:numId="16">
+    <w:abstractNumId w:val="15"/>
+  </w:num>
+  <w:num w:numId="15">
+    <w:abstractNumId w:val="14"/>
+  </w:num>
   <w:num w:numId="1" w16cid:durableId="802424419">
     <w:abstractNumId w:val="2"/>
   </w:num>
@@ -5828,7 +12414,7 @@
   <w:docDefaults>
     <w:rPrDefault>
       <w:rPr>
-        <w:rFonts w:asciiTheme="minorHAnsi" w:eastAsiaTheme="minorHAnsi" w:hAnsiTheme="minorHAnsi" w:cstheme="minorBidi"/>
+        <w:rFonts w:asciiTheme="minorHAnsi" w:hAnsiTheme="minorHAnsi" w:eastAsiaTheme="minorHAnsi" w:cstheme="minorBidi"/>
         <w:kern w:val="2"/>
         <w:sz w:val="24"/>
         <w:szCs w:val="24"/>
@@ -5845,14 +12431,14 @@
   <w:latentStyles w:defLockedState="0" w:defUIPriority="99" w:defSemiHidden="0" w:defUnhideWhenUsed="0" w:defQFormat="0" w:count="376">
     <w:lsdException w:name="Normal" w:uiPriority="0" w:qFormat="1"/>
     <w:lsdException w:name="heading 1" w:uiPriority="9" w:qFormat="1"/>
-    <w:lsdException w:name="heading 2" w:semiHidden="1" w:uiPriority="9" w:unhideWhenUsed="1" w:qFormat="1"/>
-    <w:lsdException w:name="heading 3" w:semiHidden="1" w:uiPriority="9" w:unhideWhenUsed="1" w:qFormat="1"/>
-    <w:lsdException w:name="heading 4" w:semiHidden="1" w:uiPriority="9" w:unhideWhenUsed="1" w:qFormat="1"/>
-    <w:lsdException w:name="heading 5" w:semiHidden="1" w:uiPriority="9" w:unhideWhenUsed="1" w:qFormat="1"/>
-    <w:lsdException w:name="heading 6" w:semiHidden="1" w:uiPriority="9" w:unhideWhenUsed="1" w:qFormat="1"/>
-    <w:lsdException w:name="heading 7" w:semiHidden="1" w:uiPriority="9" w:unhideWhenUsed="1" w:qFormat="1"/>
-    <w:lsdException w:name="heading 8" w:semiHidden="1" w:uiPriority="9" w:unhideWhenUsed="1" w:qFormat="1"/>
-    <w:lsdException w:name="heading 9" w:semiHidden="1" w:uiPriority="9" w:unhideWhenUsed="1" w:qFormat="1"/>
+    <w:lsdException w:name="heading 2" w:uiPriority="9" w:semiHidden="1" w:unhideWhenUsed="1" w:qFormat="1"/>
+    <w:lsdException w:name="heading 3" w:uiPriority="9" w:semiHidden="1" w:unhideWhenUsed="1" w:qFormat="1"/>
+    <w:lsdException w:name="heading 4" w:uiPriority="9" w:semiHidden="1" w:unhideWhenUsed="1" w:qFormat="1"/>
+    <w:lsdException w:name="heading 5" w:uiPriority="9" w:semiHidden="1" w:unhideWhenUsed="1" w:qFormat="1"/>
+    <w:lsdException w:name="heading 6" w:uiPriority="9" w:semiHidden="1" w:unhideWhenUsed="1" w:qFormat="1"/>
+    <w:lsdException w:name="heading 7" w:uiPriority="9" w:semiHidden="1" w:unhideWhenUsed="1" w:qFormat="1"/>
+    <w:lsdException w:name="heading 8" w:uiPriority="9" w:semiHidden="1" w:unhideWhenUsed="1" w:qFormat="1"/>
+    <w:lsdException w:name="heading 9" w:uiPriority="9" w:semiHidden="1" w:unhideWhenUsed="1" w:qFormat="1"/>
     <w:lsdException w:name="index 1" w:semiHidden="1" w:unhideWhenUsed="1"/>
     <w:lsdException w:name="index 2" w:semiHidden="1" w:unhideWhenUsed="1"/>
     <w:lsdException w:name="index 3" w:semiHidden="1" w:unhideWhenUsed="1"/>
@@ -5862,22 +12448,22 @@
     <w:lsdException w:name="index 7" w:semiHidden="1" w:unhideWhenUsed="1"/>
     <w:lsdException w:name="index 8" w:semiHidden="1" w:unhideWhenUsed="1"/>
     <w:lsdException w:name="index 9" w:semiHidden="1" w:unhideWhenUsed="1"/>
-    <w:lsdException w:name="toc 1" w:semiHidden="1" w:uiPriority="39" w:unhideWhenUsed="1"/>
-    <w:lsdException w:name="toc 2" w:semiHidden="1" w:uiPriority="39" w:unhideWhenUsed="1"/>
-    <w:lsdException w:name="toc 3" w:semiHidden="1" w:uiPriority="39" w:unhideWhenUsed="1"/>
-    <w:lsdException w:name="toc 4" w:semiHidden="1" w:uiPriority="39" w:unhideWhenUsed="1"/>
-    <w:lsdException w:name="toc 5" w:semiHidden="1" w:uiPriority="39" w:unhideWhenUsed="1"/>
-    <w:lsdException w:name="toc 6" w:semiHidden="1" w:uiPriority="39" w:unhideWhenUsed="1"/>
-    <w:lsdException w:name="toc 7" w:semiHidden="1" w:uiPriority="39" w:unhideWhenUsed="1"/>
-    <w:lsdException w:name="toc 8" w:semiHidden="1" w:uiPriority="39" w:unhideWhenUsed="1"/>
-    <w:lsdException w:name="toc 9" w:semiHidden="1" w:uiPriority="39" w:unhideWhenUsed="1"/>
+    <w:lsdException w:name="toc 1" w:uiPriority="39" w:semiHidden="1" w:unhideWhenUsed="1"/>
+    <w:lsdException w:name="toc 2" w:uiPriority="39" w:semiHidden="1" w:unhideWhenUsed="1"/>
+    <w:lsdException w:name="toc 3" w:uiPriority="39" w:semiHidden="1" w:unhideWhenUsed="1"/>
+    <w:lsdException w:name="toc 4" w:uiPriority="39" w:semiHidden="1" w:unhideWhenUsed="1"/>
+    <w:lsdException w:name="toc 5" w:uiPriority="39" w:semiHidden="1" w:unhideWhenUsed="1"/>
+    <w:lsdException w:name="toc 6" w:uiPriority="39" w:semiHidden="1" w:unhideWhenUsed="1"/>
+    <w:lsdException w:name="toc 7" w:uiPriority="39" w:semiHidden="1" w:unhideWhenUsed="1"/>
+    <w:lsdException w:name="toc 8" w:uiPriority="39" w:semiHidden="1" w:unhideWhenUsed="1"/>
+    <w:lsdException w:name="toc 9" w:uiPriority="39" w:semiHidden="1" w:unhideWhenUsed="1"/>
     <w:lsdException w:name="Normal Indent" w:semiHidden="1" w:unhideWhenUsed="1"/>
     <w:lsdException w:name="footnote text" w:semiHidden="1" w:unhideWhenUsed="1"/>
     <w:lsdException w:name="annotation text" w:semiHidden="1" w:unhideWhenUsed="1"/>
     <w:lsdException w:name="header" w:semiHidden="1" w:unhideWhenUsed="1"/>
     <w:lsdException w:name="footer" w:semiHidden="1" w:unhideWhenUsed="1"/>
     <w:lsdException w:name="index heading" w:semiHidden="1" w:unhideWhenUsed="1"/>
-    <w:lsdException w:name="caption" w:semiHidden="1" w:uiPriority="35" w:unhideWhenUsed="1" w:qFormat="1"/>
+    <w:lsdException w:name="caption" w:uiPriority="35" w:semiHidden="1" w:unhideWhenUsed="1" w:qFormat="1"/>
     <w:lsdException w:name="table of figures" w:semiHidden="1" w:unhideWhenUsed="1"/>
     <w:lsdException w:name="envelope address" w:semiHidden="1" w:unhideWhenUsed="1"/>
     <w:lsdException w:name="envelope return" w:semiHidden="1" w:unhideWhenUsed="1"/>
@@ -5908,7 +12494,7 @@
     <w:lsdException w:name="Title" w:uiPriority="10" w:qFormat="1"/>
     <w:lsdException w:name="Closing" w:semiHidden="1" w:unhideWhenUsed="1"/>
     <w:lsdException w:name="Signature" w:semiHidden="1" w:unhideWhenUsed="1"/>
-    <w:lsdException w:name="Default Paragraph Font" w:semiHidden="1" w:uiPriority="1" w:unhideWhenUsed="1"/>
+    <w:lsdException w:name="Default Paragraph Font" w:uiPriority="1" w:semiHidden="1" w:unhideWhenUsed="1"/>
     <w:lsdException w:name="Body Text" w:semiHidden="1" w:unhideWhenUsed="1"/>
     <w:lsdException w:name="Body Text Indent" w:semiHidden="1" w:unhideWhenUsed="1"/>
     <w:lsdException w:name="List Continue" w:semiHidden="1" w:unhideWhenUsed="1"/>
@@ -6108,8 +12694,8 @@
     <w:lsdException w:name="Subtle Reference" w:uiPriority="31" w:qFormat="1"/>
     <w:lsdException w:name="Intense Reference" w:uiPriority="32" w:qFormat="1"/>
     <w:lsdException w:name="Book Title" w:uiPriority="33" w:qFormat="1"/>
-    <w:lsdException w:name="Bibliography" w:semiHidden="1" w:uiPriority="37" w:unhideWhenUsed="1"/>
-    <w:lsdException w:name="TOC Heading" w:semiHidden="1" w:uiPriority="39" w:unhideWhenUsed="1" w:qFormat="1"/>
+    <w:lsdException w:name="Bibliography" w:uiPriority="37" w:semiHidden="1" w:unhideWhenUsed="1"/>
+    <w:lsdException w:name="TOC Heading" w:uiPriority="39" w:semiHidden="1" w:unhideWhenUsed="1" w:qFormat="1"/>
     <w:lsdException w:name="Plain Table 1" w:uiPriority="41"/>
     <w:lsdException w:name="Plain Table 2" w:uiPriority="42"/>
     <w:lsdException w:name="Plain Table 3" w:uiPriority="43"/>
@@ -6220,7 +12806,7 @@
     <w:lsdException w:name="Unresolved Mention" w:semiHidden="1" w:unhideWhenUsed="1"/>
     <w:lsdException w:name="Smart Link" w:semiHidden="1" w:unhideWhenUsed="1"/>
   </w:latentStyles>
-  <w:style w:type="paragraph" w:default="1" w:styleId="Normal">
+  <w:style w:type="paragraph" w:styleId="Normal" w:default="1">
     <w:name w:val="Normal"/>
     <w:qFormat/>
   </w:style>
@@ -6239,7 +12825,7 @@
       <w:outlineLvl w:val="0"/>
     </w:pPr>
     <w:rPr>
-      <w:rFonts w:asciiTheme="majorHAnsi" w:eastAsiaTheme="majorEastAsia" w:hAnsiTheme="majorHAnsi" w:cstheme="majorBidi"/>
+      <w:rFonts w:asciiTheme="majorHAnsi" w:hAnsiTheme="majorHAnsi" w:eastAsiaTheme="majorEastAsia" w:cstheme="majorBidi"/>
       <w:color w:val="0F4761" w:themeColor="accent1" w:themeShade="BF"/>
       <w:sz w:val="40"/>
       <w:szCs w:val="40"/>
@@ -6262,7 +12848,7 @@
       <w:outlineLvl w:val="1"/>
     </w:pPr>
     <w:rPr>
-      <w:rFonts w:asciiTheme="majorHAnsi" w:eastAsiaTheme="majorEastAsia" w:hAnsiTheme="majorHAnsi" w:cstheme="majorBidi"/>
+      <w:rFonts w:asciiTheme="majorHAnsi" w:hAnsiTheme="majorHAnsi" w:eastAsiaTheme="majorEastAsia" w:cstheme="majorBidi"/>
       <w:color w:val="0F4761" w:themeColor="accent1" w:themeShade="BF"/>
       <w:sz w:val="32"/>
       <w:szCs w:val="32"/>
@@ -6423,12 +13009,12 @@
       <w:color w:val="272727" w:themeColor="text1" w:themeTint="D8"/>
     </w:rPr>
   </w:style>
-  <w:style w:type="character" w:default="1" w:styleId="Fuentedeprrafopredeter">
+  <w:style w:type="character" w:styleId="Fuentedeprrafopredeter" w:default="1">
     <w:name w:val="Default Paragraph Font"/>
     <w:uiPriority w:val="1"/>
     <w:unhideWhenUsed/>
   </w:style>
-  <w:style w:type="table" w:default="1" w:styleId="Tablanormal">
+  <w:style w:type="table" w:styleId="Tablanormal" w:default="1">
     <w:name w:val="Normal Table"/>
     <w:uiPriority w:val="99"/>
     <w:semiHidden/>
@@ -6443,26 +13029,26 @@
       </w:tblCellMar>
     </w:tblPr>
   </w:style>
-  <w:style w:type="numbering" w:default="1" w:styleId="Sinlista">
+  <w:style w:type="numbering" w:styleId="Sinlista" w:default="1">
     <w:name w:val="No List"/>
     <w:uiPriority w:val="99"/>
     <w:semiHidden/>
     <w:unhideWhenUsed/>
   </w:style>
-  <w:style w:type="character" w:customStyle="1" w:styleId="Ttulo1Car">
+  <w:style w:type="character" w:styleId="Ttulo1Car" w:customStyle="1">
     <w:name w:val="Título 1 Car"/>
     <w:basedOn w:val="Fuentedeprrafopredeter"/>
     <w:link w:val="Ttulo1"/>
     <w:uiPriority w:val="9"/>
     <w:rsid w:val="004D12F9"/>
     <w:rPr>
-      <w:rFonts w:asciiTheme="majorHAnsi" w:eastAsiaTheme="majorEastAsia" w:hAnsiTheme="majorHAnsi" w:cstheme="majorBidi"/>
+      <w:rFonts w:asciiTheme="majorHAnsi" w:hAnsiTheme="majorHAnsi" w:eastAsiaTheme="majorEastAsia" w:cstheme="majorBidi"/>
       <w:color w:val="0F4761" w:themeColor="accent1" w:themeShade="BF"/>
       <w:sz w:val="40"/>
       <w:szCs w:val="40"/>
     </w:rPr>
   </w:style>
-  <w:style w:type="character" w:customStyle="1" w:styleId="Ttulo2Car">
+  <w:style w:type="character" w:styleId="Ttulo2Car" w:customStyle="1">
     <w:name w:val="Título 2 Car"/>
     <w:basedOn w:val="Fuentedeprrafopredeter"/>
     <w:link w:val="Ttulo2"/>
@@ -6470,13 +13056,13 @@
     <w:semiHidden/>
     <w:rsid w:val="004D12F9"/>
     <w:rPr>
-      <w:rFonts w:asciiTheme="majorHAnsi" w:eastAsiaTheme="majorEastAsia" w:hAnsiTheme="majorHAnsi" w:cstheme="majorBidi"/>
+      <w:rFonts w:asciiTheme="majorHAnsi" w:hAnsiTheme="majorHAnsi" w:eastAsiaTheme="majorEastAsia" w:cstheme="majorBidi"/>
       <w:color w:val="0F4761" w:themeColor="accent1" w:themeShade="BF"/>
       <w:sz w:val="32"/>
       <w:szCs w:val="32"/>
     </w:rPr>
   </w:style>
-  <w:style w:type="character" w:customStyle="1" w:styleId="Ttulo3Car">
+  <w:style w:type="character" w:styleId="Ttulo3Car" w:customStyle="1">
     <w:name w:val="Título 3 Car"/>
     <w:basedOn w:val="Fuentedeprrafopredeter"/>
     <w:link w:val="Ttulo3"/>
@@ -6490,7 +13076,7 @@
       <w:szCs w:val="28"/>
     </w:rPr>
   </w:style>
-  <w:style w:type="character" w:customStyle="1" w:styleId="Ttulo4Car">
+  <w:style w:type="character" w:styleId="Ttulo4Car" w:customStyle="1">
     <w:name w:val="Título 4 Car"/>
     <w:basedOn w:val="Fuentedeprrafopredeter"/>
     <w:link w:val="Ttulo4"/>
@@ -6504,7 +13090,7 @@
       <w:color w:val="0F4761" w:themeColor="accent1" w:themeShade="BF"/>
     </w:rPr>
   </w:style>
-  <w:style w:type="character" w:customStyle="1" w:styleId="Ttulo5Car">
+  <w:style w:type="character" w:styleId="Ttulo5Car" w:customStyle="1">
     <w:name w:val="Título 5 Car"/>
     <w:basedOn w:val="Fuentedeprrafopredeter"/>
     <w:link w:val="Ttulo5"/>
@@ -6516,7 +13102,7 @@
       <w:color w:val="0F4761" w:themeColor="accent1" w:themeShade="BF"/>
     </w:rPr>
   </w:style>
-  <w:style w:type="character" w:customStyle="1" w:styleId="Ttulo6Car">
+  <w:style w:type="character" w:styleId="Ttulo6Car" w:customStyle="1">
     <w:name w:val="Título 6 Car"/>
     <w:basedOn w:val="Fuentedeprrafopredeter"/>
     <w:link w:val="Ttulo6"/>
@@ -6530,7 +13116,7 @@
       <w:color w:val="595959" w:themeColor="text1" w:themeTint="A6"/>
     </w:rPr>
   </w:style>
-  <w:style w:type="character" w:customStyle="1" w:styleId="Ttulo7Car">
+  <w:style w:type="character" w:styleId="Ttulo7Car" w:customStyle="1">
     <w:name w:val="Título 7 Car"/>
     <w:basedOn w:val="Fuentedeprrafopredeter"/>
     <w:link w:val="Ttulo7"/>
@@ -6542,7 +13128,7 @@
       <w:color w:val="595959" w:themeColor="text1" w:themeTint="A6"/>
     </w:rPr>
   </w:style>
-  <w:style w:type="character" w:customStyle="1" w:styleId="Ttulo8Car">
+  <w:style w:type="character" w:styleId="Ttulo8Car" w:customStyle="1">
     <w:name w:val="Título 8 Car"/>
     <w:basedOn w:val="Fuentedeprrafopredeter"/>
     <w:link w:val="Ttulo8"/>
@@ -6556,7 +13142,7 @@
       <w:color w:val="272727" w:themeColor="text1" w:themeTint="D8"/>
     </w:rPr>
   </w:style>
-  <w:style w:type="character" w:customStyle="1" w:styleId="Ttulo9Car">
+  <w:style w:type="character" w:styleId="Ttulo9Car" w:customStyle="1">
     <w:name w:val="Título 9 Car"/>
     <w:basedOn w:val="Fuentedeprrafopredeter"/>
     <w:link w:val="Ttulo9"/>
@@ -6581,21 +13167,21 @@
       <w:contextualSpacing/>
     </w:pPr>
     <w:rPr>
-      <w:rFonts w:asciiTheme="majorHAnsi" w:eastAsiaTheme="majorEastAsia" w:hAnsiTheme="majorHAnsi" w:cstheme="majorBidi"/>
+      <w:rFonts w:asciiTheme="majorHAnsi" w:hAnsiTheme="majorHAnsi" w:eastAsiaTheme="majorEastAsia" w:cstheme="majorBidi"/>
       <w:spacing w:val="-10"/>
       <w:kern w:val="28"/>
       <w:sz w:val="56"/>
       <w:szCs w:val="56"/>
     </w:rPr>
   </w:style>
-  <w:style w:type="character" w:customStyle="1" w:styleId="TtuloCar">
+  <w:style w:type="character" w:styleId="TtuloCar" w:customStyle="1">
     <w:name w:val="Título Car"/>
     <w:basedOn w:val="Fuentedeprrafopredeter"/>
     <w:link w:val="Ttulo"/>
     <w:uiPriority w:val="10"/>
     <w:rsid w:val="004D12F9"/>
     <w:rPr>
-      <w:rFonts w:asciiTheme="majorHAnsi" w:eastAsiaTheme="majorEastAsia" w:hAnsiTheme="majorHAnsi" w:cstheme="majorBidi"/>
+      <w:rFonts w:asciiTheme="majorHAnsi" w:hAnsiTheme="majorHAnsi" w:eastAsiaTheme="majorEastAsia" w:cstheme="majorBidi"/>
       <w:spacing w:val="-10"/>
       <w:kern w:val="28"/>
       <w:sz w:val="56"/>
@@ -6623,7 +13209,7 @@
       <w:szCs w:val="28"/>
     </w:rPr>
   </w:style>
-  <w:style w:type="character" w:customStyle="1" w:styleId="SubttuloCar">
+  <w:style w:type="character" w:styleId="SubttuloCar" w:customStyle="1">
     <w:name w:val="Subtítulo Car"/>
     <w:basedOn w:val="Fuentedeprrafopredeter"/>
     <w:link w:val="Subttulo"/>
@@ -6655,7 +13241,7 @@
       <w:color w:val="404040" w:themeColor="text1" w:themeTint="BF"/>
     </w:rPr>
   </w:style>
-  <w:style w:type="character" w:customStyle="1" w:styleId="CitaCar">
+  <w:style w:type="character" w:styleId="CitaCar" w:customStyle="1">
     <w:name w:val="Cita Car"/>
     <w:basedOn w:val="Fuentedeprrafopredeter"/>
     <w:link w:val="Cita"/>
@@ -6700,8 +13286,8 @@
     <w:rsid w:val="004D12F9"/>
     <w:pPr>
       <w:pBdr>
-        <w:top w:val="single" w:sz="4" w:space="10" w:color="0F4761" w:themeColor="accent1" w:themeShade="BF"/>
-        <w:bottom w:val="single" w:sz="4" w:space="10" w:color="0F4761" w:themeColor="accent1" w:themeShade="BF"/>
+        <w:top w:val="single" w:color="0F4761" w:themeColor="accent1" w:themeShade="BF" w:sz="4" w:space="10"/>
+        <w:bottom w:val="single" w:color="0F4761" w:themeColor="accent1" w:themeShade="BF" w:sz="4" w:space="10"/>
       </w:pBdr>
       <w:spacing w:before="360" w:after="360"/>
       <w:ind w:left="864" w:right="864"/>
@@ -6713,7 +13299,7 @@
       <w:color w:val="0F4761" w:themeColor="accent1" w:themeShade="BF"/>
     </w:rPr>
   </w:style>
-  <w:style w:type="character" w:customStyle="1" w:styleId="CitadestacadaCar">
+  <w:style w:type="character" w:styleId="CitadestacadaCar" w:customStyle="1">
     <w:name w:val="Cita destacada Car"/>
     <w:basedOn w:val="Fuentedeprrafopredeter"/>
     <w:link w:val="Citadestacada"/>
@@ -6751,12 +13337,12 @@
       <w:tblStyleRowBandSize w:val="1"/>
       <w:tblStyleColBandSize w:val="1"/>
       <w:tblBorders>
-        <w:top w:val="single" w:sz="4" w:space="0" w:color="84E290" w:themeColor="accent3" w:themeTint="66"/>
-        <w:left w:val="single" w:sz="4" w:space="0" w:color="84E290" w:themeColor="accent3" w:themeTint="66"/>
-        <w:bottom w:val="single" w:sz="4" w:space="0" w:color="84E290" w:themeColor="accent3" w:themeTint="66"/>
-        <w:right w:val="single" w:sz="4" w:space="0" w:color="84E290" w:themeColor="accent3" w:themeTint="66"/>
-        <w:insideH w:val="single" w:sz="4" w:space="0" w:color="84E290" w:themeColor="accent3" w:themeTint="66"/>
-        <w:insideV w:val="single" w:sz="4" w:space="0" w:color="84E290" w:themeColor="accent3" w:themeTint="66"/>
+        <w:top w:val="single" w:color="84E290" w:themeColor="accent3" w:themeTint="66" w:sz="4" w:space="0"/>
+        <w:left w:val="single" w:color="84E290" w:themeColor="accent3" w:themeTint="66" w:sz="4" w:space="0"/>
+        <w:bottom w:val="single" w:color="84E290" w:themeColor="accent3" w:themeTint="66" w:sz="4" w:space="0"/>
+        <w:right w:val="single" w:color="84E290" w:themeColor="accent3" w:themeTint="66" w:sz="4" w:space="0"/>
+        <w:insideH w:val="single" w:color="84E290" w:themeColor="accent3" w:themeTint="66" w:sz="4" w:space="0"/>
+        <w:insideV w:val="single" w:color="84E290" w:themeColor="accent3" w:themeTint="66" w:sz="4" w:space="0"/>
       </w:tblBorders>
     </w:tblPr>
     <w:tblStylePr w:type="firstRow">
@@ -6767,7 +13353,7 @@
       <w:tblPr/>
       <w:tcPr>
         <w:tcBorders>
-          <w:bottom w:val="single" w:sz="12" w:space="0" w:color="47D459" w:themeColor="accent3" w:themeTint="99"/>
+          <w:bottom w:val="single" w:color="47D459" w:themeColor="accent3" w:themeTint="99" w:sz="12" w:space="0"/>
         </w:tcBorders>
       </w:tcPr>
     </w:tblStylePr>
@@ -6779,7 +13365,7 @@
       <w:tblPr/>
       <w:tcPr>
         <w:tcBorders>
-          <w:top w:val="double" w:sz="2" w:space="0" w:color="47D459" w:themeColor="accent3" w:themeTint="99"/>
+          <w:top w:val="double" w:color="47D459" w:themeColor="accent3" w:themeTint="99" w:sz="2" w:space="0"/>
         </w:tcBorders>
       </w:tcPr>
     </w:tblStylePr>
@@ -6795,12 +13381,38 @@
         <w:bCs/>
       </w:rPr>
     </w:tblStylePr>
+  </w:style>
+  <w:style xmlns:w="http://schemas.openxmlformats.org/wordprocessingml/2006/main" w:type="table" w:styleId="TableGrid">
+    <w:name xmlns:w="http://schemas.openxmlformats.org/wordprocessingml/2006/main" w:val="Table Grid"/>
+    <w:basedOn xmlns:w="http://schemas.openxmlformats.org/wordprocessingml/2006/main" w:val="Tablanormal"/>
+    <w:uiPriority xmlns:w="http://schemas.openxmlformats.org/wordprocessingml/2006/main" w:val="59"/>
+    <w:rsid xmlns:w="http://schemas.openxmlformats.org/wordprocessingml/2006/main" w:val="00FB4123"/>
+    <w:pPr xmlns:w="http://schemas.openxmlformats.org/wordprocessingml/2006/main">
+      <w:spacing w:after="0" w:line="240" w:lineRule="auto"/>
+    </w:pPr>
+    <w:tblPr xmlns:w="http://schemas.openxmlformats.org/wordprocessingml/2006/main">
+      <w:tblInd w:w="0" w:type="dxa"/>
+      <w:tblBorders>
+        <w:top w:val="single" w:color="000000" w:themeColor="text1" w:sz="4" w:space="0"/>
+        <w:left w:val="single" w:color="000000" w:themeColor="text1" w:sz="4" w:space="0"/>
+        <w:bottom w:val="single" w:color="000000" w:themeColor="text1" w:sz="4" w:space="0"/>
+        <w:right w:val="single" w:color="000000" w:themeColor="text1" w:sz="4" w:space="0"/>
+        <w:insideH w:val="single" w:color="000000" w:themeColor="text1" w:sz="4" w:space="0"/>
+        <w:insideV w:val="single" w:color="000000" w:themeColor="text1" w:sz="4" w:space="0"/>
+      </w:tblBorders>
+      <w:tblCellMar>
+        <w:top w:w="0" w:type="dxa"/>
+        <w:left w:w="108" w:type="dxa"/>
+        <w:bottom w:w="0" w:type="dxa"/>
+        <w:right w:w="108" w:type="dxa"/>
+      </w:tblCellMar>
+    </w:tblPr>
   </w:style>
 </w:styles>
 </file>
 
 <file path=word/theme/theme1.xml><?xml version="1.0" encoding="utf-8"?>
-<a:theme xmlns:a="http://schemas.openxmlformats.org/drawingml/2006/main" name="Tema de Office">
+<a:theme xmlns:a="http://schemas.openxmlformats.org/drawingml/2006/main" xmlns:thm15="http://schemas.microsoft.com/office/thememl/2012/main" name="Tema de Office">
   <a:themeElements>
     <a:clrScheme name="Office">
       <a:dk1>
